--- a/2026_earwig_allometry_supp_mat.docx
+++ b/2026_earwig_allometry_supp_mat.docx
@@ -7,7 +7,7 @@
         <w:pStyle w:val="Title"/>
       </w:pPr>
       <w:r>
-        <w:t xml:space="preserve">Supplemental Material: Hierarchical structuring of weapon allometry and its evolutionary consequences.</w:t>
+        <w:t xml:space="preserve">Supplemental Material: Hierarchical structuring of weapon allometry in the European earwig.</w:t>
       </w:r>
     </w:p>
     <w:p>

--- a/2026_earwig_allometry_supp_mat.docx
+++ b/2026_earwig_allometry_supp_mat.docx
@@ -101,18 +101,10 @@
         <w:br w:type="page"/>
       </w:r>
     </w:p>
+    <w:bookmarkStart w:id="24" w:name="statistical-models"/>
     <w:p>
       <w:pPr>
-        <w:pStyle w:val="BodyText"/>
-      </w:pPr>
-      <w:r>
-        <w:t xml:space="preserve">We modelled log-transformed forceps length as a Gaussian response with identity link. Fixed effects included all lower-order terms implied by interactions between body size (log pronotum width), sex or male morph, diet, and density. Maternal identity was included as a varying intercept and slope (on log body size), allowing both mean trait size and allometric slope to vary among families.</w:t>
-      </w:r>
-    </w:p>
-    <w:bookmarkStart w:id="23" w:name="statistical-models"/>
-    <w:p>
-      <w:pPr>
-        <w:pStyle w:val="Heading2"/>
+        <w:pStyle w:val="Heading1"/>
       </w:pPr>
       <w:r>
         <w:t xml:space="preserve">Statistical models</w:t>
@@ -132,7 +124,13 @@
         <w:pStyle w:val="FirstParagraph"/>
       </w:pPr>
       <w:r>
-        <w:t xml:space="preserve">We modelled log-transformed forceps length as:</w:t>
+        <w:t xml:space="preserve">We modelled log forceps length as a linear function of body size, sex, diet, and density, including all lower-order terms and interactions among predictors.</w:t>
+      </w:r>
+      <w:r>
+        <w:t xml:space="preserve"> </w:t>
+      </w:r>
+      <w:r>
+        <w:t xml:space="preserve">Model structure:</w:t>
       </w:r>
     </w:p>
     <w:p>
@@ -148,7 +146,19 @@
             <m:rPr>
               <m:sty m:val="p"/>
             </m:rPr>
-            <m:t>log</m:t>
+            <m:t>l</m:t>
+          </m:r>
+          <m:r>
+            <m:rPr>
+              <m:sty m:val="p"/>
+            </m:rPr>
+            <m:t>o</m:t>
+          </m:r>
+          <m:r>
+            <m:rPr>
+              <m:sty m:val="p"/>
+            </m:rPr>
+            <m:t>g</m:t>
           </m:r>
           <m:sSub>
             <m:e>
@@ -174,9 +184,38 @@
           <m:r>
             <m:rPr>
               <m:sty m:val="p"/>
-              <m:scr m:val="script"/>
             </m:rPr>
             <m:t>N</m:t>
+          </m:r>
+          <m:r>
+            <m:rPr>
+              <m:sty m:val="p"/>
+            </m:rPr>
+            <m:t>o</m:t>
+          </m:r>
+          <m:r>
+            <m:rPr>
+              <m:sty m:val="p"/>
+            </m:rPr>
+            <m:t>r</m:t>
+          </m:r>
+          <m:r>
+            <m:rPr>
+              <m:sty m:val="p"/>
+            </m:rPr>
+            <m:t>m</m:t>
+          </m:r>
+          <m:r>
+            <m:rPr>
+              <m:sty m:val="p"/>
+            </m:rPr>
+            <m:t>a</m:t>
+          </m:r>
+          <m:r>
+            <m:rPr>
+              <m:sty m:val="p"/>
+            </m:rPr>
+            <m:t>l</m:t>
           </m:r>
           <m:d>
             <m:dPr>
@@ -263,6 +302,243 @@
             </m:rPr>
             <m:t>+</m:t>
           </m:r>
+          <m:sSub>
+            <m:e>
+              <m:r>
+                <m:t>β</m:t>
+              </m:r>
+            </m:e>
+            <m:sub>
+              <m:r>
+                <m:t>1</m:t>
+              </m:r>
+            </m:sub>
+          </m:sSub>
+          <m:r>
+            <m:rPr>
+              <m:sty m:val="p"/>
+            </m:rPr>
+            <m:t>l</m:t>
+          </m:r>
+          <m:r>
+            <m:rPr>
+              <m:sty m:val="p"/>
+            </m:rPr>
+            <m:t>o</m:t>
+          </m:r>
+          <m:r>
+            <m:rPr>
+              <m:sty m:val="p"/>
+            </m:rPr>
+            <m:t>g</m:t>
+          </m:r>
+          <m:sSub>
+            <m:e>
+              <m:r>
+                <m:t>P</m:t>
+              </m:r>
+            </m:e>
+            <m:sub>
+              <m:r>
+                <m:t>i</m:t>
+              </m:r>
+              <m:r>
+                <m:t>j</m:t>
+              </m:r>
+            </m:sub>
+          </m:sSub>
+          <m:r>
+            <m:rPr>
+              <m:sty m:val="p"/>
+            </m:rPr>
+            <m:t>+</m:t>
+          </m:r>
+          <m:sSub>
+            <m:e>
+              <m:r>
+                <m:t>β</m:t>
+              </m:r>
+            </m:e>
+            <m:sub>
+              <m:r>
+                <m:t>2</m:t>
+              </m:r>
+            </m:sub>
+          </m:sSub>
+          <m:sSub>
+            <m:e>
+              <m:r>
+                <m:rPr>
+                  <m:sty m:val="p"/>
+                </m:rPr>
+                <m:t>s</m:t>
+              </m:r>
+              <m:r>
+                <m:rPr>
+                  <m:sty m:val="p"/>
+                </m:rPr>
+                <m:t>e</m:t>
+              </m:r>
+              <m:r>
+                <m:rPr>
+                  <m:sty m:val="p"/>
+                </m:rPr>
+                <m:t>x</m:t>
+              </m:r>
+            </m:e>
+            <m:sub>
+              <m:r>
+                <m:t>i</m:t>
+              </m:r>
+              <m:r>
+                <m:t>j</m:t>
+              </m:r>
+            </m:sub>
+          </m:sSub>
+          <m:r>
+            <m:rPr>
+              <m:sty m:val="p"/>
+            </m:rPr>
+            <m:t>+</m:t>
+          </m:r>
+          <m:sSub>
+            <m:e>
+              <m:r>
+                <m:t>β</m:t>
+              </m:r>
+            </m:e>
+            <m:sub>
+              <m:r>
+                <m:t>3</m:t>
+              </m:r>
+            </m:sub>
+          </m:sSub>
+          <m:sSub>
+            <m:e>
+              <m:r>
+                <m:rPr>
+                  <m:sty m:val="p"/>
+                </m:rPr>
+                <m:t>d</m:t>
+              </m:r>
+              <m:r>
+                <m:rPr>
+                  <m:sty m:val="p"/>
+                </m:rPr>
+                <m:t>i</m:t>
+              </m:r>
+              <m:r>
+                <m:rPr>
+                  <m:sty m:val="p"/>
+                </m:rPr>
+                <m:t>e</m:t>
+              </m:r>
+              <m:r>
+                <m:rPr>
+                  <m:sty m:val="p"/>
+                </m:rPr>
+                <m:t>t</m:t>
+              </m:r>
+            </m:e>
+            <m:sub>
+              <m:r>
+                <m:t>i</m:t>
+              </m:r>
+              <m:r>
+                <m:t>j</m:t>
+              </m:r>
+            </m:sub>
+          </m:sSub>
+          <m:r>
+            <m:rPr>
+              <m:sty m:val="p"/>
+            </m:rPr>
+            <m:t>+</m:t>
+          </m:r>
+          <m:sSub>
+            <m:e>
+              <m:r>
+                <m:t>β</m:t>
+              </m:r>
+            </m:e>
+            <m:sub>
+              <m:r>
+                <m:t>4</m:t>
+              </m:r>
+            </m:sub>
+          </m:sSub>
+          <m:sSub>
+            <m:e>
+              <m:r>
+                <m:rPr>
+                  <m:sty m:val="p"/>
+                </m:rPr>
+                <m:t>d</m:t>
+              </m:r>
+              <m:r>
+                <m:rPr>
+                  <m:sty m:val="p"/>
+                </m:rPr>
+                <m:t>e</m:t>
+              </m:r>
+              <m:r>
+                <m:rPr>
+                  <m:sty m:val="p"/>
+                </m:rPr>
+                <m:t>n</m:t>
+              </m:r>
+              <m:r>
+                <m:rPr>
+                  <m:sty m:val="p"/>
+                </m:rPr>
+                <m:t>s</m:t>
+              </m:r>
+              <m:r>
+                <m:rPr>
+                  <m:sty m:val="p"/>
+                </m:rPr>
+                <m:t>i</m:t>
+              </m:r>
+              <m:r>
+                <m:rPr>
+                  <m:sty m:val="p"/>
+                </m:rPr>
+                <m:t>t</m:t>
+              </m:r>
+              <m:r>
+                <m:rPr>
+                  <m:sty m:val="p"/>
+                </m:rPr>
+                <m:t>y</m:t>
+              </m:r>
+            </m:e>
+            <m:sub>
+              <m:r>
+                <m:t>i</m:t>
+              </m:r>
+              <m:r>
+                <m:t>j</m:t>
+              </m:r>
+            </m:sub>
+          </m:sSub>
+          <m:r>
+            <m:rPr>
+              <m:sty m:val="p"/>
+            </m:rPr>
+            <m:t>+</m:t>
+          </m:r>
+          <m:sSub>
+            <m:e>
+              <m:r>
+                <m:t>β</m:t>
+              </m:r>
+            </m:e>
+            <m:sub>
+              <m:r>
+                <m:t>5</m:t>
+              </m:r>
+            </m:sub>
+          </m:sSub>
           <m:d>
             <m:dPr>
               <m:begChr m:val="("/>
@@ -275,7 +551,19 @@
                 <m:rPr>
                   <m:sty m:val="p"/>
                 </m:rPr>
-                <m:t>log</m:t>
+                <m:t>l</m:t>
+              </m:r>
+              <m:r>
+                <m:rPr>
+                  <m:sty m:val="p"/>
+                </m:rPr>
+                <m:t>o</m:t>
+              </m:r>
+              <m:r>
+                <m:rPr>
+                  <m:sty m:val="p"/>
+                </m:rPr>
+                <m:t>g</m:t>
               </m:r>
               <m:sSub>
                 <m:e>
@@ -302,60 +590,21 @@
                 <m:e>
                   <m:r>
                     <m:rPr>
-                      <m:nor/>
-                      <m:sty m:val="p"/>
-                    </m:rPr>
-                    <m:t>sex</m:t>
-                  </m:r>
-                </m:e>
-                <m:sub>
-                  <m:r>
-                    <m:t>i</m:t>
-                  </m:r>
-                  <m:r>
-                    <m:t>j</m:t>
-                  </m:r>
-                </m:sub>
-              </m:sSub>
-              <m:r>
-                <m:rPr>
-                  <m:sty m:val="p"/>
-                </m:rPr>
-                <m:t>×</m:t>
-              </m:r>
-              <m:sSub>
-                <m:e>
-                  <m:r>
-                    <m:rPr>
-                      <m:nor/>
-                      <m:sty m:val="p"/>
-                    </m:rPr>
-                    <m:t>diet</m:t>
-                  </m:r>
-                </m:e>
-                <m:sub>
-                  <m:r>
-                    <m:t>i</m:t>
-                  </m:r>
-                  <m:r>
-                    <m:t>j</m:t>
-                  </m:r>
-                </m:sub>
-              </m:sSub>
-              <m:r>
-                <m:rPr>
-                  <m:sty m:val="p"/>
-                </m:rPr>
-                <m:t>×</m:t>
-              </m:r>
-              <m:sSub>
-                <m:e>
-                  <m:r>
-                    <m:rPr>
-                      <m:nor/>
-                      <m:sty m:val="p"/>
-                    </m:rPr>
-                    <m:t>density</m:t>
+                      <m:sty m:val="p"/>
+                    </m:rPr>
+                    <m:t>s</m:t>
+                  </m:r>
+                  <m:r>
+                    <m:rPr>
+                      <m:sty m:val="p"/>
+                    </m:rPr>
+                    <m:t>e</m:t>
+                  </m:r>
+                  <m:r>
+                    <m:rPr>
+                      <m:sty m:val="p"/>
+                    </m:rPr>
+                    <m:t>x</m:t>
                   </m:r>
                 </m:e>
                 <m:sub>
@@ -378,6 +627,1390 @@
           <m:sSub>
             <m:e>
               <m:r>
+                <m:t>β</m:t>
+              </m:r>
+            </m:e>
+            <m:sub>
+              <m:r>
+                <m:t>6</m:t>
+              </m:r>
+            </m:sub>
+          </m:sSub>
+          <m:d>
+            <m:dPr>
+              <m:begChr m:val="("/>
+              <m:sepChr m:val=""/>
+              <m:endChr m:val=")"/>
+              <m:grow/>
+            </m:dPr>
+            <m:e>
+              <m:r>
+                <m:rPr>
+                  <m:sty m:val="p"/>
+                </m:rPr>
+                <m:t>l</m:t>
+              </m:r>
+              <m:r>
+                <m:rPr>
+                  <m:sty m:val="p"/>
+                </m:rPr>
+                <m:t>o</m:t>
+              </m:r>
+              <m:r>
+                <m:rPr>
+                  <m:sty m:val="p"/>
+                </m:rPr>
+                <m:t>g</m:t>
+              </m:r>
+              <m:sSub>
+                <m:e>
+                  <m:r>
+                    <m:t>P</m:t>
+                  </m:r>
+                </m:e>
+                <m:sub>
+                  <m:r>
+                    <m:t>i</m:t>
+                  </m:r>
+                  <m:r>
+                    <m:t>j</m:t>
+                  </m:r>
+                </m:sub>
+              </m:sSub>
+              <m:r>
+                <m:rPr>
+                  <m:sty m:val="p"/>
+                </m:rPr>
+                <m:t>×</m:t>
+              </m:r>
+              <m:sSub>
+                <m:e>
+                  <m:r>
+                    <m:rPr>
+                      <m:sty m:val="p"/>
+                    </m:rPr>
+                    <m:t>d</m:t>
+                  </m:r>
+                  <m:r>
+                    <m:rPr>
+                      <m:sty m:val="p"/>
+                    </m:rPr>
+                    <m:t>i</m:t>
+                  </m:r>
+                  <m:r>
+                    <m:rPr>
+                      <m:sty m:val="p"/>
+                    </m:rPr>
+                    <m:t>e</m:t>
+                  </m:r>
+                  <m:r>
+                    <m:rPr>
+                      <m:sty m:val="p"/>
+                    </m:rPr>
+                    <m:t>t</m:t>
+                  </m:r>
+                </m:e>
+                <m:sub>
+                  <m:r>
+                    <m:t>i</m:t>
+                  </m:r>
+                  <m:r>
+                    <m:t>j</m:t>
+                  </m:r>
+                </m:sub>
+              </m:sSub>
+            </m:e>
+          </m:d>
+          <m:r>
+            <m:rPr>
+              <m:sty m:val="p"/>
+            </m:rPr>
+            <m:t>+</m:t>
+          </m:r>
+          <m:sSub>
+            <m:e>
+              <m:r>
+                <m:t>β</m:t>
+              </m:r>
+            </m:e>
+            <m:sub>
+              <m:r>
+                <m:t>7</m:t>
+              </m:r>
+            </m:sub>
+          </m:sSub>
+          <m:d>
+            <m:dPr>
+              <m:begChr m:val="("/>
+              <m:sepChr m:val=""/>
+              <m:endChr m:val=")"/>
+              <m:grow/>
+            </m:dPr>
+            <m:e>
+              <m:r>
+                <m:rPr>
+                  <m:sty m:val="p"/>
+                </m:rPr>
+                <m:t>l</m:t>
+              </m:r>
+              <m:r>
+                <m:rPr>
+                  <m:sty m:val="p"/>
+                </m:rPr>
+                <m:t>o</m:t>
+              </m:r>
+              <m:r>
+                <m:rPr>
+                  <m:sty m:val="p"/>
+                </m:rPr>
+                <m:t>g</m:t>
+              </m:r>
+              <m:sSub>
+                <m:e>
+                  <m:r>
+                    <m:t>P</m:t>
+                  </m:r>
+                </m:e>
+                <m:sub>
+                  <m:r>
+                    <m:t>i</m:t>
+                  </m:r>
+                  <m:r>
+                    <m:t>j</m:t>
+                  </m:r>
+                </m:sub>
+              </m:sSub>
+              <m:r>
+                <m:rPr>
+                  <m:sty m:val="p"/>
+                </m:rPr>
+                <m:t>×</m:t>
+              </m:r>
+              <m:sSub>
+                <m:e>
+                  <m:r>
+                    <m:rPr>
+                      <m:sty m:val="p"/>
+                    </m:rPr>
+                    <m:t>d</m:t>
+                  </m:r>
+                  <m:r>
+                    <m:rPr>
+                      <m:sty m:val="p"/>
+                    </m:rPr>
+                    <m:t>e</m:t>
+                  </m:r>
+                  <m:r>
+                    <m:rPr>
+                      <m:sty m:val="p"/>
+                    </m:rPr>
+                    <m:t>n</m:t>
+                  </m:r>
+                  <m:r>
+                    <m:rPr>
+                      <m:sty m:val="p"/>
+                    </m:rPr>
+                    <m:t>s</m:t>
+                  </m:r>
+                  <m:r>
+                    <m:rPr>
+                      <m:sty m:val="p"/>
+                    </m:rPr>
+                    <m:t>i</m:t>
+                  </m:r>
+                  <m:r>
+                    <m:rPr>
+                      <m:sty m:val="p"/>
+                    </m:rPr>
+                    <m:t>t</m:t>
+                  </m:r>
+                  <m:r>
+                    <m:rPr>
+                      <m:sty m:val="p"/>
+                    </m:rPr>
+                    <m:t>y</m:t>
+                  </m:r>
+                </m:e>
+                <m:sub>
+                  <m:r>
+                    <m:t>i</m:t>
+                  </m:r>
+                  <m:r>
+                    <m:t>j</m:t>
+                  </m:r>
+                </m:sub>
+              </m:sSub>
+            </m:e>
+          </m:d>
+          <m:r>
+            <m:rPr>
+              <m:sty m:val="p"/>
+            </m:rPr>
+            <m:t>+</m:t>
+          </m:r>
+          <m:sSub>
+            <m:e>
+              <m:r>
+                <m:t>β</m:t>
+              </m:r>
+            </m:e>
+            <m:sub>
+              <m:r>
+                <m:t>8</m:t>
+              </m:r>
+            </m:sub>
+          </m:sSub>
+          <m:d>
+            <m:dPr>
+              <m:begChr m:val="("/>
+              <m:sepChr m:val=""/>
+              <m:endChr m:val=")"/>
+              <m:grow/>
+            </m:dPr>
+            <m:e>
+              <m:sSub>
+                <m:e>
+                  <m:r>
+                    <m:rPr>
+                      <m:sty m:val="p"/>
+                    </m:rPr>
+                    <m:t>s</m:t>
+                  </m:r>
+                  <m:r>
+                    <m:rPr>
+                      <m:sty m:val="p"/>
+                    </m:rPr>
+                    <m:t>e</m:t>
+                  </m:r>
+                  <m:r>
+                    <m:rPr>
+                      <m:sty m:val="p"/>
+                    </m:rPr>
+                    <m:t>x</m:t>
+                  </m:r>
+                </m:e>
+                <m:sub>
+                  <m:r>
+                    <m:t>i</m:t>
+                  </m:r>
+                  <m:r>
+                    <m:t>j</m:t>
+                  </m:r>
+                </m:sub>
+              </m:sSub>
+              <m:r>
+                <m:rPr>
+                  <m:sty m:val="p"/>
+                </m:rPr>
+                <m:t>×</m:t>
+              </m:r>
+              <m:sSub>
+                <m:e>
+                  <m:r>
+                    <m:rPr>
+                      <m:sty m:val="p"/>
+                    </m:rPr>
+                    <m:t>d</m:t>
+                  </m:r>
+                  <m:r>
+                    <m:rPr>
+                      <m:sty m:val="p"/>
+                    </m:rPr>
+                    <m:t>i</m:t>
+                  </m:r>
+                  <m:r>
+                    <m:rPr>
+                      <m:sty m:val="p"/>
+                    </m:rPr>
+                    <m:t>e</m:t>
+                  </m:r>
+                  <m:r>
+                    <m:rPr>
+                      <m:sty m:val="p"/>
+                    </m:rPr>
+                    <m:t>t</m:t>
+                  </m:r>
+                </m:e>
+                <m:sub>
+                  <m:r>
+                    <m:t>i</m:t>
+                  </m:r>
+                  <m:r>
+                    <m:t>j</m:t>
+                  </m:r>
+                </m:sub>
+              </m:sSub>
+            </m:e>
+          </m:d>
+          <m:r>
+            <m:rPr>
+              <m:sty m:val="p"/>
+            </m:rPr>
+            <m:t>+</m:t>
+          </m:r>
+          <m:sSub>
+            <m:e>
+              <m:r>
+                <m:t>β</m:t>
+              </m:r>
+            </m:e>
+            <m:sub>
+              <m:r>
+                <m:t>9</m:t>
+              </m:r>
+            </m:sub>
+          </m:sSub>
+          <m:d>
+            <m:dPr>
+              <m:begChr m:val="("/>
+              <m:sepChr m:val=""/>
+              <m:endChr m:val=")"/>
+              <m:grow/>
+            </m:dPr>
+            <m:e>
+              <m:sSub>
+                <m:e>
+                  <m:r>
+                    <m:rPr>
+                      <m:sty m:val="p"/>
+                    </m:rPr>
+                    <m:t>s</m:t>
+                  </m:r>
+                  <m:r>
+                    <m:rPr>
+                      <m:sty m:val="p"/>
+                    </m:rPr>
+                    <m:t>e</m:t>
+                  </m:r>
+                  <m:r>
+                    <m:rPr>
+                      <m:sty m:val="p"/>
+                    </m:rPr>
+                    <m:t>x</m:t>
+                  </m:r>
+                </m:e>
+                <m:sub>
+                  <m:r>
+                    <m:t>i</m:t>
+                  </m:r>
+                  <m:r>
+                    <m:t>j</m:t>
+                  </m:r>
+                </m:sub>
+              </m:sSub>
+              <m:r>
+                <m:rPr>
+                  <m:sty m:val="p"/>
+                </m:rPr>
+                <m:t>×</m:t>
+              </m:r>
+              <m:sSub>
+                <m:e>
+                  <m:r>
+                    <m:rPr>
+                      <m:sty m:val="p"/>
+                    </m:rPr>
+                    <m:t>d</m:t>
+                  </m:r>
+                  <m:r>
+                    <m:rPr>
+                      <m:sty m:val="p"/>
+                    </m:rPr>
+                    <m:t>e</m:t>
+                  </m:r>
+                  <m:r>
+                    <m:rPr>
+                      <m:sty m:val="p"/>
+                    </m:rPr>
+                    <m:t>n</m:t>
+                  </m:r>
+                  <m:r>
+                    <m:rPr>
+                      <m:sty m:val="p"/>
+                    </m:rPr>
+                    <m:t>s</m:t>
+                  </m:r>
+                  <m:r>
+                    <m:rPr>
+                      <m:sty m:val="p"/>
+                    </m:rPr>
+                    <m:t>i</m:t>
+                  </m:r>
+                  <m:r>
+                    <m:rPr>
+                      <m:sty m:val="p"/>
+                    </m:rPr>
+                    <m:t>t</m:t>
+                  </m:r>
+                  <m:r>
+                    <m:rPr>
+                      <m:sty m:val="p"/>
+                    </m:rPr>
+                    <m:t>y</m:t>
+                  </m:r>
+                </m:e>
+                <m:sub>
+                  <m:r>
+                    <m:t>i</m:t>
+                  </m:r>
+                  <m:r>
+                    <m:t>j</m:t>
+                  </m:r>
+                </m:sub>
+              </m:sSub>
+            </m:e>
+          </m:d>
+          <m:r>
+            <m:rPr>
+              <m:sty m:val="p"/>
+            </m:rPr>
+            <m:t>+</m:t>
+          </m:r>
+          <m:sSub>
+            <m:e>
+              <m:r>
+                <m:t>β</m:t>
+              </m:r>
+            </m:e>
+            <m:sub>
+              <m:r>
+                <m:t>10</m:t>
+              </m:r>
+            </m:sub>
+          </m:sSub>
+          <m:d>
+            <m:dPr>
+              <m:begChr m:val="("/>
+              <m:sepChr m:val=""/>
+              <m:endChr m:val=")"/>
+              <m:grow/>
+            </m:dPr>
+            <m:e>
+              <m:sSub>
+                <m:e>
+                  <m:r>
+                    <m:rPr>
+                      <m:sty m:val="p"/>
+                    </m:rPr>
+                    <m:t>d</m:t>
+                  </m:r>
+                  <m:r>
+                    <m:rPr>
+                      <m:sty m:val="p"/>
+                    </m:rPr>
+                    <m:t>i</m:t>
+                  </m:r>
+                  <m:r>
+                    <m:rPr>
+                      <m:sty m:val="p"/>
+                    </m:rPr>
+                    <m:t>e</m:t>
+                  </m:r>
+                  <m:r>
+                    <m:rPr>
+                      <m:sty m:val="p"/>
+                    </m:rPr>
+                    <m:t>t</m:t>
+                  </m:r>
+                </m:e>
+                <m:sub>
+                  <m:r>
+                    <m:t>i</m:t>
+                  </m:r>
+                  <m:r>
+                    <m:t>j</m:t>
+                  </m:r>
+                </m:sub>
+              </m:sSub>
+              <m:r>
+                <m:rPr>
+                  <m:sty m:val="p"/>
+                </m:rPr>
+                <m:t>×</m:t>
+              </m:r>
+              <m:sSub>
+                <m:e>
+                  <m:r>
+                    <m:rPr>
+                      <m:sty m:val="p"/>
+                    </m:rPr>
+                    <m:t>d</m:t>
+                  </m:r>
+                  <m:r>
+                    <m:rPr>
+                      <m:sty m:val="p"/>
+                    </m:rPr>
+                    <m:t>e</m:t>
+                  </m:r>
+                  <m:r>
+                    <m:rPr>
+                      <m:sty m:val="p"/>
+                    </m:rPr>
+                    <m:t>n</m:t>
+                  </m:r>
+                  <m:r>
+                    <m:rPr>
+                      <m:sty m:val="p"/>
+                    </m:rPr>
+                    <m:t>s</m:t>
+                  </m:r>
+                  <m:r>
+                    <m:rPr>
+                      <m:sty m:val="p"/>
+                    </m:rPr>
+                    <m:t>i</m:t>
+                  </m:r>
+                  <m:r>
+                    <m:rPr>
+                      <m:sty m:val="p"/>
+                    </m:rPr>
+                    <m:t>t</m:t>
+                  </m:r>
+                  <m:r>
+                    <m:rPr>
+                      <m:sty m:val="p"/>
+                    </m:rPr>
+                    <m:t>y</m:t>
+                  </m:r>
+                </m:e>
+                <m:sub>
+                  <m:r>
+                    <m:t>i</m:t>
+                  </m:r>
+                  <m:r>
+                    <m:t>j</m:t>
+                  </m:r>
+                </m:sub>
+              </m:sSub>
+            </m:e>
+          </m:d>
+          <m:r>
+            <m:rPr>
+              <m:sty m:val="p"/>
+            </m:rPr>
+            <m:t>+</m:t>
+          </m:r>
+          <m:sSub>
+            <m:e>
+              <m:r>
+                <m:t>β</m:t>
+              </m:r>
+            </m:e>
+            <m:sub>
+              <m:r>
+                <m:t>11</m:t>
+              </m:r>
+            </m:sub>
+          </m:sSub>
+          <m:d>
+            <m:dPr>
+              <m:begChr m:val="("/>
+              <m:sepChr m:val=""/>
+              <m:endChr m:val=")"/>
+              <m:grow/>
+            </m:dPr>
+            <m:e>
+              <m:r>
+                <m:rPr>
+                  <m:sty m:val="p"/>
+                </m:rPr>
+                <m:t>l</m:t>
+              </m:r>
+              <m:r>
+                <m:rPr>
+                  <m:sty m:val="p"/>
+                </m:rPr>
+                <m:t>o</m:t>
+              </m:r>
+              <m:r>
+                <m:rPr>
+                  <m:sty m:val="p"/>
+                </m:rPr>
+                <m:t>g</m:t>
+              </m:r>
+              <m:sSub>
+                <m:e>
+                  <m:r>
+                    <m:t>P</m:t>
+                  </m:r>
+                </m:e>
+                <m:sub>
+                  <m:r>
+                    <m:t>i</m:t>
+                  </m:r>
+                  <m:r>
+                    <m:t>j</m:t>
+                  </m:r>
+                </m:sub>
+              </m:sSub>
+              <m:r>
+                <m:rPr>
+                  <m:sty m:val="p"/>
+                </m:rPr>
+                <m:t>×</m:t>
+              </m:r>
+              <m:sSub>
+                <m:e>
+                  <m:r>
+                    <m:rPr>
+                      <m:sty m:val="p"/>
+                    </m:rPr>
+                    <m:t>s</m:t>
+                  </m:r>
+                  <m:r>
+                    <m:rPr>
+                      <m:sty m:val="p"/>
+                    </m:rPr>
+                    <m:t>e</m:t>
+                  </m:r>
+                  <m:r>
+                    <m:rPr>
+                      <m:sty m:val="p"/>
+                    </m:rPr>
+                    <m:t>x</m:t>
+                  </m:r>
+                </m:e>
+                <m:sub>
+                  <m:r>
+                    <m:t>i</m:t>
+                  </m:r>
+                  <m:r>
+                    <m:t>j</m:t>
+                  </m:r>
+                </m:sub>
+              </m:sSub>
+              <m:r>
+                <m:rPr>
+                  <m:sty m:val="p"/>
+                </m:rPr>
+                <m:t>×</m:t>
+              </m:r>
+              <m:sSub>
+                <m:e>
+                  <m:r>
+                    <m:rPr>
+                      <m:sty m:val="p"/>
+                    </m:rPr>
+                    <m:t>d</m:t>
+                  </m:r>
+                  <m:r>
+                    <m:rPr>
+                      <m:sty m:val="p"/>
+                    </m:rPr>
+                    <m:t>i</m:t>
+                  </m:r>
+                  <m:r>
+                    <m:rPr>
+                      <m:sty m:val="p"/>
+                    </m:rPr>
+                    <m:t>e</m:t>
+                  </m:r>
+                  <m:r>
+                    <m:rPr>
+                      <m:sty m:val="p"/>
+                    </m:rPr>
+                    <m:t>t</m:t>
+                  </m:r>
+                </m:e>
+                <m:sub>
+                  <m:r>
+                    <m:t>i</m:t>
+                  </m:r>
+                  <m:r>
+                    <m:t>j</m:t>
+                  </m:r>
+                </m:sub>
+              </m:sSub>
+            </m:e>
+          </m:d>
+          <m:r>
+            <m:rPr>
+              <m:sty m:val="p"/>
+            </m:rPr>
+            <m:t>+</m:t>
+          </m:r>
+          <m:sSub>
+            <m:e>
+              <m:r>
+                <m:t>β</m:t>
+              </m:r>
+            </m:e>
+            <m:sub>
+              <m:r>
+                <m:t>12</m:t>
+              </m:r>
+            </m:sub>
+          </m:sSub>
+          <m:d>
+            <m:dPr>
+              <m:begChr m:val="("/>
+              <m:sepChr m:val=""/>
+              <m:endChr m:val=")"/>
+              <m:grow/>
+            </m:dPr>
+            <m:e>
+              <m:r>
+                <m:rPr>
+                  <m:sty m:val="p"/>
+                </m:rPr>
+                <m:t>l</m:t>
+              </m:r>
+              <m:r>
+                <m:rPr>
+                  <m:sty m:val="p"/>
+                </m:rPr>
+                <m:t>o</m:t>
+              </m:r>
+              <m:r>
+                <m:rPr>
+                  <m:sty m:val="p"/>
+                </m:rPr>
+                <m:t>g</m:t>
+              </m:r>
+              <m:sSub>
+                <m:e>
+                  <m:r>
+                    <m:t>P</m:t>
+                  </m:r>
+                </m:e>
+                <m:sub>
+                  <m:r>
+                    <m:t>i</m:t>
+                  </m:r>
+                  <m:r>
+                    <m:t>j</m:t>
+                  </m:r>
+                </m:sub>
+              </m:sSub>
+              <m:r>
+                <m:rPr>
+                  <m:sty m:val="p"/>
+                </m:rPr>
+                <m:t>×</m:t>
+              </m:r>
+              <m:sSub>
+                <m:e>
+                  <m:r>
+                    <m:rPr>
+                      <m:sty m:val="p"/>
+                    </m:rPr>
+                    <m:t>s</m:t>
+                  </m:r>
+                  <m:r>
+                    <m:rPr>
+                      <m:sty m:val="p"/>
+                    </m:rPr>
+                    <m:t>e</m:t>
+                  </m:r>
+                  <m:r>
+                    <m:rPr>
+                      <m:sty m:val="p"/>
+                    </m:rPr>
+                    <m:t>x</m:t>
+                  </m:r>
+                </m:e>
+                <m:sub>
+                  <m:r>
+                    <m:t>i</m:t>
+                  </m:r>
+                  <m:r>
+                    <m:t>j</m:t>
+                  </m:r>
+                </m:sub>
+              </m:sSub>
+              <m:r>
+                <m:rPr>
+                  <m:sty m:val="p"/>
+                </m:rPr>
+                <m:t>×</m:t>
+              </m:r>
+              <m:sSub>
+                <m:e>
+                  <m:r>
+                    <m:rPr>
+                      <m:sty m:val="p"/>
+                    </m:rPr>
+                    <m:t>d</m:t>
+                  </m:r>
+                  <m:r>
+                    <m:rPr>
+                      <m:sty m:val="p"/>
+                    </m:rPr>
+                    <m:t>e</m:t>
+                  </m:r>
+                  <m:r>
+                    <m:rPr>
+                      <m:sty m:val="p"/>
+                    </m:rPr>
+                    <m:t>n</m:t>
+                  </m:r>
+                  <m:r>
+                    <m:rPr>
+                      <m:sty m:val="p"/>
+                    </m:rPr>
+                    <m:t>s</m:t>
+                  </m:r>
+                  <m:r>
+                    <m:rPr>
+                      <m:sty m:val="p"/>
+                    </m:rPr>
+                    <m:t>i</m:t>
+                  </m:r>
+                  <m:r>
+                    <m:rPr>
+                      <m:sty m:val="p"/>
+                    </m:rPr>
+                    <m:t>t</m:t>
+                  </m:r>
+                  <m:r>
+                    <m:rPr>
+                      <m:sty m:val="p"/>
+                    </m:rPr>
+                    <m:t>y</m:t>
+                  </m:r>
+                </m:e>
+                <m:sub>
+                  <m:r>
+                    <m:t>i</m:t>
+                  </m:r>
+                  <m:r>
+                    <m:t>j</m:t>
+                  </m:r>
+                </m:sub>
+              </m:sSub>
+            </m:e>
+          </m:d>
+          <m:r>
+            <m:rPr>
+              <m:sty m:val="p"/>
+            </m:rPr>
+            <m:t>+</m:t>
+          </m:r>
+          <m:sSub>
+            <m:e>
+              <m:r>
+                <m:t>β</m:t>
+              </m:r>
+            </m:e>
+            <m:sub>
+              <m:r>
+                <m:t>13</m:t>
+              </m:r>
+            </m:sub>
+          </m:sSub>
+          <m:d>
+            <m:dPr>
+              <m:begChr m:val="("/>
+              <m:sepChr m:val=""/>
+              <m:endChr m:val=")"/>
+              <m:grow/>
+            </m:dPr>
+            <m:e>
+              <m:r>
+                <m:rPr>
+                  <m:sty m:val="p"/>
+                </m:rPr>
+                <m:t>l</m:t>
+              </m:r>
+              <m:r>
+                <m:rPr>
+                  <m:sty m:val="p"/>
+                </m:rPr>
+                <m:t>o</m:t>
+              </m:r>
+              <m:r>
+                <m:rPr>
+                  <m:sty m:val="p"/>
+                </m:rPr>
+                <m:t>g</m:t>
+              </m:r>
+              <m:sSub>
+                <m:e>
+                  <m:r>
+                    <m:t>P</m:t>
+                  </m:r>
+                </m:e>
+                <m:sub>
+                  <m:r>
+                    <m:t>i</m:t>
+                  </m:r>
+                  <m:r>
+                    <m:t>j</m:t>
+                  </m:r>
+                </m:sub>
+              </m:sSub>
+              <m:r>
+                <m:rPr>
+                  <m:sty m:val="p"/>
+                </m:rPr>
+                <m:t>×</m:t>
+              </m:r>
+              <m:sSub>
+                <m:e>
+                  <m:r>
+                    <m:rPr>
+                      <m:sty m:val="p"/>
+                    </m:rPr>
+                    <m:t>d</m:t>
+                  </m:r>
+                  <m:r>
+                    <m:rPr>
+                      <m:sty m:val="p"/>
+                    </m:rPr>
+                    <m:t>i</m:t>
+                  </m:r>
+                  <m:r>
+                    <m:rPr>
+                      <m:sty m:val="p"/>
+                    </m:rPr>
+                    <m:t>e</m:t>
+                  </m:r>
+                  <m:r>
+                    <m:rPr>
+                      <m:sty m:val="p"/>
+                    </m:rPr>
+                    <m:t>t</m:t>
+                  </m:r>
+                </m:e>
+                <m:sub>
+                  <m:r>
+                    <m:t>i</m:t>
+                  </m:r>
+                  <m:r>
+                    <m:t>j</m:t>
+                  </m:r>
+                </m:sub>
+              </m:sSub>
+              <m:r>
+                <m:rPr>
+                  <m:sty m:val="p"/>
+                </m:rPr>
+                <m:t>×</m:t>
+              </m:r>
+              <m:sSub>
+                <m:e>
+                  <m:r>
+                    <m:rPr>
+                      <m:sty m:val="p"/>
+                    </m:rPr>
+                    <m:t>d</m:t>
+                  </m:r>
+                  <m:r>
+                    <m:rPr>
+                      <m:sty m:val="p"/>
+                    </m:rPr>
+                    <m:t>e</m:t>
+                  </m:r>
+                  <m:r>
+                    <m:rPr>
+                      <m:sty m:val="p"/>
+                    </m:rPr>
+                    <m:t>n</m:t>
+                  </m:r>
+                  <m:r>
+                    <m:rPr>
+                      <m:sty m:val="p"/>
+                    </m:rPr>
+                    <m:t>s</m:t>
+                  </m:r>
+                  <m:r>
+                    <m:rPr>
+                      <m:sty m:val="p"/>
+                    </m:rPr>
+                    <m:t>i</m:t>
+                  </m:r>
+                  <m:r>
+                    <m:rPr>
+                      <m:sty m:val="p"/>
+                    </m:rPr>
+                    <m:t>t</m:t>
+                  </m:r>
+                  <m:r>
+                    <m:rPr>
+                      <m:sty m:val="p"/>
+                    </m:rPr>
+                    <m:t>y</m:t>
+                  </m:r>
+                </m:e>
+                <m:sub>
+                  <m:r>
+                    <m:t>i</m:t>
+                  </m:r>
+                  <m:r>
+                    <m:t>j</m:t>
+                  </m:r>
+                </m:sub>
+              </m:sSub>
+            </m:e>
+          </m:d>
+          <m:r>
+            <m:rPr>
+              <m:sty m:val="p"/>
+            </m:rPr>
+            <m:t>+</m:t>
+          </m:r>
+          <m:sSub>
+            <m:e>
+              <m:r>
+                <m:t>β</m:t>
+              </m:r>
+            </m:e>
+            <m:sub>
+              <m:r>
+                <m:t>14</m:t>
+              </m:r>
+            </m:sub>
+          </m:sSub>
+          <m:d>
+            <m:dPr>
+              <m:begChr m:val="("/>
+              <m:sepChr m:val=""/>
+              <m:endChr m:val=")"/>
+              <m:grow/>
+            </m:dPr>
+            <m:e>
+              <m:sSub>
+                <m:e>
+                  <m:r>
+                    <m:rPr>
+                      <m:sty m:val="p"/>
+                    </m:rPr>
+                    <m:t>s</m:t>
+                  </m:r>
+                  <m:r>
+                    <m:rPr>
+                      <m:sty m:val="p"/>
+                    </m:rPr>
+                    <m:t>e</m:t>
+                  </m:r>
+                  <m:r>
+                    <m:rPr>
+                      <m:sty m:val="p"/>
+                    </m:rPr>
+                    <m:t>x</m:t>
+                  </m:r>
+                </m:e>
+                <m:sub>
+                  <m:r>
+                    <m:t>i</m:t>
+                  </m:r>
+                  <m:r>
+                    <m:t>j</m:t>
+                  </m:r>
+                </m:sub>
+              </m:sSub>
+              <m:r>
+                <m:rPr>
+                  <m:sty m:val="p"/>
+                </m:rPr>
+                <m:t>×</m:t>
+              </m:r>
+              <m:sSub>
+                <m:e>
+                  <m:r>
+                    <m:rPr>
+                      <m:sty m:val="p"/>
+                    </m:rPr>
+                    <m:t>d</m:t>
+                  </m:r>
+                  <m:r>
+                    <m:rPr>
+                      <m:sty m:val="p"/>
+                    </m:rPr>
+                    <m:t>i</m:t>
+                  </m:r>
+                  <m:r>
+                    <m:rPr>
+                      <m:sty m:val="p"/>
+                    </m:rPr>
+                    <m:t>e</m:t>
+                  </m:r>
+                  <m:r>
+                    <m:rPr>
+                      <m:sty m:val="p"/>
+                    </m:rPr>
+                    <m:t>t</m:t>
+                  </m:r>
+                </m:e>
+                <m:sub>
+                  <m:r>
+                    <m:t>i</m:t>
+                  </m:r>
+                  <m:r>
+                    <m:t>j</m:t>
+                  </m:r>
+                </m:sub>
+              </m:sSub>
+              <m:r>
+                <m:rPr>
+                  <m:sty m:val="p"/>
+                </m:rPr>
+                <m:t>×</m:t>
+              </m:r>
+              <m:sSub>
+                <m:e>
+                  <m:r>
+                    <m:rPr>
+                      <m:sty m:val="p"/>
+                    </m:rPr>
+                    <m:t>d</m:t>
+                  </m:r>
+                  <m:r>
+                    <m:rPr>
+                      <m:sty m:val="p"/>
+                    </m:rPr>
+                    <m:t>e</m:t>
+                  </m:r>
+                  <m:r>
+                    <m:rPr>
+                      <m:sty m:val="p"/>
+                    </m:rPr>
+                    <m:t>n</m:t>
+                  </m:r>
+                  <m:r>
+                    <m:rPr>
+                      <m:sty m:val="p"/>
+                    </m:rPr>
+                    <m:t>s</m:t>
+                  </m:r>
+                  <m:r>
+                    <m:rPr>
+                      <m:sty m:val="p"/>
+                    </m:rPr>
+                    <m:t>i</m:t>
+                  </m:r>
+                  <m:r>
+                    <m:rPr>
+                      <m:sty m:val="p"/>
+                    </m:rPr>
+                    <m:t>t</m:t>
+                  </m:r>
+                  <m:r>
+                    <m:rPr>
+                      <m:sty m:val="p"/>
+                    </m:rPr>
+                    <m:t>y</m:t>
+                  </m:r>
+                </m:e>
+                <m:sub>
+                  <m:r>
+                    <m:t>i</m:t>
+                  </m:r>
+                  <m:r>
+                    <m:t>j</m:t>
+                  </m:r>
+                </m:sub>
+              </m:sSub>
+            </m:e>
+          </m:d>
+          <m:r>
+            <m:rPr>
+              <m:sty m:val="p"/>
+            </m:rPr>
+            <m:t>+</m:t>
+          </m:r>
+          <m:sSub>
+            <m:e>
+              <m:r>
+                <m:t>β</m:t>
+              </m:r>
+            </m:e>
+            <m:sub>
+              <m:r>
+                <m:t>15</m:t>
+              </m:r>
+            </m:sub>
+          </m:sSub>
+          <m:d>
+            <m:dPr>
+              <m:begChr m:val="("/>
+              <m:sepChr m:val=""/>
+              <m:endChr m:val=")"/>
+              <m:grow/>
+            </m:dPr>
+            <m:e>
+              <m:r>
+                <m:rPr>
+                  <m:sty m:val="p"/>
+                </m:rPr>
+                <m:t>l</m:t>
+              </m:r>
+              <m:r>
+                <m:rPr>
+                  <m:sty m:val="p"/>
+                </m:rPr>
+                <m:t>o</m:t>
+              </m:r>
+              <m:r>
+                <m:rPr>
+                  <m:sty m:val="p"/>
+                </m:rPr>
+                <m:t>g</m:t>
+              </m:r>
+              <m:sSub>
+                <m:e>
+                  <m:r>
+                    <m:t>P</m:t>
+                  </m:r>
+                </m:e>
+                <m:sub>
+                  <m:r>
+                    <m:t>i</m:t>
+                  </m:r>
+                  <m:r>
+                    <m:t>j</m:t>
+                  </m:r>
+                </m:sub>
+              </m:sSub>
+              <m:r>
+                <m:rPr>
+                  <m:sty m:val="p"/>
+                </m:rPr>
+                <m:t>×</m:t>
+              </m:r>
+              <m:sSub>
+                <m:e>
+                  <m:r>
+                    <m:rPr>
+                      <m:sty m:val="p"/>
+                    </m:rPr>
+                    <m:t>s</m:t>
+                  </m:r>
+                  <m:r>
+                    <m:rPr>
+                      <m:sty m:val="p"/>
+                    </m:rPr>
+                    <m:t>e</m:t>
+                  </m:r>
+                  <m:r>
+                    <m:rPr>
+                      <m:sty m:val="p"/>
+                    </m:rPr>
+                    <m:t>x</m:t>
+                  </m:r>
+                </m:e>
+                <m:sub>
+                  <m:r>
+                    <m:t>i</m:t>
+                  </m:r>
+                  <m:r>
+                    <m:t>j</m:t>
+                  </m:r>
+                </m:sub>
+              </m:sSub>
+              <m:r>
+                <m:rPr>
+                  <m:sty m:val="p"/>
+                </m:rPr>
+                <m:t>×</m:t>
+              </m:r>
+              <m:sSub>
+                <m:e>
+                  <m:r>
+                    <m:rPr>
+                      <m:sty m:val="p"/>
+                    </m:rPr>
+                    <m:t>d</m:t>
+                  </m:r>
+                  <m:r>
+                    <m:rPr>
+                      <m:sty m:val="p"/>
+                    </m:rPr>
+                    <m:t>i</m:t>
+                  </m:r>
+                  <m:r>
+                    <m:rPr>
+                      <m:sty m:val="p"/>
+                    </m:rPr>
+                    <m:t>e</m:t>
+                  </m:r>
+                  <m:r>
+                    <m:rPr>
+                      <m:sty m:val="p"/>
+                    </m:rPr>
+                    <m:t>t</m:t>
+                  </m:r>
+                </m:e>
+                <m:sub>
+                  <m:r>
+                    <m:t>i</m:t>
+                  </m:r>
+                  <m:r>
+                    <m:t>j</m:t>
+                  </m:r>
+                </m:sub>
+              </m:sSub>
+              <m:r>
+                <m:rPr>
+                  <m:sty m:val="p"/>
+                </m:rPr>
+                <m:t>×</m:t>
+              </m:r>
+              <m:sSub>
+                <m:e>
+                  <m:r>
+                    <m:rPr>
+                      <m:sty m:val="p"/>
+                    </m:rPr>
+                    <m:t>d</m:t>
+                  </m:r>
+                  <m:r>
+                    <m:rPr>
+                      <m:sty m:val="p"/>
+                    </m:rPr>
+                    <m:t>e</m:t>
+                  </m:r>
+                  <m:r>
+                    <m:rPr>
+                      <m:sty m:val="p"/>
+                    </m:rPr>
+                    <m:t>n</m:t>
+                  </m:r>
+                  <m:r>
+                    <m:rPr>
+                      <m:sty m:val="p"/>
+                    </m:rPr>
+                    <m:t>s</m:t>
+                  </m:r>
+                  <m:r>
+                    <m:rPr>
+                      <m:sty m:val="p"/>
+                    </m:rPr>
+                    <m:t>i</m:t>
+                  </m:r>
+                  <m:r>
+                    <m:rPr>
+                      <m:sty m:val="p"/>
+                    </m:rPr>
+                    <m:t>t</m:t>
+                  </m:r>
+                  <m:r>
+                    <m:rPr>
+                      <m:sty m:val="p"/>
+                    </m:rPr>
+                    <m:t>y</m:t>
+                  </m:r>
+                </m:e>
+                <m:sub>
+                  <m:r>
+                    <m:t>i</m:t>
+                  </m:r>
+                  <m:r>
+                    <m:t>j</m:t>
+                  </m:r>
+                </m:sub>
+              </m:sSub>
+            </m:e>
+          </m:d>
+          <m:r>
+            <m:rPr>
+              <m:sty m:val="p"/>
+            </m:rPr>
+            <m:t>+</m:t>
+          </m:r>
+          <m:sSub>
+            <m:e>
+              <m:r>
                 <m:t>b</m:t>
               </m:r>
             </m:e>
@@ -415,7 +2048,19 @@
             <m:rPr>
               <m:sty m:val="p"/>
             </m:rPr>
-            <m:t>log</m:t>
+            <m:t>l</m:t>
+          </m:r>
+          <m:r>
+            <m:rPr>
+              <m:sty m:val="p"/>
+            </m:rPr>
+            <m:t>o</m:t>
+          </m:r>
+          <m:r>
+            <m:rPr>
+              <m:sty m:val="p"/>
+            </m:rPr>
+            <m:t>g</m:t>
           </m:r>
           <m:sSub>
             <m:e>
@@ -440,653 +2085,141 @@
         <w:pStyle w:val="FirstParagraph"/>
       </w:pPr>
       <w:r>
-        <w:t xml:space="preserve">where the interaction term expands to include all lower-order main effects and interactions among (</w:t>
+        <w:t xml:space="preserve">where</w:t>
       </w:r>
       <w:r>
-        <w:t xml:space="preserve">P), sex, diet, and density.</w:t>
+        <w:t xml:space="preserve"> </w:t>
       </w:r>
-    </w:p>
-    <w:p>
-      <w:pPr>
-        <w:pStyle w:val="BodyText"/>
-      </w:pPr>
+      <m:oMath>
+        <m:sSub>
+          <m:e>
+            <m:r>
+              <m:t>ε</m:t>
+            </m:r>
+          </m:e>
+          <m:sub>
+            <m:r>
+              <m:t>i</m:t>
+            </m:r>
+            <m:r>
+              <m:t>j</m:t>
+            </m:r>
+          </m:sub>
+        </m:sSub>
+        <m:r>
+          <m:rPr>
+            <m:sty m:val="p"/>
+          </m:rPr>
+          <m:t>∼</m:t>
+        </m:r>
+        <m:r>
+          <m:rPr>
+            <m:sty m:val="p"/>
+          </m:rPr>
+          <m:t>N</m:t>
+        </m:r>
+        <m:r>
+          <m:rPr>
+            <m:sty m:val="p"/>
+          </m:rPr>
+          <m:t>o</m:t>
+        </m:r>
+        <m:r>
+          <m:rPr>
+            <m:sty m:val="p"/>
+          </m:rPr>
+          <m:t>r</m:t>
+        </m:r>
+        <m:r>
+          <m:rPr>
+            <m:sty m:val="p"/>
+          </m:rPr>
+          <m:t>m</m:t>
+        </m:r>
+        <m:r>
+          <m:rPr>
+            <m:sty m:val="p"/>
+          </m:rPr>
+          <m:t>a</m:t>
+        </m:r>
+        <m:r>
+          <m:rPr>
+            <m:sty m:val="p"/>
+          </m:rPr>
+          <m:t>l</m:t>
+        </m:r>
+        <m:d>
+          <m:dPr>
+            <m:begChr m:val="("/>
+            <m:sepChr m:val=""/>
+            <m:endChr m:val=")"/>
+            <m:grow/>
+          </m:dPr>
+          <m:e>
+            <m:r>
+              <m:t>0</m:t>
+            </m:r>
+            <m:r>
+              <m:rPr>
+                <m:sty m:val="p"/>
+              </m:rPr>
+              <m:t>,</m:t>
+            </m:r>
+            <m:sSup>
+              <m:e>
+                <m:r>
+                  <m:t>σ</m:t>
+                </m:r>
+              </m:e>
+              <m:sup>
+                <m:r>
+                  <m:t>2</m:t>
+                </m:r>
+              </m:sup>
+            </m:sSup>
+          </m:e>
+        </m:d>
+      </m:oMath>
       <w:r>
-        <w:t xml:space="preserve">Random effects (maternal identity):</w:t>
+        <w:t xml:space="preserve">, and maternal identity (</w:t>
       </w:r>
-    </w:p>
-    <w:p>
-      <w:pPr>
-        <w:pStyle w:val="BodyText"/>
-      </w:pPr>
-      <m:oMathPara>
-        <m:oMathParaPr>
-          <m:jc m:val="center"/>
-        </m:oMathParaPr>
-        <m:oMath>
-          <m:d>
-            <m:dPr>
-              <m:begChr m:val="("/>
-              <m:sepChr m:val=""/>
-              <m:endChr m:val=")"/>
-              <m:grow/>
-            </m:dPr>
-            <m:e>
-              <m:m>
-                <m:mPr>
-                  <m:baseJc m:val="center"/>
-                  <m:plcHide m:val="on"/>
-                  <m:mcs>
-                    <m:mc>
-                      <m:mcPr>
-                        <m:mcJc m:val="center"/>
-                        <m:count m:val="1"/>
-                      </m:mcPr>
-                    </m:mc>
-                  </m:mcs>
-                </m:mPr>
-                <m:mr>
-                  <m:e>
-                    <m:sSub>
-                      <m:e>
-                        <m:r>
-                          <m:t>b</m:t>
-                        </m:r>
-                      </m:e>
-                      <m:sub>
-                        <m:r>
-                          <m:t>0</m:t>
-                        </m:r>
-                        <m:r>
-                          <m:t>j</m:t>
-                        </m:r>
-                      </m:sub>
-                    </m:sSub>
-                  </m:e>
-                </m:mr>
-                <m:mr>
-                  <m:e>
-                    <m:sSub>
-                      <m:e>
-                        <m:r>
-                          <m:t>b</m:t>
-                        </m:r>
-                      </m:e>
-                      <m:sub>
-                        <m:r>
-                          <m:t>1</m:t>
-                        </m:r>
-                        <m:r>
-                          <m:t>j</m:t>
-                        </m:r>
-                      </m:sub>
-                    </m:sSub>
-                  </m:e>
-                </m:mr>
-              </m:m>
-            </m:e>
-          </m:d>
-          <m:r>
-            <m:rPr>
-              <m:sty m:val="p"/>
-            </m:rPr>
-            <m:t>∼</m:t>
-          </m:r>
-          <m:r>
-            <m:rPr>
-              <m:sty m:val="p"/>
-              <m:scr m:val="script"/>
-            </m:rPr>
-            <m:t>N</m:t>
-          </m:r>
-          <m:d>
-            <m:dPr>
-              <m:begChr m:val="("/>
-              <m:sepChr m:val=""/>
-              <m:endChr m:val=")"/>
-              <m:grow/>
-            </m:dPr>
-            <m:e>
-              <m:d>
-                <m:dPr>
-                  <m:begChr m:val="("/>
-                  <m:sepChr m:val=""/>
-                  <m:endChr m:val=")"/>
-                  <m:grow/>
-                </m:dPr>
-                <m:e>
-                  <m:m>
-                    <m:mPr>
-                      <m:baseJc m:val="center"/>
-                      <m:plcHide m:val="on"/>
-                      <m:mcs>
-                        <m:mc>
-                          <m:mcPr>
-                            <m:mcJc m:val="center"/>
-                            <m:count m:val="1"/>
-                          </m:mcPr>
-                        </m:mc>
-                      </m:mcs>
-                    </m:mPr>
-                    <m:mr>
-                      <m:e>
-                        <m:r>
-                          <m:t>0</m:t>
-                        </m:r>
-                      </m:e>
-                    </m:mr>
-                    <m:mr>
-                      <m:e>
-                        <m:r>
-                          <m:t>0</m:t>
-                        </m:r>
-                      </m:e>
-                    </m:mr>
-                  </m:m>
-                </m:e>
-              </m:d>
-              <m:r>
-                <m:rPr>
-                  <m:sty m:val="p"/>
-                </m:rPr>
-                <m:t>,</m:t>
-              </m:r>
-              <m:r>
-                <m:rPr>
-                  <m:sty m:val="b"/>
-                </m:rPr>
-                <m:t>Σ</m:t>
-              </m:r>
-            </m:e>
-          </m:d>
-        </m:oMath>
-      </m:oMathPara>
-    </w:p>
-    <w:p>
-      <w:pPr>
-        <w:pStyle w:val="FirstParagraph"/>
-      </w:pPr>
-      <m:oMathPara>
-        <m:oMathParaPr>
-          <m:jc m:val="center"/>
-        </m:oMathParaPr>
-        <m:oMath>
-          <m:r>
-            <m:rPr>
-              <m:sty m:val="b"/>
-            </m:rPr>
-            <m:t>Σ</m:t>
-          </m:r>
-          <m:r>
-            <m:rPr>
-              <m:sty m:val="p"/>
-            </m:rPr>
-            <m:t>=</m:t>
-          </m:r>
-          <m:d>
-            <m:dPr>
-              <m:begChr m:val="("/>
-              <m:sepChr m:val=""/>
-              <m:endChr m:val=")"/>
-              <m:grow/>
-            </m:dPr>
-            <m:e>
-              <m:m>
-                <m:mPr>
-                  <m:baseJc m:val="center"/>
-                  <m:plcHide m:val="on"/>
-                  <m:mcs>
-                    <m:mc>
-                      <m:mcPr>
-                        <m:mcJc m:val="center"/>
-                        <m:count m:val="1"/>
-                      </m:mcPr>
-                    </m:mc>
-                    <m:mc>
-                      <m:mcPr>
-                        <m:mcJc m:val="center"/>
-                        <m:count m:val="1"/>
-                      </m:mcPr>
-                    </m:mc>
-                  </m:mcs>
-                </m:mPr>
-                <m:mr>
-                  <m:e>
-                    <m:sSubSup>
-                      <m:e>
-                        <m:r>
-                          <m:t>σ</m:t>
-                        </m:r>
-                      </m:e>
-                      <m:sub>
-                        <m:r>
-                          <m:t>0</m:t>
-                        </m:r>
-                      </m:sub>
-                      <m:sup>
-                        <m:r>
-                          <m:t>2</m:t>
-                        </m:r>
-                      </m:sup>
-                    </m:sSubSup>
-                  </m:e>
-                  <m:e>
-                    <m:r>
-                      <m:t>ρ</m:t>
-                    </m:r>
-                    <m:r>
-                      <m:t> </m:t>
-                    </m:r>
-                    <m:sSub>
-                      <m:e>
-                        <m:r>
-                          <m:t>σ</m:t>
-                        </m:r>
-                      </m:e>
-                      <m:sub>
-                        <m:r>
-                          <m:t>0</m:t>
-                        </m:r>
-                      </m:sub>
-                    </m:sSub>
-                    <m:sSub>
-                      <m:e>
-                        <m:r>
-                          <m:t>σ</m:t>
-                        </m:r>
-                      </m:e>
-                      <m:sub>
-                        <m:r>
-                          <m:t>1</m:t>
-                        </m:r>
-                      </m:sub>
-                    </m:sSub>
-                  </m:e>
-                </m:mr>
-                <m:mr>
-                  <m:e>
-                    <m:r>
-                      <m:t>ρ</m:t>
-                    </m:r>
-                    <m:r>
-                      <m:t> </m:t>
-                    </m:r>
-                    <m:sSub>
-                      <m:e>
-                        <m:r>
-                          <m:t>σ</m:t>
-                        </m:r>
-                      </m:e>
-                      <m:sub>
-                        <m:r>
-                          <m:t>0</m:t>
-                        </m:r>
-                      </m:sub>
-                    </m:sSub>
-                    <m:sSub>
-                      <m:e>
-                        <m:r>
-                          <m:t>σ</m:t>
-                        </m:r>
-                      </m:e>
-                      <m:sub>
-                        <m:r>
-                          <m:t>1</m:t>
-                        </m:r>
-                      </m:sub>
-                    </m:sSub>
-                  </m:e>
-                  <m:e>
-                    <m:sSubSup>
-                      <m:e>
-                        <m:r>
-                          <m:t>σ</m:t>
-                        </m:r>
-                      </m:e>
-                      <m:sub>
-                        <m:r>
-                          <m:t>1</m:t>
-                        </m:r>
-                      </m:sub>
-                      <m:sup>
-                        <m:r>
-                          <m:t>2</m:t>
-                        </m:r>
-                      </m:sup>
-                    </m:sSubSup>
-                  </m:e>
-                </m:mr>
-              </m:m>
-            </m:e>
-          </m:d>
-        </m:oMath>
-      </m:oMathPara>
-    </w:p>
-    <w:p>
-      <w:pPr>
-        <w:pStyle w:val="FirstParagraph"/>
-      </w:pPr>
       <w:r>
-        <w:t xml:space="preserve">Priors:</w:t>
+        <w:rPr>
+          <w:i/>
+          <w:iCs/>
+        </w:rPr>
+        <w:t xml:space="preserve">j</w:t>
       </w:r>
-    </w:p>
-    <w:p>
-      <w:pPr>
-        <w:pStyle w:val="BodyText"/>
-      </w:pPr>
-      <m:oMathPara>
-        <m:oMathParaPr>
-          <m:jc m:val="center"/>
-        </m:oMathParaPr>
-        <m:oMath>
-          <m:sSub>
-            <m:e>
-              <m:r>
-                <m:t>β</m:t>
-              </m:r>
-            </m:e>
-            <m:sub>
-              <m:r>
-                <m:t>k</m:t>
-              </m:r>
-            </m:sub>
-          </m:sSub>
-          <m:r>
-            <m:rPr>
-              <m:sty m:val="p"/>
-            </m:rPr>
-            <m:t>∼</m:t>
-          </m:r>
-          <m:r>
-            <m:rPr>
-              <m:sty m:val="p"/>
-              <m:scr m:val="script"/>
-            </m:rPr>
-            <m:t>N</m:t>
-          </m:r>
-          <m:d>
-            <m:dPr>
-              <m:begChr m:val="("/>
-              <m:sepChr m:val=""/>
-              <m:endChr m:val=")"/>
-              <m:grow/>
-            </m:dPr>
-            <m:e>
-              <m:r>
-                <m:t>0</m:t>
-              </m:r>
-              <m:r>
-                <m:rPr>
-                  <m:sty m:val="p"/>
-                </m:rPr>
-                <m:t>,</m:t>
-              </m:r>
-              <m:r>
-                <m:t>1</m:t>
-              </m:r>
-            </m:e>
-          </m:d>
-          <m:r>
-            <m:rPr>
-              <m:sty m:val="p"/>
-            </m:rPr>
-            <m:t>,</m:t>
-          </m:r>
-          <m:r>
-            <m:t> </m:t>
-          </m:r>
-          <m:sSub>
-            <m:e>
-              <m:r>
-                <m:t>β</m:t>
-              </m:r>
-            </m:e>
-            <m:sub>
-              <m:r>
-                <m:t>0</m:t>
-              </m:r>
-            </m:sub>
-          </m:sSub>
-          <m:r>
-            <m:rPr>
-              <m:sty m:val="p"/>
-            </m:rPr>
-            <m:t>∼</m:t>
-          </m:r>
-          <m:r>
-            <m:rPr>
-              <m:sty m:val="p"/>
-              <m:scr m:val="script"/>
-            </m:rPr>
-            <m:t>N</m:t>
-          </m:r>
-          <m:d>
-            <m:dPr>
-              <m:begChr m:val="("/>
-              <m:sepChr m:val=""/>
-              <m:endChr m:val=")"/>
-              <m:grow/>
-            </m:dPr>
-            <m:e>
-              <m:r>
-                <m:t>0</m:t>
-              </m:r>
-              <m:r>
-                <m:rPr>
-                  <m:sty m:val="p"/>
-                </m:rPr>
-                <m:t>,</m:t>
-              </m:r>
-              <m:r>
-                <m:t>2</m:t>
-              </m:r>
-            </m:e>
-          </m:d>
-        </m:oMath>
-      </m:oMathPara>
-    </w:p>
-    <w:p>
-      <w:pPr>
-        <w:pStyle w:val="FirstParagraph"/>
-      </w:pPr>
-      <m:oMathPara>
-        <m:oMathParaPr>
-          <m:jc m:val="center"/>
-        </m:oMathParaPr>
-        <m:oMath>
-          <m:r>
-            <m:t>σ</m:t>
-          </m:r>
-          <m:r>
-            <m:rPr>
-              <m:sty m:val="p"/>
-            </m:rPr>
-            <m:t>∼</m:t>
-          </m:r>
-          <m:sSubSup>
-            <m:e>
-              <m:r>
-                <m:t>t</m:t>
-              </m:r>
-            </m:e>
-            <m:sub>
-              <m:r>
-                <m:t>3</m:t>
-              </m:r>
-            </m:sub>
-            <m:sup>
-              <m:r>
-                <m:rPr>
-                  <m:sty m:val="p"/>
-                </m:rPr>
-                <m:t>+</m:t>
-              </m:r>
-            </m:sup>
-          </m:sSubSup>
-          <m:d>
-            <m:dPr>
-              <m:begChr m:val="("/>
-              <m:sepChr m:val=""/>
-              <m:endChr m:val=")"/>
-              <m:grow/>
-            </m:dPr>
-            <m:e>
-              <m:r>
-                <m:t>0</m:t>
-              </m:r>
-              <m:r>
-                <m:rPr>
-                  <m:sty m:val="p"/>
-                </m:rPr>
-                <m:t>,</m:t>
-              </m:r>
-              <m:r>
-                <m:t>1</m:t>
-              </m:r>
-            </m:e>
-          </m:d>
-          <m:r>
-            <m:rPr>
-              <m:sty m:val="p"/>
-            </m:rPr>
-            <m:t>,</m:t>
-          </m:r>
-          <m:r>
-            <m:t> </m:t>
-          </m:r>
-          <m:sSub>
-            <m:e>
-              <m:r>
-                <m:t>σ</m:t>
-              </m:r>
-            </m:e>
-            <m:sub>
-              <m:r>
-                <m:t>0</m:t>
-              </m:r>
-            </m:sub>
-          </m:sSub>
-          <m:r>
-            <m:rPr>
-              <m:sty m:val="p"/>
-            </m:rPr>
-            <m:t>,</m:t>
-          </m:r>
-          <m:sSub>
-            <m:e>
-              <m:r>
-                <m:t>σ</m:t>
-              </m:r>
-            </m:e>
-            <m:sub>
-              <m:r>
-                <m:t>1</m:t>
-              </m:r>
-            </m:sub>
-          </m:sSub>
-          <m:r>
-            <m:rPr>
-              <m:sty m:val="p"/>
-            </m:rPr>
-            <m:t>∼</m:t>
-          </m:r>
-          <m:sSubSup>
-            <m:e>
-              <m:r>
-                <m:t>t</m:t>
-              </m:r>
-            </m:e>
-            <m:sub>
-              <m:r>
-                <m:t>3</m:t>
-              </m:r>
-            </m:sub>
-            <m:sup>
-              <m:r>
-                <m:rPr>
-                  <m:sty m:val="p"/>
-                </m:rPr>
-                <m:t>+</m:t>
-              </m:r>
-            </m:sup>
-          </m:sSubSup>
-          <m:d>
-            <m:dPr>
-              <m:begChr m:val="("/>
-              <m:sepChr m:val=""/>
-              <m:endChr m:val=")"/>
-              <m:grow/>
-            </m:dPr>
-            <m:e>
-              <m:r>
-                <m:t>0</m:t>
-              </m:r>
-              <m:r>
-                <m:rPr>
-                  <m:sty m:val="p"/>
-                </m:rPr>
-                <m:t>,</m:t>
-              </m:r>
-              <m:r>
-                <m:t>1</m:t>
-              </m:r>
-            </m:e>
-          </m:d>
-          <m:r>
-            <m:rPr>
-              <m:sty m:val="p"/>
-            </m:rPr>
-            <m:t>,</m:t>
-          </m:r>
-          <m:r>
-            <m:t> </m:t>
-          </m:r>
-          <m:r>
-            <m:t>ρ</m:t>
-          </m:r>
-          <m:r>
-            <m:rPr>
-              <m:sty m:val="p"/>
-            </m:rPr>
-            <m:t>∼</m:t>
-          </m:r>
-          <m:r>
-            <m:rPr>
-              <m:nor/>
-              <m:sty m:val="p"/>
-            </m:rPr>
-            <m:t>LKJ</m:t>
-          </m:r>
-          <m:d>
-            <m:dPr>
-              <m:begChr m:val="("/>
-              <m:sepChr m:val=""/>
-              <m:endChr m:val=")"/>
-              <m:grow/>
-            </m:dPr>
-            <m:e>
-              <m:r>
-                <m:t>2</m:t>
-              </m:r>
-            </m:e>
-          </m:d>
-        </m:oMath>
-      </m:oMathPara>
-    </w:p>
-    <w:p>
       <w:r>
-        <w:pict>
-          <v:rect style="width:0;height:1.5pt" o:hralign="center" o:hrstd="t" o:hr="t"/>
-        </w:pict>
+        <w:t xml:space="preserve">) has a varying intercept (b</w:t>
+      </w:r>
+      <w:r>
+        <w:rPr>
+          <w:vertAlign w:val="subscript"/>
+        </w:rPr>
+        <w:t xml:space="preserve">0j</w:t>
+      </w:r>
+      <w:r>
+        <w:t xml:space="preserve">) and slope (b</w:t>
+      </w:r>
+      <w:r>
+        <w:rPr>
+          <w:vertAlign w:val="subscript"/>
+        </w:rPr>
+        <w:t xml:space="preserve">1j</w:t>
+      </w:r>
+      <w:r>
+        <w:t xml:space="preserve">). Maternal identity was modelled as a random effect with both intercept and slope variation with respect to body size, allowing among-family differences in both mean trait size and allometric scaling. Each coefficient β corresponds to the matching main effect or interaction term reported in Tables S1–S2 (e.g., β₅ corresponds to logP × sex, β₁₁ to logP × sex × diet).</w:t>
       </w:r>
     </w:p>
     <w:bookmarkEnd w:id="21"/>
-    <w:bookmarkStart w:id="22" w:name="male-morph-model"/>
+    <w:bookmarkStart w:id="22" w:name="test-for-non-linearity"/>
     <w:p>
       <w:pPr>
         <w:pStyle w:val="Heading3"/>
       </w:pPr>
       <w:r>
-        <w:t xml:space="preserve">Male morph model</w:t>
+        <w:t xml:space="preserve">Test for non-linearity</w:t>
       </w:r>
     </w:p>
     <w:p>
@@ -1094,7 +2227,13 @@
         <w:pStyle w:val="FirstParagraph"/>
       </w:pPr>
       <w:r>
-        <w:t xml:space="preserve">We modelled log-transformed forceps length as:</w:t>
+        <w:t xml:space="preserve">To test for curvature in allometry, we added a quadratic term for body size:</w:t>
+      </w:r>
+      <w:r>
+        <w:t xml:space="preserve"> </w:t>
+      </w:r>
+      <w:r>
+        <w:t xml:space="preserve">Model structure:</w:t>
       </w:r>
     </w:p>
     <w:p>
@@ -1110,7 +2249,19 @@
             <m:rPr>
               <m:sty m:val="p"/>
             </m:rPr>
-            <m:t>log</m:t>
+            <m:t>l</m:t>
+          </m:r>
+          <m:r>
+            <m:rPr>
+              <m:sty m:val="p"/>
+            </m:rPr>
+            <m:t>o</m:t>
+          </m:r>
+          <m:r>
+            <m:rPr>
+              <m:sty m:val="p"/>
+            </m:rPr>
+            <m:t>g</m:t>
           </m:r>
           <m:sSub>
             <m:e>
@@ -1136,9 +2287,38 @@
           <m:r>
             <m:rPr>
               <m:sty m:val="p"/>
-              <m:scr m:val="script"/>
             </m:rPr>
             <m:t>N</m:t>
+          </m:r>
+          <m:r>
+            <m:rPr>
+              <m:sty m:val="p"/>
+            </m:rPr>
+            <m:t>o</m:t>
+          </m:r>
+          <m:r>
+            <m:rPr>
+              <m:sty m:val="p"/>
+            </m:rPr>
+            <m:t>r</m:t>
+          </m:r>
+          <m:r>
+            <m:rPr>
+              <m:sty m:val="p"/>
+            </m:rPr>
+            <m:t>m</m:t>
+          </m:r>
+          <m:r>
+            <m:rPr>
+              <m:sty m:val="p"/>
+            </m:rPr>
+            <m:t>a</m:t>
+          </m:r>
+          <m:r>
+            <m:rPr>
+              <m:sty m:val="p"/>
+            </m:rPr>
+            <m:t>l</m:t>
           </m:r>
           <m:d>
             <m:dPr>
@@ -1225,6 +2405,313 @@
             </m:rPr>
             <m:t>+</m:t>
           </m:r>
+          <m:sSub>
+            <m:e>
+              <m:r>
+                <m:t>β</m:t>
+              </m:r>
+            </m:e>
+            <m:sub>
+              <m:r>
+                <m:t>1</m:t>
+              </m:r>
+            </m:sub>
+          </m:sSub>
+          <m:r>
+            <m:rPr>
+              <m:sty m:val="p"/>
+            </m:rPr>
+            <m:t>l</m:t>
+          </m:r>
+          <m:r>
+            <m:rPr>
+              <m:sty m:val="p"/>
+            </m:rPr>
+            <m:t>o</m:t>
+          </m:r>
+          <m:r>
+            <m:rPr>
+              <m:sty m:val="p"/>
+            </m:rPr>
+            <m:t>g</m:t>
+          </m:r>
+          <m:sSub>
+            <m:e>
+              <m:r>
+                <m:t>P</m:t>
+              </m:r>
+            </m:e>
+            <m:sub>
+              <m:r>
+                <m:t>i</m:t>
+              </m:r>
+              <m:r>
+                <m:t>j</m:t>
+              </m:r>
+            </m:sub>
+          </m:sSub>
+          <m:r>
+            <m:rPr>
+              <m:sty m:val="p"/>
+            </m:rPr>
+            <m:t>+</m:t>
+          </m:r>
+          <m:sSub>
+            <m:e>
+              <m:r>
+                <m:t>β</m:t>
+              </m:r>
+            </m:e>
+            <m:sub>
+              <m:r>
+                <m:t>2</m:t>
+              </m:r>
+            </m:sub>
+          </m:sSub>
+          <m:sSup>
+            <m:e>
+              <m:d>
+                <m:dPr>
+                  <m:begChr m:val="("/>
+                  <m:sepChr m:val=""/>
+                  <m:endChr m:val=")"/>
+                  <m:grow/>
+                </m:dPr>
+                <m:e>
+                  <m:r>
+                    <m:rPr>
+                      <m:sty m:val="p"/>
+                    </m:rPr>
+                    <m:t>l</m:t>
+                  </m:r>
+                  <m:r>
+                    <m:rPr>
+                      <m:sty m:val="p"/>
+                    </m:rPr>
+                    <m:t>o</m:t>
+                  </m:r>
+                  <m:r>
+                    <m:rPr>
+                      <m:sty m:val="p"/>
+                    </m:rPr>
+                    <m:t>g</m:t>
+                  </m:r>
+                  <m:sSub>
+                    <m:e>
+                      <m:r>
+                        <m:t>P</m:t>
+                      </m:r>
+                    </m:e>
+                    <m:sub>
+                      <m:r>
+                        <m:t>i</m:t>
+                      </m:r>
+                      <m:r>
+                        <m:t>j</m:t>
+                      </m:r>
+                    </m:sub>
+                  </m:sSub>
+                </m:e>
+              </m:d>
+            </m:e>
+            <m:sup>
+              <m:r>
+                <m:t>2</m:t>
+              </m:r>
+            </m:sup>
+          </m:sSup>
+          <m:r>
+            <m:rPr>
+              <m:sty m:val="p"/>
+            </m:rPr>
+            <m:t>+</m:t>
+          </m:r>
+          <m:sSub>
+            <m:e>
+              <m:r>
+                <m:t>β</m:t>
+              </m:r>
+            </m:e>
+            <m:sub>
+              <m:r>
+                <m:t>3</m:t>
+              </m:r>
+            </m:sub>
+          </m:sSub>
+          <m:sSub>
+            <m:e>
+              <m:r>
+                <m:rPr>
+                  <m:sty m:val="p"/>
+                </m:rPr>
+                <m:t>s</m:t>
+              </m:r>
+              <m:r>
+                <m:rPr>
+                  <m:sty m:val="p"/>
+                </m:rPr>
+                <m:t>e</m:t>
+              </m:r>
+              <m:r>
+                <m:rPr>
+                  <m:sty m:val="p"/>
+                </m:rPr>
+                <m:t>x</m:t>
+              </m:r>
+            </m:e>
+            <m:sub>
+              <m:r>
+                <m:t>i</m:t>
+              </m:r>
+              <m:r>
+                <m:t>j</m:t>
+              </m:r>
+            </m:sub>
+          </m:sSub>
+          <m:r>
+            <m:rPr>
+              <m:sty m:val="p"/>
+            </m:rPr>
+            <m:t>+</m:t>
+          </m:r>
+          <m:sSub>
+            <m:e>
+              <m:r>
+                <m:t>β</m:t>
+              </m:r>
+            </m:e>
+            <m:sub>
+              <m:r>
+                <m:t>4</m:t>
+              </m:r>
+            </m:sub>
+          </m:sSub>
+          <m:sSub>
+            <m:e>
+              <m:r>
+                <m:rPr>
+                  <m:sty m:val="p"/>
+                </m:rPr>
+                <m:t>d</m:t>
+              </m:r>
+              <m:r>
+                <m:rPr>
+                  <m:sty m:val="p"/>
+                </m:rPr>
+                <m:t>i</m:t>
+              </m:r>
+              <m:r>
+                <m:rPr>
+                  <m:sty m:val="p"/>
+                </m:rPr>
+                <m:t>e</m:t>
+              </m:r>
+              <m:r>
+                <m:rPr>
+                  <m:sty m:val="p"/>
+                </m:rPr>
+                <m:t>t</m:t>
+              </m:r>
+            </m:e>
+            <m:sub>
+              <m:r>
+                <m:t>i</m:t>
+              </m:r>
+              <m:r>
+                <m:t>j</m:t>
+              </m:r>
+            </m:sub>
+          </m:sSub>
+          <m:r>
+            <m:rPr>
+              <m:sty m:val="p"/>
+            </m:rPr>
+            <m:t>+</m:t>
+          </m:r>
+          <m:sSub>
+            <m:e>
+              <m:r>
+                <m:t>β</m:t>
+              </m:r>
+            </m:e>
+            <m:sub>
+              <m:r>
+                <m:t>5</m:t>
+              </m:r>
+            </m:sub>
+          </m:sSub>
+          <m:sSub>
+            <m:e>
+              <m:r>
+                <m:rPr>
+                  <m:sty m:val="p"/>
+                </m:rPr>
+                <m:t>d</m:t>
+              </m:r>
+              <m:r>
+                <m:rPr>
+                  <m:sty m:val="p"/>
+                </m:rPr>
+                <m:t>e</m:t>
+              </m:r>
+              <m:r>
+                <m:rPr>
+                  <m:sty m:val="p"/>
+                </m:rPr>
+                <m:t>n</m:t>
+              </m:r>
+              <m:r>
+                <m:rPr>
+                  <m:sty m:val="p"/>
+                </m:rPr>
+                <m:t>s</m:t>
+              </m:r>
+              <m:r>
+                <m:rPr>
+                  <m:sty m:val="p"/>
+                </m:rPr>
+                <m:t>i</m:t>
+              </m:r>
+              <m:r>
+                <m:rPr>
+                  <m:sty m:val="p"/>
+                </m:rPr>
+                <m:t>t</m:t>
+              </m:r>
+              <m:r>
+                <m:rPr>
+                  <m:sty m:val="p"/>
+                </m:rPr>
+                <m:t>y</m:t>
+              </m:r>
+            </m:e>
+            <m:sub>
+              <m:r>
+                <m:t>i</m:t>
+              </m:r>
+              <m:r>
+                <m:t>j</m:t>
+              </m:r>
+            </m:sub>
+          </m:sSub>
+          <m:r>
+            <m:rPr>
+              <m:sty m:val="p"/>
+            </m:rPr>
+            <m:t>+</m:t>
+          </m:r>
+          <m:sSub>
+            <m:e>
+              <m:r>
+                <m:t>β</m:t>
+              </m:r>
+            </m:e>
+            <m:sub>
+              <m:r>
+                <m:t>6</m:t>
+              </m:r>
+            </m:sub>
+          </m:sSub>
           <m:d>
             <m:dPr>
               <m:begChr m:val="("/>
@@ -1237,7 +2724,19 @@
                 <m:rPr>
                   <m:sty m:val="p"/>
                 </m:rPr>
-                <m:t>log</m:t>
+                <m:t>l</m:t>
+              </m:r>
+              <m:r>
+                <m:rPr>
+                  <m:sty m:val="p"/>
+                </m:rPr>
+                <m:t>o</m:t>
+              </m:r>
+              <m:r>
+                <m:rPr>
+                  <m:sty m:val="p"/>
+                </m:rPr>
+                <m:t>g</m:t>
               </m:r>
               <m:sSub>
                 <m:e>
@@ -1264,60 +2763,21 @@
                 <m:e>
                   <m:r>
                     <m:rPr>
-                      <m:nor/>
-                      <m:sty m:val="p"/>
-                    </m:rPr>
-                    <m:t>morph</m:t>
-                  </m:r>
-                </m:e>
-                <m:sub>
-                  <m:r>
-                    <m:t>i</m:t>
-                  </m:r>
-                  <m:r>
-                    <m:t>j</m:t>
-                  </m:r>
-                </m:sub>
-              </m:sSub>
-              <m:r>
-                <m:rPr>
-                  <m:sty m:val="p"/>
-                </m:rPr>
-                <m:t>×</m:t>
-              </m:r>
-              <m:sSub>
-                <m:e>
-                  <m:r>
-                    <m:rPr>
-                      <m:nor/>
-                      <m:sty m:val="p"/>
-                    </m:rPr>
-                    <m:t>diet</m:t>
-                  </m:r>
-                </m:e>
-                <m:sub>
-                  <m:r>
-                    <m:t>i</m:t>
-                  </m:r>
-                  <m:r>
-                    <m:t>j</m:t>
-                  </m:r>
-                </m:sub>
-              </m:sSub>
-              <m:r>
-                <m:rPr>
-                  <m:sty m:val="p"/>
-                </m:rPr>
-                <m:t>×</m:t>
-              </m:r>
-              <m:sSub>
-                <m:e>
-                  <m:r>
-                    <m:rPr>
-                      <m:nor/>
-                      <m:sty m:val="p"/>
-                    </m:rPr>
-                    <m:t>density</m:t>
+                      <m:sty m:val="p"/>
+                    </m:rPr>
+                    <m:t>s</m:t>
+                  </m:r>
+                  <m:r>
+                    <m:rPr>
+                      <m:sty m:val="p"/>
+                    </m:rPr>
+                    <m:t>e</m:t>
+                  </m:r>
+                  <m:r>
+                    <m:rPr>
+                      <m:sty m:val="p"/>
+                    </m:rPr>
+                    <m:t>x</m:t>
                   </m:r>
                 </m:e>
                 <m:sub>
@@ -1340,6 +2800,2502 @@
           <m:sSub>
             <m:e>
               <m:r>
+                <m:t>β</m:t>
+              </m:r>
+            </m:e>
+            <m:sub>
+              <m:r>
+                <m:t>7</m:t>
+              </m:r>
+            </m:sub>
+          </m:sSub>
+          <m:d>
+            <m:dPr>
+              <m:begChr m:val="("/>
+              <m:sepChr m:val=""/>
+              <m:endChr m:val=")"/>
+              <m:grow/>
+            </m:dPr>
+            <m:e>
+              <m:r>
+                <m:rPr>
+                  <m:sty m:val="p"/>
+                </m:rPr>
+                <m:t>l</m:t>
+              </m:r>
+              <m:r>
+                <m:rPr>
+                  <m:sty m:val="p"/>
+                </m:rPr>
+                <m:t>o</m:t>
+              </m:r>
+              <m:r>
+                <m:rPr>
+                  <m:sty m:val="p"/>
+                </m:rPr>
+                <m:t>g</m:t>
+              </m:r>
+              <m:sSub>
+                <m:e>
+                  <m:r>
+                    <m:t>P</m:t>
+                  </m:r>
+                </m:e>
+                <m:sub>
+                  <m:r>
+                    <m:t>i</m:t>
+                  </m:r>
+                  <m:r>
+                    <m:t>j</m:t>
+                  </m:r>
+                </m:sub>
+              </m:sSub>
+              <m:r>
+                <m:rPr>
+                  <m:sty m:val="p"/>
+                </m:rPr>
+                <m:t>×</m:t>
+              </m:r>
+              <m:sSub>
+                <m:e>
+                  <m:r>
+                    <m:rPr>
+                      <m:sty m:val="p"/>
+                    </m:rPr>
+                    <m:t>d</m:t>
+                  </m:r>
+                  <m:r>
+                    <m:rPr>
+                      <m:sty m:val="p"/>
+                    </m:rPr>
+                    <m:t>i</m:t>
+                  </m:r>
+                  <m:r>
+                    <m:rPr>
+                      <m:sty m:val="p"/>
+                    </m:rPr>
+                    <m:t>e</m:t>
+                  </m:r>
+                  <m:r>
+                    <m:rPr>
+                      <m:sty m:val="p"/>
+                    </m:rPr>
+                    <m:t>t</m:t>
+                  </m:r>
+                </m:e>
+                <m:sub>
+                  <m:r>
+                    <m:t>i</m:t>
+                  </m:r>
+                  <m:r>
+                    <m:t>j</m:t>
+                  </m:r>
+                </m:sub>
+              </m:sSub>
+            </m:e>
+          </m:d>
+          <m:r>
+            <m:rPr>
+              <m:sty m:val="p"/>
+            </m:rPr>
+            <m:t>+</m:t>
+          </m:r>
+          <m:sSub>
+            <m:e>
+              <m:r>
+                <m:t>β</m:t>
+              </m:r>
+            </m:e>
+            <m:sub>
+              <m:r>
+                <m:t>8</m:t>
+              </m:r>
+            </m:sub>
+          </m:sSub>
+          <m:d>
+            <m:dPr>
+              <m:begChr m:val="("/>
+              <m:sepChr m:val=""/>
+              <m:endChr m:val=")"/>
+              <m:grow/>
+            </m:dPr>
+            <m:e>
+              <m:r>
+                <m:rPr>
+                  <m:sty m:val="p"/>
+                </m:rPr>
+                <m:t>l</m:t>
+              </m:r>
+              <m:r>
+                <m:rPr>
+                  <m:sty m:val="p"/>
+                </m:rPr>
+                <m:t>o</m:t>
+              </m:r>
+              <m:r>
+                <m:rPr>
+                  <m:sty m:val="p"/>
+                </m:rPr>
+                <m:t>g</m:t>
+              </m:r>
+              <m:sSub>
+                <m:e>
+                  <m:r>
+                    <m:t>P</m:t>
+                  </m:r>
+                </m:e>
+                <m:sub>
+                  <m:r>
+                    <m:t>i</m:t>
+                  </m:r>
+                  <m:r>
+                    <m:t>j</m:t>
+                  </m:r>
+                </m:sub>
+              </m:sSub>
+              <m:r>
+                <m:rPr>
+                  <m:sty m:val="p"/>
+                </m:rPr>
+                <m:t>×</m:t>
+              </m:r>
+              <m:sSub>
+                <m:e>
+                  <m:r>
+                    <m:rPr>
+                      <m:sty m:val="p"/>
+                    </m:rPr>
+                    <m:t>d</m:t>
+                  </m:r>
+                  <m:r>
+                    <m:rPr>
+                      <m:sty m:val="p"/>
+                    </m:rPr>
+                    <m:t>e</m:t>
+                  </m:r>
+                  <m:r>
+                    <m:rPr>
+                      <m:sty m:val="p"/>
+                    </m:rPr>
+                    <m:t>n</m:t>
+                  </m:r>
+                  <m:r>
+                    <m:rPr>
+                      <m:sty m:val="p"/>
+                    </m:rPr>
+                    <m:t>s</m:t>
+                  </m:r>
+                  <m:r>
+                    <m:rPr>
+                      <m:sty m:val="p"/>
+                    </m:rPr>
+                    <m:t>i</m:t>
+                  </m:r>
+                  <m:r>
+                    <m:rPr>
+                      <m:sty m:val="p"/>
+                    </m:rPr>
+                    <m:t>t</m:t>
+                  </m:r>
+                  <m:r>
+                    <m:rPr>
+                      <m:sty m:val="p"/>
+                    </m:rPr>
+                    <m:t>y</m:t>
+                  </m:r>
+                </m:e>
+                <m:sub>
+                  <m:r>
+                    <m:t>i</m:t>
+                  </m:r>
+                  <m:r>
+                    <m:t>j</m:t>
+                  </m:r>
+                </m:sub>
+              </m:sSub>
+            </m:e>
+          </m:d>
+          <m:r>
+            <m:rPr>
+              <m:sty m:val="p"/>
+            </m:rPr>
+            <m:t>+</m:t>
+          </m:r>
+          <m:sSub>
+            <m:e>
+              <m:r>
+                <m:t>β</m:t>
+              </m:r>
+            </m:e>
+            <m:sub>
+              <m:r>
+                <m:t>9</m:t>
+              </m:r>
+            </m:sub>
+          </m:sSub>
+          <m:d>
+            <m:dPr>
+              <m:begChr m:val="("/>
+              <m:sepChr m:val=""/>
+              <m:endChr m:val=")"/>
+              <m:grow/>
+            </m:dPr>
+            <m:e>
+              <m:sSup>
+                <m:e>
+                  <m:d>
+                    <m:dPr>
+                      <m:begChr m:val="("/>
+                      <m:sepChr m:val=""/>
+                      <m:endChr m:val=")"/>
+                      <m:grow/>
+                    </m:dPr>
+                    <m:e>
+                      <m:r>
+                        <m:rPr>
+                          <m:sty m:val="p"/>
+                        </m:rPr>
+                        <m:t>l</m:t>
+                      </m:r>
+                      <m:r>
+                        <m:rPr>
+                          <m:sty m:val="p"/>
+                        </m:rPr>
+                        <m:t>o</m:t>
+                      </m:r>
+                      <m:r>
+                        <m:rPr>
+                          <m:sty m:val="p"/>
+                        </m:rPr>
+                        <m:t>g</m:t>
+                      </m:r>
+                      <m:sSub>
+                        <m:e>
+                          <m:r>
+                            <m:t>P</m:t>
+                          </m:r>
+                        </m:e>
+                        <m:sub>
+                          <m:r>
+                            <m:t>i</m:t>
+                          </m:r>
+                          <m:r>
+                            <m:t>j</m:t>
+                          </m:r>
+                        </m:sub>
+                      </m:sSub>
+                    </m:e>
+                  </m:d>
+                </m:e>
+                <m:sup>
+                  <m:r>
+                    <m:t>2</m:t>
+                  </m:r>
+                </m:sup>
+              </m:sSup>
+              <m:r>
+                <m:rPr>
+                  <m:sty m:val="p"/>
+                </m:rPr>
+                <m:t>×</m:t>
+              </m:r>
+              <m:sSub>
+                <m:e>
+                  <m:r>
+                    <m:rPr>
+                      <m:sty m:val="p"/>
+                    </m:rPr>
+                    <m:t>s</m:t>
+                  </m:r>
+                  <m:r>
+                    <m:rPr>
+                      <m:sty m:val="p"/>
+                    </m:rPr>
+                    <m:t>e</m:t>
+                  </m:r>
+                  <m:r>
+                    <m:rPr>
+                      <m:sty m:val="p"/>
+                    </m:rPr>
+                    <m:t>x</m:t>
+                  </m:r>
+                </m:e>
+                <m:sub>
+                  <m:r>
+                    <m:t>i</m:t>
+                  </m:r>
+                  <m:r>
+                    <m:t>j</m:t>
+                  </m:r>
+                </m:sub>
+              </m:sSub>
+            </m:e>
+          </m:d>
+          <m:r>
+            <m:rPr>
+              <m:sty m:val="p"/>
+            </m:rPr>
+            <m:t>+</m:t>
+          </m:r>
+          <m:sSub>
+            <m:e>
+              <m:r>
+                <m:t>β</m:t>
+              </m:r>
+            </m:e>
+            <m:sub>
+              <m:r>
+                <m:t>10</m:t>
+              </m:r>
+            </m:sub>
+          </m:sSub>
+          <m:d>
+            <m:dPr>
+              <m:begChr m:val="("/>
+              <m:sepChr m:val=""/>
+              <m:endChr m:val=")"/>
+              <m:grow/>
+            </m:dPr>
+            <m:e>
+              <m:sSup>
+                <m:e>
+                  <m:d>
+                    <m:dPr>
+                      <m:begChr m:val="("/>
+                      <m:sepChr m:val=""/>
+                      <m:endChr m:val=")"/>
+                      <m:grow/>
+                    </m:dPr>
+                    <m:e>
+                      <m:r>
+                        <m:rPr>
+                          <m:sty m:val="p"/>
+                        </m:rPr>
+                        <m:t>l</m:t>
+                      </m:r>
+                      <m:r>
+                        <m:rPr>
+                          <m:sty m:val="p"/>
+                        </m:rPr>
+                        <m:t>o</m:t>
+                      </m:r>
+                      <m:r>
+                        <m:rPr>
+                          <m:sty m:val="p"/>
+                        </m:rPr>
+                        <m:t>g</m:t>
+                      </m:r>
+                      <m:sSub>
+                        <m:e>
+                          <m:r>
+                            <m:t>P</m:t>
+                          </m:r>
+                        </m:e>
+                        <m:sub>
+                          <m:r>
+                            <m:t>i</m:t>
+                          </m:r>
+                          <m:r>
+                            <m:t>j</m:t>
+                          </m:r>
+                        </m:sub>
+                      </m:sSub>
+                    </m:e>
+                  </m:d>
+                </m:e>
+                <m:sup>
+                  <m:r>
+                    <m:t>2</m:t>
+                  </m:r>
+                </m:sup>
+              </m:sSup>
+              <m:r>
+                <m:rPr>
+                  <m:sty m:val="p"/>
+                </m:rPr>
+                <m:t>×</m:t>
+              </m:r>
+              <m:sSub>
+                <m:e>
+                  <m:r>
+                    <m:rPr>
+                      <m:sty m:val="p"/>
+                    </m:rPr>
+                    <m:t>d</m:t>
+                  </m:r>
+                  <m:r>
+                    <m:rPr>
+                      <m:sty m:val="p"/>
+                    </m:rPr>
+                    <m:t>i</m:t>
+                  </m:r>
+                  <m:r>
+                    <m:rPr>
+                      <m:sty m:val="p"/>
+                    </m:rPr>
+                    <m:t>e</m:t>
+                  </m:r>
+                  <m:r>
+                    <m:rPr>
+                      <m:sty m:val="p"/>
+                    </m:rPr>
+                    <m:t>t</m:t>
+                  </m:r>
+                </m:e>
+                <m:sub>
+                  <m:r>
+                    <m:t>i</m:t>
+                  </m:r>
+                  <m:r>
+                    <m:t>j</m:t>
+                  </m:r>
+                </m:sub>
+              </m:sSub>
+            </m:e>
+          </m:d>
+          <m:r>
+            <m:rPr>
+              <m:sty m:val="p"/>
+            </m:rPr>
+            <m:t>+</m:t>
+          </m:r>
+          <m:sSub>
+            <m:e>
+              <m:r>
+                <m:t>β</m:t>
+              </m:r>
+            </m:e>
+            <m:sub>
+              <m:r>
+                <m:t>11</m:t>
+              </m:r>
+            </m:sub>
+          </m:sSub>
+          <m:d>
+            <m:dPr>
+              <m:begChr m:val="("/>
+              <m:sepChr m:val=""/>
+              <m:endChr m:val=")"/>
+              <m:grow/>
+            </m:dPr>
+            <m:e>
+              <m:sSup>
+                <m:e>
+                  <m:d>
+                    <m:dPr>
+                      <m:begChr m:val="("/>
+                      <m:sepChr m:val=""/>
+                      <m:endChr m:val=")"/>
+                      <m:grow/>
+                    </m:dPr>
+                    <m:e>
+                      <m:r>
+                        <m:rPr>
+                          <m:sty m:val="p"/>
+                        </m:rPr>
+                        <m:t>l</m:t>
+                      </m:r>
+                      <m:r>
+                        <m:rPr>
+                          <m:sty m:val="p"/>
+                        </m:rPr>
+                        <m:t>o</m:t>
+                      </m:r>
+                      <m:r>
+                        <m:rPr>
+                          <m:sty m:val="p"/>
+                        </m:rPr>
+                        <m:t>g</m:t>
+                      </m:r>
+                      <m:sSub>
+                        <m:e>
+                          <m:r>
+                            <m:t>P</m:t>
+                          </m:r>
+                        </m:e>
+                        <m:sub>
+                          <m:r>
+                            <m:t>i</m:t>
+                          </m:r>
+                          <m:r>
+                            <m:t>j</m:t>
+                          </m:r>
+                        </m:sub>
+                      </m:sSub>
+                    </m:e>
+                  </m:d>
+                </m:e>
+                <m:sup>
+                  <m:r>
+                    <m:t>2</m:t>
+                  </m:r>
+                </m:sup>
+              </m:sSup>
+              <m:r>
+                <m:rPr>
+                  <m:sty m:val="p"/>
+                </m:rPr>
+                <m:t>×</m:t>
+              </m:r>
+              <m:sSub>
+                <m:e>
+                  <m:r>
+                    <m:rPr>
+                      <m:sty m:val="p"/>
+                    </m:rPr>
+                    <m:t>d</m:t>
+                  </m:r>
+                  <m:r>
+                    <m:rPr>
+                      <m:sty m:val="p"/>
+                    </m:rPr>
+                    <m:t>e</m:t>
+                  </m:r>
+                  <m:r>
+                    <m:rPr>
+                      <m:sty m:val="p"/>
+                    </m:rPr>
+                    <m:t>n</m:t>
+                  </m:r>
+                  <m:r>
+                    <m:rPr>
+                      <m:sty m:val="p"/>
+                    </m:rPr>
+                    <m:t>s</m:t>
+                  </m:r>
+                  <m:r>
+                    <m:rPr>
+                      <m:sty m:val="p"/>
+                    </m:rPr>
+                    <m:t>i</m:t>
+                  </m:r>
+                  <m:r>
+                    <m:rPr>
+                      <m:sty m:val="p"/>
+                    </m:rPr>
+                    <m:t>t</m:t>
+                  </m:r>
+                  <m:r>
+                    <m:rPr>
+                      <m:sty m:val="p"/>
+                    </m:rPr>
+                    <m:t>y</m:t>
+                  </m:r>
+                </m:e>
+                <m:sub>
+                  <m:r>
+                    <m:t>i</m:t>
+                  </m:r>
+                  <m:r>
+                    <m:t>j</m:t>
+                  </m:r>
+                </m:sub>
+              </m:sSub>
+            </m:e>
+          </m:d>
+          <m:r>
+            <m:rPr>
+              <m:sty m:val="p"/>
+            </m:rPr>
+            <m:t>+</m:t>
+          </m:r>
+          <m:sSub>
+            <m:e>
+              <m:r>
+                <m:t>β</m:t>
+              </m:r>
+            </m:e>
+            <m:sub>
+              <m:r>
+                <m:t>12</m:t>
+              </m:r>
+            </m:sub>
+          </m:sSub>
+          <m:d>
+            <m:dPr>
+              <m:begChr m:val="("/>
+              <m:sepChr m:val=""/>
+              <m:endChr m:val=")"/>
+              <m:grow/>
+            </m:dPr>
+            <m:e>
+              <m:sSub>
+                <m:e>
+                  <m:r>
+                    <m:rPr>
+                      <m:sty m:val="p"/>
+                    </m:rPr>
+                    <m:t>s</m:t>
+                  </m:r>
+                  <m:r>
+                    <m:rPr>
+                      <m:sty m:val="p"/>
+                    </m:rPr>
+                    <m:t>e</m:t>
+                  </m:r>
+                  <m:r>
+                    <m:rPr>
+                      <m:sty m:val="p"/>
+                    </m:rPr>
+                    <m:t>x</m:t>
+                  </m:r>
+                </m:e>
+                <m:sub>
+                  <m:r>
+                    <m:t>i</m:t>
+                  </m:r>
+                  <m:r>
+                    <m:t>j</m:t>
+                  </m:r>
+                </m:sub>
+              </m:sSub>
+              <m:r>
+                <m:rPr>
+                  <m:sty m:val="p"/>
+                </m:rPr>
+                <m:t>×</m:t>
+              </m:r>
+              <m:sSub>
+                <m:e>
+                  <m:r>
+                    <m:rPr>
+                      <m:sty m:val="p"/>
+                    </m:rPr>
+                    <m:t>d</m:t>
+                  </m:r>
+                  <m:r>
+                    <m:rPr>
+                      <m:sty m:val="p"/>
+                    </m:rPr>
+                    <m:t>i</m:t>
+                  </m:r>
+                  <m:r>
+                    <m:rPr>
+                      <m:sty m:val="p"/>
+                    </m:rPr>
+                    <m:t>e</m:t>
+                  </m:r>
+                  <m:r>
+                    <m:rPr>
+                      <m:sty m:val="p"/>
+                    </m:rPr>
+                    <m:t>t</m:t>
+                  </m:r>
+                </m:e>
+                <m:sub>
+                  <m:r>
+                    <m:t>i</m:t>
+                  </m:r>
+                  <m:r>
+                    <m:t>j</m:t>
+                  </m:r>
+                </m:sub>
+              </m:sSub>
+            </m:e>
+          </m:d>
+          <m:r>
+            <m:rPr>
+              <m:sty m:val="p"/>
+            </m:rPr>
+            <m:t>+</m:t>
+          </m:r>
+          <m:sSub>
+            <m:e>
+              <m:r>
+                <m:t>β</m:t>
+              </m:r>
+            </m:e>
+            <m:sub>
+              <m:r>
+                <m:t>13</m:t>
+              </m:r>
+            </m:sub>
+          </m:sSub>
+          <m:d>
+            <m:dPr>
+              <m:begChr m:val="("/>
+              <m:sepChr m:val=""/>
+              <m:endChr m:val=")"/>
+              <m:grow/>
+            </m:dPr>
+            <m:e>
+              <m:sSub>
+                <m:e>
+                  <m:r>
+                    <m:rPr>
+                      <m:sty m:val="p"/>
+                    </m:rPr>
+                    <m:t>s</m:t>
+                  </m:r>
+                  <m:r>
+                    <m:rPr>
+                      <m:sty m:val="p"/>
+                    </m:rPr>
+                    <m:t>e</m:t>
+                  </m:r>
+                  <m:r>
+                    <m:rPr>
+                      <m:sty m:val="p"/>
+                    </m:rPr>
+                    <m:t>x</m:t>
+                  </m:r>
+                </m:e>
+                <m:sub>
+                  <m:r>
+                    <m:t>i</m:t>
+                  </m:r>
+                  <m:r>
+                    <m:t>j</m:t>
+                  </m:r>
+                </m:sub>
+              </m:sSub>
+              <m:r>
+                <m:rPr>
+                  <m:sty m:val="p"/>
+                </m:rPr>
+                <m:t>×</m:t>
+              </m:r>
+              <m:sSub>
+                <m:e>
+                  <m:r>
+                    <m:rPr>
+                      <m:sty m:val="p"/>
+                    </m:rPr>
+                    <m:t>d</m:t>
+                  </m:r>
+                  <m:r>
+                    <m:rPr>
+                      <m:sty m:val="p"/>
+                    </m:rPr>
+                    <m:t>e</m:t>
+                  </m:r>
+                  <m:r>
+                    <m:rPr>
+                      <m:sty m:val="p"/>
+                    </m:rPr>
+                    <m:t>n</m:t>
+                  </m:r>
+                  <m:r>
+                    <m:rPr>
+                      <m:sty m:val="p"/>
+                    </m:rPr>
+                    <m:t>s</m:t>
+                  </m:r>
+                  <m:r>
+                    <m:rPr>
+                      <m:sty m:val="p"/>
+                    </m:rPr>
+                    <m:t>i</m:t>
+                  </m:r>
+                  <m:r>
+                    <m:rPr>
+                      <m:sty m:val="p"/>
+                    </m:rPr>
+                    <m:t>t</m:t>
+                  </m:r>
+                  <m:r>
+                    <m:rPr>
+                      <m:sty m:val="p"/>
+                    </m:rPr>
+                    <m:t>y</m:t>
+                  </m:r>
+                </m:e>
+                <m:sub>
+                  <m:r>
+                    <m:t>i</m:t>
+                  </m:r>
+                  <m:r>
+                    <m:t>j</m:t>
+                  </m:r>
+                </m:sub>
+              </m:sSub>
+            </m:e>
+          </m:d>
+          <m:r>
+            <m:rPr>
+              <m:sty m:val="p"/>
+            </m:rPr>
+            <m:t>+</m:t>
+          </m:r>
+          <m:sSub>
+            <m:e>
+              <m:r>
+                <m:t>β</m:t>
+              </m:r>
+            </m:e>
+            <m:sub>
+              <m:r>
+                <m:t>14</m:t>
+              </m:r>
+            </m:sub>
+          </m:sSub>
+          <m:d>
+            <m:dPr>
+              <m:begChr m:val="("/>
+              <m:sepChr m:val=""/>
+              <m:endChr m:val=")"/>
+              <m:grow/>
+            </m:dPr>
+            <m:e>
+              <m:sSub>
+                <m:e>
+                  <m:r>
+                    <m:rPr>
+                      <m:sty m:val="p"/>
+                    </m:rPr>
+                    <m:t>d</m:t>
+                  </m:r>
+                  <m:r>
+                    <m:rPr>
+                      <m:sty m:val="p"/>
+                    </m:rPr>
+                    <m:t>i</m:t>
+                  </m:r>
+                  <m:r>
+                    <m:rPr>
+                      <m:sty m:val="p"/>
+                    </m:rPr>
+                    <m:t>e</m:t>
+                  </m:r>
+                  <m:r>
+                    <m:rPr>
+                      <m:sty m:val="p"/>
+                    </m:rPr>
+                    <m:t>t</m:t>
+                  </m:r>
+                </m:e>
+                <m:sub>
+                  <m:r>
+                    <m:t>i</m:t>
+                  </m:r>
+                  <m:r>
+                    <m:t>j</m:t>
+                  </m:r>
+                </m:sub>
+              </m:sSub>
+              <m:r>
+                <m:rPr>
+                  <m:sty m:val="p"/>
+                </m:rPr>
+                <m:t>×</m:t>
+              </m:r>
+              <m:sSub>
+                <m:e>
+                  <m:r>
+                    <m:rPr>
+                      <m:sty m:val="p"/>
+                    </m:rPr>
+                    <m:t>d</m:t>
+                  </m:r>
+                  <m:r>
+                    <m:rPr>
+                      <m:sty m:val="p"/>
+                    </m:rPr>
+                    <m:t>e</m:t>
+                  </m:r>
+                  <m:r>
+                    <m:rPr>
+                      <m:sty m:val="p"/>
+                    </m:rPr>
+                    <m:t>n</m:t>
+                  </m:r>
+                  <m:r>
+                    <m:rPr>
+                      <m:sty m:val="p"/>
+                    </m:rPr>
+                    <m:t>s</m:t>
+                  </m:r>
+                  <m:r>
+                    <m:rPr>
+                      <m:sty m:val="p"/>
+                    </m:rPr>
+                    <m:t>i</m:t>
+                  </m:r>
+                  <m:r>
+                    <m:rPr>
+                      <m:sty m:val="p"/>
+                    </m:rPr>
+                    <m:t>t</m:t>
+                  </m:r>
+                  <m:r>
+                    <m:rPr>
+                      <m:sty m:val="p"/>
+                    </m:rPr>
+                    <m:t>y</m:t>
+                  </m:r>
+                </m:e>
+                <m:sub>
+                  <m:r>
+                    <m:t>i</m:t>
+                  </m:r>
+                  <m:r>
+                    <m:t>j</m:t>
+                  </m:r>
+                </m:sub>
+              </m:sSub>
+            </m:e>
+          </m:d>
+          <m:r>
+            <m:rPr>
+              <m:sty m:val="p"/>
+            </m:rPr>
+            <m:t>+</m:t>
+          </m:r>
+          <m:sSub>
+            <m:e>
+              <m:r>
+                <m:t>β</m:t>
+              </m:r>
+            </m:e>
+            <m:sub>
+              <m:r>
+                <m:t>15</m:t>
+              </m:r>
+            </m:sub>
+          </m:sSub>
+          <m:d>
+            <m:dPr>
+              <m:begChr m:val="("/>
+              <m:sepChr m:val=""/>
+              <m:endChr m:val=")"/>
+              <m:grow/>
+            </m:dPr>
+            <m:e>
+              <m:r>
+                <m:rPr>
+                  <m:sty m:val="p"/>
+                </m:rPr>
+                <m:t>l</m:t>
+              </m:r>
+              <m:r>
+                <m:rPr>
+                  <m:sty m:val="p"/>
+                </m:rPr>
+                <m:t>o</m:t>
+              </m:r>
+              <m:r>
+                <m:rPr>
+                  <m:sty m:val="p"/>
+                </m:rPr>
+                <m:t>g</m:t>
+              </m:r>
+              <m:sSub>
+                <m:e>
+                  <m:r>
+                    <m:t>P</m:t>
+                  </m:r>
+                </m:e>
+                <m:sub>
+                  <m:r>
+                    <m:t>i</m:t>
+                  </m:r>
+                  <m:r>
+                    <m:t>j</m:t>
+                  </m:r>
+                </m:sub>
+              </m:sSub>
+              <m:r>
+                <m:rPr>
+                  <m:sty m:val="p"/>
+                </m:rPr>
+                <m:t>×</m:t>
+              </m:r>
+              <m:sSub>
+                <m:e>
+                  <m:r>
+                    <m:rPr>
+                      <m:sty m:val="p"/>
+                    </m:rPr>
+                    <m:t>s</m:t>
+                  </m:r>
+                  <m:r>
+                    <m:rPr>
+                      <m:sty m:val="p"/>
+                    </m:rPr>
+                    <m:t>e</m:t>
+                  </m:r>
+                  <m:r>
+                    <m:rPr>
+                      <m:sty m:val="p"/>
+                    </m:rPr>
+                    <m:t>x</m:t>
+                  </m:r>
+                </m:e>
+                <m:sub>
+                  <m:r>
+                    <m:t>i</m:t>
+                  </m:r>
+                  <m:r>
+                    <m:t>j</m:t>
+                  </m:r>
+                </m:sub>
+              </m:sSub>
+              <m:r>
+                <m:rPr>
+                  <m:sty m:val="p"/>
+                </m:rPr>
+                <m:t>×</m:t>
+              </m:r>
+              <m:sSub>
+                <m:e>
+                  <m:r>
+                    <m:rPr>
+                      <m:sty m:val="p"/>
+                    </m:rPr>
+                    <m:t>d</m:t>
+                  </m:r>
+                  <m:r>
+                    <m:rPr>
+                      <m:sty m:val="p"/>
+                    </m:rPr>
+                    <m:t>i</m:t>
+                  </m:r>
+                  <m:r>
+                    <m:rPr>
+                      <m:sty m:val="p"/>
+                    </m:rPr>
+                    <m:t>e</m:t>
+                  </m:r>
+                  <m:r>
+                    <m:rPr>
+                      <m:sty m:val="p"/>
+                    </m:rPr>
+                    <m:t>t</m:t>
+                  </m:r>
+                </m:e>
+                <m:sub>
+                  <m:r>
+                    <m:t>i</m:t>
+                  </m:r>
+                  <m:r>
+                    <m:t>j</m:t>
+                  </m:r>
+                </m:sub>
+              </m:sSub>
+            </m:e>
+          </m:d>
+          <m:r>
+            <m:rPr>
+              <m:sty m:val="p"/>
+            </m:rPr>
+            <m:t>+</m:t>
+          </m:r>
+          <m:sSub>
+            <m:e>
+              <m:r>
+                <m:t>β</m:t>
+              </m:r>
+            </m:e>
+            <m:sub>
+              <m:r>
+                <m:t>16</m:t>
+              </m:r>
+            </m:sub>
+          </m:sSub>
+          <m:d>
+            <m:dPr>
+              <m:begChr m:val="("/>
+              <m:sepChr m:val=""/>
+              <m:endChr m:val=")"/>
+              <m:grow/>
+            </m:dPr>
+            <m:e>
+              <m:r>
+                <m:rPr>
+                  <m:sty m:val="p"/>
+                </m:rPr>
+                <m:t>l</m:t>
+              </m:r>
+              <m:r>
+                <m:rPr>
+                  <m:sty m:val="p"/>
+                </m:rPr>
+                <m:t>o</m:t>
+              </m:r>
+              <m:r>
+                <m:rPr>
+                  <m:sty m:val="p"/>
+                </m:rPr>
+                <m:t>g</m:t>
+              </m:r>
+              <m:sSub>
+                <m:e>
+                  <m:r>
+                    <m:t>P</m:t>
+                  </m:r>
+                </m:e>
+                <m:sub>
+                  <m:r>
+                    <m:t>i</m:t>
+                  </m:r>
+                  <m:r>
+                    <m:t>j</m:t>
+                  </m:r>
+                </m:sub>
+              </m:sSub>
+              <m:r>
+                <m:rPr>
+                  <m:sty m:val="p"/>
+                </m:rPr>
+                <m:t>×</m:t>
+              </m:r>
+              <m:sSub>
+                <m:e>
+                  <m:r>
+                    <m:rPr>
+                      <m:sty m:val="p"/>
+                    </m:rPr>
+                    <m:t>s</m:t>
+                  </m:r>
+                  <m:r>
+                    <m:rPr>
+                      <m:sty m:val="p"/>
+                    </m:rPr>
+                    <m:t>e</m:t>
+                  </m:r>
+                  <m:r>
+                    <m:rPr>
+                      <m:sty m:val="p"/>
+                    </m:rPr>
+                    <m:t>x</m:t>
+                  </m:r>
+                </m:e>
+                <m:sub>
+                  <m:r>
+                    <m:t>i</m:t>
+                  </m:r>
+                  <m:r>
+                    <m:t>j</m:t>
+                  </m:r>
+                </m:sub>
+              </m:sSub>
+              <m:r>
+                <m:rPr>
+                  <m:sty m:val="p"/>
+                </m:rPr>
+                <m:t>×</m:t>
+              </m:r>
+              <m:sSub>
+                <m:e>
+                  <m:r>
+                    <m:rPr>
+                      <m:sty m:val="p"/>
+                    </m:rPr>
+                    <m:t>d</m:t>
+                  </m:r>
+                  <m:r>
+                    <m:rPr>
+                      <m:sty m:val="p"/>
+                    </m:rPr>
+                    <m:t>e</m:t>
+                  </m:r>
+                  <m:r>
+                    <m:rPr>
+                      <m:sty m:val="p"/>
+                    </m:rPr>
+                    <m:t>n</m:t>
+                  </m:r>
+                  <m:r>
+                    <m:rPr>
+                      <m:sty m:val="p"/>
+                    </m:rPr>
+                    <m:t>s</m:t>
+                  </m:r>
+                  <m:r>
+                    <m:rPr>
+                      <m:sty m:val="p"/>
+                    </m:rPr>
+                    <m:t>i</m:t>
+                  </m:r>
+                  <m:r>
+                    <m:rPr>
+                      <m:sty m:val="p"/>
+                    </m:rPr>
+                    <m:t>t</m:t>
+                  </m:r>
+                  <m:r>
+                    <m:rPr>
+                      <m:sty m:val="p"/>
+                    </m:rPr>
+                    <m:t>y</m:t>
+                  </m:r>
+                </m:e>
+                <m:sub>
+                  <m:r>
+                    <m:t>i</m:t>
+                  </m:r>
+                  <m:r>
+                    <m:t>j</m:t>
+                  </m:r>
+                </m:sub>
+              </m:sSub>
+            </m:e>
+          </m:d>
+          <m:r>
+            <m:rPr>
+              <m:sty m:val="p"/>
+            </m:rPr>
+            <m:t>+</m:t>
+          </m:r>
+          <m:sSub>
+            <m:e>
+              <m:r>
+                <m:t>β</m:t>
+              </m:r>
+            </m:e>
+            <m:sub>
+              <m:r>
+                <m:t>17</m:t>
+              </m:r>
+            </m:sub>
+          </m:sSub>
+          <m:d>
+            <m:dPr>
+              <m:begChr m:val="("/>
+              <m:sepChr m:val=""/>
+              <m:endChr m:val=")"/>
+              <m:grow/>
+            </m:dPr>
+            <m:e>
+              <m:r>
+                <m:rPr>
+                  <m:sty m:val="p"/>
+                </m:rPr>
+                <m:t>l</m:t>
+              </m:r>
+              <m:r>
+                <m:rPr>
+                  <m:sty m:val="p"/>
+                </m:rPr>
+                <m:t>o</m:t>
+              </m:r>
+              <m:r>
+                <m:rPr>
+                  <m:sty m:val="p"/>
+                </m:rPr>
+                <m:t>g</m:t>
+              </m:r>
+              <m:sSub>
+                <m:e>
+                  <m:r>
+                    <m:t>P</m:t>
+                  </m:r>
+                </m:e>
+                <m:sub>
+                  <m:r>
+                    <m:t>i</m:t>
+                  </m:r>
+                  <m:r>
+                    <m:t>j</m:t>
+                  </m:r>
+                </m:sub>
+              </m:sSub>
+              <m:r>
+                <m:rPr>
+                  <m:sty m:val="p"/>
+                </m:rPr>
+                <m:t>×</m:t>
+              </m:r>
+              <m:sSub>
+                <m:e>
+                  <m:r>
+                    <m:rPr>
+                      <m:sty m:val="p"/>
+                    </m:rPr>
+                    <m:t>d</m:t>
+                  </m:r>
+                  <m:r>
+                    <m:rPr>
+                      <m:sty m:val="p"/>
+                    </m:rPr>
+                    <m:t>i</m:t>
+                  </m:r>
+                  <m:r>
+                    <m:rPr>
+                      <m:sty m:val="p"/>
+                    </m:rPr>
+                    <m:t>e</m:t>
+                  </m:r>
+                  <m:r>
+                    <m:rPr>
+                      <m:sty m:val="p"/>
+                    </m:rPr>
+                    <m:t>t</m:t>
+                  </m:r>
+                </m:e>
+                <m:sub>
+                  <m:r>
+                    <m:t>i</m:t>
+                  </m:r>
+                  <m:r>
+                    <m:t>j</m:t>
+                  </m:r>
+                </m:sub>
+              </m:sSub>
+              <m:r>
+                <m:rPr>
+                  <m:sty m:val="p"/>
+                </m:rPr>
+                <m:t>×</m:t>
+              </m:r>
+              <m:sSub>
+                <m:e>
+                  <m:r>
+                    <m:rPr>
+                      <m:sty m:val="p"/>
+                    </m:rPr>
+                    <m:t>d</m:t>
+                  </m:r>
+                  <m:r>
+                    <m:rPr>
+                      <m:sty m:val="p"/>
+                    </m:rPr>
+                    <m:t>e</m:t>
+                  </m:r>
+                  <m:r>
+                    <m:rPr>
+                      <m:sty m:val="p"/>
+                    </m:rPr>
+                    <m:t>n</m:t>
+                  </m:r>
+                  <m:r>
+                    <m:rPr>
+                      <m:sty m:val="p"/>
+                    </m:rPr>
+                    <m:t>s</m:t>
+                  </m:r>
+                  <m:r>
+                    <m:rPr>
+                      <m:sty m:val="p"/>
+                    </m:rPr>
+                    <m:t>i</m:t>
+                  </m:r>
+                  <m:r>
+                    <m:rPr>
+                      <m:sty m:val="p"/>
+                    </m:rPr>
+                    <m:t>t</m:t>
+                  </m:r>
+                  <m:r>
+                    <m:rPr>
+                      <m:sty m:val="p"/>
+                    </m:rPr>
+                    <m:t>y</m:t>
+                  </m:r>
+                </m:e>
+                <m:sub>
+                  <m:r>
+                    <m:t>i</m:t>
+                  </m:r>
+                  <m:r>
+                    <m:t>j</m:t>
+                  </m:r>
+                </m:sub>
+              </m:sSub>
+            </m:e>
+          </m:d>
+          <m:r>
+            <m:rPr>
+              <m:sty m:val="p"/>
+            </m:rPr>
+            <m:t>+</m:t>
+          </m:r>
+          <m:sSub>
+            <m:e>
+              <m:r>
+                <m:t>β</m:t>
+              </m:r>
+            </m:e>
+            <m:sub>
+              <m:r>
+                <m:t>18</m:t>
+              </m:r>
+            </m:sub>
+          </m:sSub>
+          <m:d>
+            <m:dPr>
+              <m:begChr m:val="("/>
+              <m:sepChr m:val=""/>
+              <m:endChr m:val=")"/>
+              <m:grow/>
+            </m:dPr>
+            <m:e>
+              <m:sSup>
+                <m:e>
+                  <m:d>
+                    <m:dPr>
+                      <m:begChr m:val="("/>
+                      <m:sepChr m:val=""/>
+                      <m:endChr m:val=")"/>
+                      <m:grow/>
+                    </m:dPr>
+                    <m:e>
+                      <m:r>
+                        <m:rPr>
+                          <m:sty m:val="p"/>
+                        </m:rPr>
+                        <m:t>l</m:t>
+                      </m:r>
+                      <m:r>
+                        <m:rPr>
+                          <m:sty m:val="p"/>
+                        </m:rPr>
+                        <m:t>o</m:t>
+                      </m:r>
+                      <m:r>
+                        <m:rPr>
+                          <m:sty m:val="p"/>
+                        </m:rPr>
+                        <m:t>g</m:t>
+                      </m:r>
+                      <m:sSub>
+                        <m:e>
+                          <m:r>
+                            <m:t>P</m:t>
+                          </m:r>
+                        </m:e>
+                        <m:sub>
+                          <m:r>
+                            <m:t>i</m:t>
+                          </m:r>
+                          <m:r>
+                            <m:t>j</m:t>
+                          </m:r>
+                        </m:sub>
+                      </m:sSub>
+                    </m:e>
+                  </m:d>
+                </m:e>
+                <m:sup>
+                  <m:r>
+                    <m:t>2</m:t>
+                  </m:r>
+                </m:sup>
+              </m:sSup>
+              <m:r>
+                <m:rPr>
+                  <m:sty m:val="p"/>
+                </m:rPr>
+                <m:t>×</m:t>
+              </m:r>
+              <m:sSub>
+                <m:e>
+                  <m:r>
+                    <m:rPr>
+                      <m:sty m:val="p"/>
+                    </m:rPr>
+                    <m:t>s</m:t>
+                  </m:r>
+                  <m:r>
+                    <m:rPr>
+                      <m:sty m:val="p"/>
+                    </m:rPr>
+                    <m:t>e</m:t>
+                  </m:r>
+                  <m:r>
+                    <m:rPr>
+                      <m:sty m:val="p"/>
+                    </m:rPr>
+                    <m:t>x</m:t>
+                  </m:r>
+                </m:e>
+                <m:sub>
+                  <m:r>
+                    <m:t>i</m:t>
+                  </m:r>
+                  <m:r>
+                    <m:t>j</m:t>
+                  </m:r>
+                </m:sub>
+              </m:sSub>
+              <m:r>
+                <m:rPr>
+                  <m:sty m:val="p"/>
+                </m:rPr>
+                <m:t>×</m:t>
+              </m:r>
+              <m:sSub>
+                <m:e>
+                  <m:r>
+                    <m:rPr>
+                      <m:sty m:val="p"/>
+                    </m:rPr>
+                    <m:t>d</m:t>
+                  </m:r>
+                  <m:r>
+                    <m:rPr>
+                      <m:sty m:val="p"/>
+                    </m:rPr>
+                    <m:t>i</m:t>
+                  </m:r>
+                  <m:r>
+                    <m:rPr>
+                      <m:sty m:val="p"/>
+                    </m:rPr>
+                    <m:t>e</m:t>
+                  </m:r>
+                  <m:r>
+                    <m:rPr>
+                      <m:sty m:val="p"/>
+                    </m:rPr>
+                    <m:t>t</m:t>
+                  </m:r>
+                </m:e>
+                <m:sub>
+                  <m:r>
+                    <m:t>i</m:t>
+                  </m:r>
+                  <m:r>
+                    <m:t>j</m:t>
+                  </m:r>
+                </m:sub>
+              </m:sSub>
+            </m:e>
+          </m:d>
+          <m:r>
+            <m:rPr>
+              <m:sty m:val="p"/>
+            </m:rPr>
+            <m:t>+</m:t>
+          </m:r>
+          <m:sSub>
+            <m:e>
+              <m:r>
+                <m:t>β</m:t>
+              </m:r>
+            </m:e>
+            <m:sub>
+              <m:r>
+                <m:t>19</m:t>
+              </m:r>
+            </m:sub>
+          </m:sSub>
+          <m:d>
+            <m:dPr>
+              <m:begChr m:val="("/>
+              <m:sepChr m:val=""/>
+              <m:endChr m:val=")"/>
+              <m:grow/>
+            </m:dPr>
+            <m:e>
+              <m:sSup>
+                <m:e>
+                  <m:d>
+                    <m:dPr>
+                      <m:begChr m:val="("/>
+                      <m:sepChr m:val=""/>
+                      <m:endChr m:val=")"/>
+                      <m:grow/>
+                    </m:dPr>
+                    <m:e>
+                      <m:r>
+                        <m:rPr>
+                          <m:sty m:val="p"/>
+                        </m:rPr>
+                        <m:t>l</m:t>
+                      </m:r>
+                      <m:r>
+                        <m:rPr>
+                          <m:sty m:val="p"/>
+                        </m:rPr>
+                        <m:t>o</m:t>
+                      </m:r>
+                      <m:r>
+                        <m:rPr>
+                          <m:sty m:val="p"/>
+                        </m:rPr>
+                        <m:t>g</m:t>
+                      </m:r>
+                      <m:sSub>
+                        <m:e>
+                          <m:r>
+                            <m:t>P</m:t>
+                          </m:r>
+                        </m:e>
+                        <m:sub>
+                          <m:r>
+                            <m:t>i</m:t>
+                          </m:r>
+                          <m:r>
+                            <m:t>j</m:t>
+                          </m:r>
+                        </m:sub>
+                      </m:sSub>
+                    </m:e>
+                  </m:d>
+                </m:e>
+                <m:sup>
+                  <m:r>
+                    <m:t>2</m:t>
+                  </m:r>
+                </m:sup>
+              </m:sSup>
+              <m:r>
+                <m:rPr>
+                  <m:sty m:val="p"/>
+                </m:rPr>
+                <m:t>×</m:t>
+              </m:r>
+              <m:sSub>
+                <m:e>
+                  <m:r>
+                    <m:rPr>
+                      <m:sty m:val="p"/>
+                    </m:rPr>
+                    <m:t>s</m:t>
+                  </m:r>
+                  <m:r>
+                    <m:rPr>
+                      <m:sty m:val="p"/>
+                    </m:rPr>
+                    <m:t>e</m:t>
+                  </m:r>
+                  <m:r>
+                    <m:rPr>
+                      <m:sty m:val="p"/>
+                    </m:rPr>
+                    <m:t>x</m:t>
+                  </m:r>
+                </m:e>
+                <m:sub>
+                  <m:r>
+                    <m:t>i</m:t>
+                  </m:r>
+                  <m:r>
+                    <m:t>j</m:t>
+                  </m:r>
+                </m:sub>
+              </m:sSub>
+              <m:r>
+                <m:rPr>
+                  <m:sty m:val="p"/>
+                </m:rPr>
+                <m:t>×</m:t>
+              </m:r>
+              <m:sSub>
+                <m:e>
+                  <m:r>
+                    <m:rPr>
+                      <m:sty m:val="p"/>
+                    </m:rPr>
+                    <m:t>d</m:t>
+                  </m:r>
+                  <m:r>
+                    <m:rPr>
+                      <m:sty m:val="p"/>
+                    </m:rPr>
+                    <m:t>e</m:t>
+                  </m:r>
+                  <m:r>
+                    <m:rPr>
+                      <m:sty m:val="p"/>
+                    </m:rPr>
+                    <m:t>n</m:t>
+                  </m:r>
+                  <m:r>
+                    <m:rPr>
+                      <m:sty m:val="p"/>
+                    </m:rPr>
+                    <m:t>s</m:t>
+                  </m:r>
+                  <m:r>
+                    <m:rPr>
+                      <m:sty m:val="p"/>
+                    </m:rPr>
+                    <m:t>i</m:t>
+                  </m:r>
+                  <m:r>
+                    <m:rPr>
+                      <m:sty m:val="p"/>
+                    </m:rPr>
+                    <m:t>t</m:t>
+                  </m:r>
+                  <m:r>
+                    <m:rPr>
+                      <m:sty m:val="p"/>
+                    </m:rPr>
+                    <m:t>y</m:t>
+                  </m:r>
+                </m:e>
+                <m:sub>
+                  <m:r>
+                    <m:t>i</m:t>
+                  </m:r>
+                  <m:r>
+                    <m:t>j</m:t>
+                  </m:r>
+                </m:sub>
+              </m:sSub>
+            </m:e>
+          </m:d>
+          <m:r>
+            <m:rPr>
+              <m:sty m:val="p"/>
+            </m:rPr>
+            <m:t>+</m:t>
+          </m:r>
+          <m:sSub>
+            <m:e>
+              <m:r>
+                <m:t>β</m:t>
+              </m:r>
+            </m:e>
+            <m:sub>
+              <m:r>
+                <m:t>20</m:t>
+              </m:r>
+            </m:sub>
+          </m:sSub>
+          <m:d>
+            <m:dPr>
+              <m:begChr m:val="("/>
+              <m:sepChr m:val=""/>
+              <m:endChr m:val=")"/>
+              <m:grow/>
+            </m:dPr>
+            <m:e>
+              <m:sSup>
+                <m:e>
+                  <m:d>
+                    <m:dPr>
+                      <m:begChr m:val="("/>
+                      <m:sepChr m:val=""/>
+                      <m:endChr m:val=")"/>
+                      <m:grow/>
+                    </m:dPr>
+                    <m:e>
+                      <m:r>
+                        <m:rPr>
+                          <m:sty m:val="p"/>
+                        </m:rPr>
+                        <m:t>l</m:t>
+                      </m:r>
+                      <m:r>
+                        <m:rPr>
+                          <m:sty m:val="p"/>
+                        </m:rPr>
+                        <m:t>o</m:t>
+                      </m:r>
+                      <m:r>
+                        <m:rPr>
+                          <m:sty m:val="p"/>
+                        </m:rPr>
+                        <m:t>g</m:t>
+                      </m:r>
+                      <m:sSub>
+                        <m:e>
+                          <m:r>
+                            <m:t>P</m:t>
+                          </m:r>
+                        </m:e>
+                        <m:sub>
+                          <m:r>
+                            <m:t>i</m:t>
+                          </m:r>
+                          <m:r>
+                            <m:t>j</m:t>
+                          </m:r>
+                        </m:sub>
+                      </m:sSub>
+                    </m:e>
+                  </m:d>
+                </m:e>
+                <m:sup>
+                  <m:r>
+                    <m:t>2</m:t>
+                  </m:r>
+                </m:sup>
+              </m:sSup>
+              <m:r>
+                <m:rPr>
+                  <m:sty m:val="p"/>
+                </m:rPr>
+                <m:t>×</m:t>
+              </m:r>
+              <m:sSub>
+                <m:e>
+                  <m:r>
+                    <m:rPr>
+                      <m:sty m:val="p"/>
+                    </m:rPr>
+                    <m:t>d</m:t>
+                  </m:r>
+                  <m:r>
+                    <m:rPr>
+                      <m:sty m:val="p"/>
+                    </m:rPr>
+                    <m:t>i</m:t>
+                  </m:r>
+                  <m:r>
+                    <m:rPr>
+                      <m:sty m:val="p"/>
+                    </m:rPr>
+                    <m:t>e</m:t>
+                  </m:r>
+                  <m:r>
+                    <m:rPr>
+                      <m:sty m:val="p"/>
+                    </m:rPr>
+                    <m:t>t</m:t>
+                  </m:r>
+                </m:e>
+                <m:sub>
+                  <m:r>
+                    <m:t>i</m:t>
+                  </m:r>
+                  <m:r>
+                    <m:t>j</m:t>
+                  </m:r>
+                </m:sub>
+              </m:sSub>
+              <m:r>
+                <m:rPr>
+                  <m:sty m:val="p"/>
+                </m:rPr>
+                <m:t>×</m:t>
+              </m:r>
+              <m:sSub>
+                <m:e>
+                  <m:r>
+                    <m:rPr>
+                      <m:sty m:val="p"/>
+                    </m:rPr>
+                    <m:t>d</m:t>
+                  </m:r>
+                  <m:r>
+                    <m:rPr>
+                      <m:sty m:val="p"/>
+                    </m:rPr>
+                    <m:t>e</m:t>
+                  </m:r>
+                  <m:r>
+                    <m:rPr>
+                      <m:sty m:val="p"/>
+                    </m:rPr>
+                    <m:t>n</m:t>
+                  </m:r>
+                  <m:r>
+                    <m:rPr>
+                      <m:sty m:val="p"/>
+                    </m:rPr>
+                    <m:t>s</m:t>
+                  </m:r>
+                  <m:r>
+                    <m:rPr>
+                      <m:sty m:val="p"/>
+                    </m:rPr>
+                    <m:t>i</m:t>
+                  </m:r>
+                  <m:r>
+                    <m:rPr>
+                      <m:sty m:val="p"/>
+                    </m:rPr>
+                    <m:t>t</m:t>
+                  </m:r>
+                  <m:r>
+                    <m:rPr>
+                      <m:sty m:val="p"/>
+                    </m:rPr>
+                    <m:t>y</m:t>
+                  </m:r>
+                </m:e>
+                <m:sub>
+                  <m:r>
+                    <m:t>i</m:t>
+                  </m:r>
+                  <m:r>
+                    <m:t>j</m:t>
+                  </m:r>
+                </m:sub>
+              </m:sSub>
+            </m:e>
+          </m:d>
+          <m:r>
+            <m:rPr>
+              <m:sty m:val="p"/>
+            </m:rPr>
+            <m:t>+</m:t>
+          </m:r>
+          <m:sSub>
+            <m:e>
+              <m:r>
+                <m:t>β</m:t>
+              </m:r>
+            </m:e>
+            <m:sub>
+              <m:r>
+                <m:t>21</m:t>
+              </m:r>
+            </m:sub>
+          </m:sSub>
+          <m:d>
+            <m:dPr>
+              <m:begChr m:val="("/>
+              <m:sepChr m:val=""/>
+              <m:endChr m:val=")"/>
+              <m:grow/>
+            </m:dPr>
+            <m:e>
+              <m:sSub>
+                <m:e>
+                  <m:r>
+                    <m:rPr>
+                      <m:sty m:val="p"/>
+                    </m:rPr>
+                    <m:t>s</m:t>
+                  </m:r>
+                  <m:r>
+                    <m:rPr>
+                      <m:sty m:val="p"/>
+                    </m:rPr>
+                    <m:t>e</m:t>
+                  </m:r>
+                  <m:r>
+                    <m:rPr>
+                      <m:sty m:val="p"/>
+                    </m:rPr>
+                    <m:t>x</m:t>
+                  </m:r>
+                </m:e>
+                <m:sub>
+                  <m:r>
+                    <m:t>i</m:t>
+                  </m:r>
+                  <m:r>
+                    <m:t>j</m:t>
+                  </m:r>
+                </m:sub>
+              </m:sSub>
+              <m:r>
+                <m:rPr>
+                  <m:sty m:val="p"/>
+                </m:rPr>
+                <m:t>×</m:t>
+              </m:r>
+              <m:sSub>
+                <m:e>
+                  <m:r>
+                    <m:rPr>
+                      <m:sty m:val="p"/>
+                    </m:rPr>
+                    <m:t>d</m:t>
+                  </m:r>
+                  <m:r>
+                    <m:rPr>
+                      <m:sty m:val="p"/>
+                    </m:rPr>
+                    <m:t>i</m:t>
+                  </m:r>
+                  <m:r>
+                    <m:rPr>
+                      <m:sty m:val="p"/>
+                    </m:rPr>
+                    <m:t>e</m:t>
+                  </m:r>
+                  <m:r>
+                    <m:rPr>
+                      <m:sty m:val="p"/>
+                    </m:rPr>
+                    <m:t>t</m:t>
+                  </m:r>
+                </m:e>
+                <m:sub>
+                  <m:r>
+                    <m:t>i</m:t>
+                  </m:r>
+                  <m:r>
+                    <m:t>j</m:t>
+                  </m:r>
+                </m:sub>
+              </m:sSub>
+              <m:r>
+                <m:rPr>
+                  <m:sty m:val="p"/>
+                </m:rPr>
+                <m:t>×</m:t>
+              </m:r>
+              <m:sSub>
+                <m:e>
+                  <m:r>
+                    <m:rPr>
+                      <m:sty m:val="p"/>
+                    </m:rPr>
+                    <m:t>d</m:t>
+                  </m:r>
+                  <m:r>
+                    <m:rPr>
+                      <m:sty m:val="p"/>
+                    </m:rPr>
+                    <m:t>e</m:t>
+                  </m:r>
+                  <m:r>
+                    <m:rPr>
+                      <m:sty m:val="p"/>
+                    </m:rPr>
+                    <m:t>n</m:t>
+                  </m:r>
+                  <m:r>
+                    <m:rPr>
+                      <m:sty m:val="p"/>
+                    </m:rPr>
+                    <m:t>s</m:t>
+                  </m:r>
+                  <m:r>
+                    <m:rPr>
+                      <m:sty m:val="p"/>
+                    </m:rPr>
+                    <m:t>i</m:t>
+                  </m:r>
+                  <m:r>
+                    <m:rPr>
+                      <m:sty m:val="p"/>
+                    </m:rPr>
+                    <m:t>t</m:t>
+                  </m:r>
+                  <m:r>
+                    <m:rPr>
+                      <m:sty m:val="p"/>
+                    </m:rPr>
+                    <m:t>y</m:t>
+                  </m:r>
+                </m:e>
+                <m:sub>
+                  <m:r>
+                    <m:t>i</m:t>
+                  </m:r>
+                  <m:r>
+                    <m:t>j</m:t>
+                  </m:r>
+                </m:sub>
+              </m:sSub>
+            </m:e>
+          </m:d>
+          <m:r>
+            <m:rPr>
+              <m:sty m:val="p"/>
+            </m:rPr>
+            <m:t>+</m:t>
+          </m:r>
+          <m:sSub>
+            <m:e>
+              <m:r>
+                <m:t>β</m:t>
+              </m:r>
+            </m:e>
+            <m:sub>
+              <m:r>
+                <m:t>22</m:t>
+              </m:r>
+            </m:sub>
+          </m:sSub>
+          <m:d>
+            <m:dPr>
+              <m:begChr m:val="("/>
+              <m:sepChr m:val=""/>
+              <m:endChr m:val=")"/>
+              <m:grow/>
+            </m:dPr>
+            <m:e>
+              <m:r>
+                <m:rPr>
+                  <m:sty m:val="p"/>
+                </m:rPr>
+                <m:t>l</m:t>
+              </m:r>
+              <m:r>
+                <m:rPr>
+                  <m:sty m:val="p"/>
+                </m:rPr>
+                <m:t>o</m:t>
+              </m:r>
+              <m:r>
+                <m:rPr>
+                  <m:sty m:val="p"/>
+                </m:rPr>
+                <m:t>g</m:t>
+              </m:r>
+              <m:sSub>
+                <m:e>
+                  <m:r>
+                    <m:t>P</m:t>
+                  </m:r>
+                </m:e>
+                <m:sub>
+                  <m:r>
+                    <m:t>i</m:t>
+                  </m:r>
+                  <m:r>
+                    <m:t>j</m:t>
+                  </m:r>
+                </m:sub>
+              </m:sSub>
+              <m:r>
+                <m:rPr>
+                  <m:sty m:val="p"/>
+                </m:rPr>
+                <m:t>×</m:t>
+              </m:r>
+              <m:sSub>
+                <m:e>
+                  <m:r>
+                    <m:rPr>
+                      <m:sty m:val="p"/>
+                    </m:rPr>
+                    <m:t>s</m:t>
+                  </m:r>
+                  <m:r>
+                    <m:rPr>
+                      <m:sty m:val="p"/>
+                    </m:rPr>
+                    <m:t>e</m:t>
+                  </m:r>
+                  <m:r>
+                    <m:rPr>
+                      <m:sty m:val="p"/>
+                    </m:rPr>
+                    <m:t>x</m:t>
+                  </m:r>
+                </m:e>
+                <m:sub>
+                  <m:r>
+                    <m:t>i</m:t>
+                  </m:r>
+                  <m:r>
+                    <m:t>j</m:t>
+                  </m:r>
+                </m:sub>
+              </m:sSub>
+              <m:r>
+                <m:rPr>
+                  <m:sty m:val="p"/>
+                </m:rPr>
+                <m:t>×</m:t>
+              </m:r>
+              <m:sSub>
+                <m:e>
+                  <m:r>
+                    <m:rPr>
+                      <m:sty m:val="p"/>
+                    </m:rPr>
+                    <m:t>d</m:t>
+                  </m:r>
+                  <m:r>
+                    <m:rPr>
+                      <m:sty m:val="p"/>
+                    </m:rPr>
+                    <m:t>i</m:t>
+                  </m:r>
+                  <m:r>
+                    <m:rPr>
+                      <m:sty m:val="p"/>
+                    </m:rPr>
+                    <m:t>e</m:t>
+                  </m:r>
+                  <m:r>
+                    <m:rPr>
+                      <m:sty m:val="p"/>
+                    </m:rPr>
+                    <m:t>t</m:t>
+                  </m:r>
+                </m:e>
+                <m:sub>
+                  <m:r>
+                    <m:t>i</m:t>
+                  </m:r>
+                  <m:r>
+                    <m:t>j</m:t>
+                  </m:r>
+                </m:sub>
+              </m:sSub>
+              <m:r>
+                <m:rPr>
+                  <m:sty m:val="p"/>
+                </m:rPr>
+                <m:t>×</m:t>
+              </m:r>
+              <m:sSub>
+                <m:e>
+                  <m:r>
+                    <m:rPr>
+                      <m:sty m:val="p"/>
+                    </m:rPr>
+                    <m:t>d</m:t>
+                  </m:r>
+                  <m:r>
+                    <m:rPr>
+                      <m:sty m:val="p"/>
+                    </m:rPr>
+                    <m:t>e</m:t>
+                  </m:r>
+                  <m:r>
+                    <m:rPr>
+                      <m:sty m:val="p"/>
+                    </m:rPr>
+                    <m:t>n</m:t>
+                  </m:r>
+                  <m:r>
+                    <m:rPr>
+                      <m:sty m:val="p"/>
+                    </m:rPr>
+                    <m:t>s</m:t>
+                  </m:r>
+                  <m:r>
+                    <m:rPr>
+                      <m:sty m:val="p"/>
+                    </m:rPr>
+                    <m:t>i</m:t>
+                  </m:r>
+                  <m:r>
+                    <m:rPr>
+                      <m:sty m:val="p"/>
+                    </m:rPr>
+                    <m:t>t</m:t>
+                  </m:r>
+                  <m:r>
+                    <m:rPr>
+                      <m:sty m:val="p"/>
+                    </m:rPr>
+                    <m:t>y</m:t>
+                  </m:r>
+                </m:e>
+                <m:sub>
+                  <m:r>
+                    <m:t>i</m:t>
+                  </m:r>
+                  <m:r>
+                    <m:t>j</m:t>
+                  </m:r>
+                </m:sub>
+              </m:sSub>
+            </m:e>
+          </m:d>
+          <m:r>
+            <m:rPr>
+              <m:sty m:val="p"/>
+            </m:rPr>
+            <m:t>+</m:t>
+          </m:r>
+          <m:sSub>
+            <m:e>
+              <m:r>
+                <m:t>β</m:t>
+              </m:r>
+            </m:e>
+            <m:sub>
+              <m:r>
+                <m:t>23</m:t>
+              </m:r>
+            </m:sub>
+          </m:sSub>
+          <m:d>
+            <m:dPr>
+              <m:begChr m:val="("/>
+              <m:sepChr m:val=""/>
+              <m:endChr m:val=")"/>
+              <m:grow/>
+            </m:dPr>
+            <m:e>
+              <m:sSup>
+                <m:e>
+                  <m:d>
+                    <m:dPr>
+                      <m:begChr m:val="("/>
+                      <m:sepChr m:val=""/>
+                      <m:endChr m:val=")"/>
+                      <m:grow/>
+                    </m:dPr>
+                    <m:e>
+                      <m:r>
+                        <m:rPr>
+                          <m:sty m:val="p"/>
+                        </m:rPr>
+                        <m:t>l</m:t>
+                      </m:r>
+                      <m:r>
+                        <m:rPr>
+                          <m:sty m:val="p"/>
+                        </m:rPr>
+                        <m:t>o</m:t>
+                      </m:r>
+                      <m:r>
+                        <m:rPr>
+                          <m:sty m:val="p"/>
+                        </m:rPr>
+                        <m:t>g</m:t>
+                      </m:r>
+                      <m:sSub>
+                        <m:e>
+                          <m:r>
+                            <m:t>P</m:t>
+                          </m:r>
+                        </m:e>
+                        <m:sub>
+                          <m:r>
+                            <m:t>i</m:t>
+                          </m:r>
+                          <m:r>
+                            <m:t>j</m:t>
+                          </m:r>
+                        </m:sub>
+                      </m:sSub>
+                    </m:e>
+                  </m:d>
+                </m:e>
+                <m:sup>
+                  <m:r>
+                    <m:t>2</m:t>
+                  </m:r>
+                </m:sup>
+              </m:sSup>
+              <m:r>
+                <m:rPr>
+                  <m:sty m:val="p"/>
+                </m:rPr>
+                <m:t>×</m:t>
+              </m:r>
+              <m:sSub>
+                <m:e>
+                  <m:r>
+                    <m:rPr>
+                      <m:sty m:val="p"/>
+                    </m:rPr>
+                    <m:t>s</m:t>
+                  </m:r>
+                  <m:r>
+                    <m:rPr>
+                      <m:sty m:val="p"/>
+                    </m:rPr>
+                    <m:t>e</m:t>
+                  </m:r>
+                  <m:r>
+                    <m:rPr>
+                      <m:sty m:val="p"/>
+                    </m:rPr>
+                    <m:t>x</m:t>
+                  </m:r>
+                </m:e>
+                <m:sub>
+                  <m:r>
+                    <m:t>i</m:t>
+                  </m:r>
+                  <m:r>
+                    <m:t>j</m:t>
+                  </m:r>
+                </m:sub>
+              </m:sSub>
+              <m:r>
+                <m:rPr>
+                  <m:sty m:val="p"/>
+                </m:rPr>
+                <m:t>×</m:t>
+              </m:r>
+              <m:sSub>
+                <m:e>
+                  <m:r>
+                    <m:rPr>
+                      <m:sty m:val="p"/>
+                    </m:rPr>
+                    <m:t>d</m:t>
+                  </m:r>
+                  <m:r>
+                    <m:rPr>
+                      <m:sty m:val="p"/>
+                    </m:rPr>
+                    <m:t>i</m:t>
+                  </m:r>
+                  <m:r>
+                    <m:rPr>
+                      <m:sty m:val="p"/>
+                    </m:rPr>
+                    <m:t>e</m:t>
+                  </m:r>
+                  <m:r>
+                    <m:rPr>
+                      <m:sty m:val="p"/>
+                    </m:rPr>
+                    <m:t>t</m:t>
+                  </m:r>
+                </m:e>
+                <m:sub>
+                  <m:r>
+                    <m:t>i</m:t>
+                  </m:r>
+                  <m:r>
+                    <m:t>j</m:t>
+                  </m:r>
+                </m:sub>
+              </m:sSub>
+              <m:r>
+                <m:rPr>
+                  <m:sty m:val="p"/>
+                </m:rPr>
+                <m:t>×</m:t>
+              </m:r>
+              <m:sSub>
+                <m:e>
+                  <m:r>
+                    <m:rPr>
+                      <m:sty m:val="p"/>
+                    </m:rPr>
+                    <m:t>d</m:t>
+                  </m:r>
+                  <m:r>
+                    <m:rPr>
+                      <m:sty m:val="p"/>
+                    </m:rPr>
+                    <m:t>e</m:t>
+                  </m:r>
+                  <m:r>
+                    <m:rPr>
+                      <m:sty m:val="p"/>
+                    </m:rPr>
+                    <m:t>n</m:t>
+                  </m:r>
+                  <m:r>
+                    <m:rPr>
+                      <m:sty m:val="p"/>
+                    </m:rPr>
+                    <m:t>s</m:t>
+                  </m:r>
+                  <m:r>
+                    <m:rPr>
+                      <m:sty m:val="p"/>
+                    </m:rPr>
+                    <m:t>i</m:t>
+                  </m:r>
+                  <m:r>
+                    <m:rPr>
+                      <m:sty m:val="p"/>
+                    </m:rPr>
+                    <m:t>t</m:t>
+                  </m:r>
+                  <m:r>
+                    <m:rPr>
+                      <m:sty m:val="p"/>
+                    </m:rPr>
+                    <m:t>y</m:t>
+                  </m:r>
+                </m:e>
+                <m:sub>
+                  <m:r>
+                    <m:t>i</m:t>
+                  </m:r>
+                  <m:r>
+                    <m:t>j</m:t>
+                  </m:r>
+                </m:sub>
+              </m:sSub>
+            </m:e>
+          </m:d>
+          <m:r>
+            <m:rPr>
+              <m:sty m:val="p"/>
+            </m:rPr>
+            <m:t>+</m:t>
+          </m:r>
+          <m:sSub>
+            <m:e>
+              <m:r>
                 <m:t>b</m:t>
               </m:r>
             </m:e>
@@ -1377,7 +5333,19 @@
             <m:rPr>
               <m:sty m:val="p"/>
             </m:rPr>
-            <m:t>log</m:t>
+            <m:t>l</m:t>
+          </m:r>
+          <m:r>
+            <m:rPr>
+              <m:sty m:val="p"/>
+            </m:rPr>
+            <m:t>o</m:t>
+          </m:r>
+          <m:r>
+            <m:rPr>
+              <m:sty m:val="p"/>
+            </m:rPr>
+            <m:t>g</m:t>
           </m:r>
           <m:sSub>
             <m:e>
@@ -1402,18 +5370,31 @@
         <w:pStyle w:val="FirstParagraph"/>
       </w:pPr>
       <w:r>
-        <w:t xml:space="preserve">where the interaction term expands to include all lower-order main effects and interactions among (</w:t>
+        <w:t xml:space="preserve">This model tests whether scaling relationships deviate from linearity.</w:t>
       </w:r>
+    </w:p>
+    <w:bookmarkEnd w:id="22"/>
+    <w:bookmarkStart w:id="23" w:name="male-morph-model"/>
+    <w:p>
+      <w:pPr>
+        <w:pStyle w:val="Heading3"/>
+      </w:pPr>
       <w:r>
-        <w:t xml:space="preserve">P), morph, diet, and density.</w:t>
+        <w:t xml:space="preserve">Male morph model</w:t>
       </w:r>
     </w:p>
     <w:p>
       <w:pPr>
-        <w:pStyle w:val="BodyText"/>
+        <w:pStyle w:val="FirstParagraph"/>
       </w:pPr>
       <w:r>
-        <w:t xml:space="preserve">Random effects:</w:t>
+        <w:t xml:space="preserve">We modelled male forceps length as a function of body size, morph, diet, and density:</w:t>
+      </w:r>
+      <w:r>
+        <w:t xml:space="preserve"> </w:t>
+      </w:r>
+      <w:r>
+        <w:t xml:space="preserve">Model structure:</w:t>
       </w:r>
     </w:p>
     <w:p>
@@ -1425,170 +5406,36 @@
           <m:jc m:val="center"/>
         </m:oMathParaPr>
         <m:oMath>
-          <m:d>
-            <m:dPr>
-              <m:begChr m:val="("/>
-              <m:sepChr m:val=""/>
-              <m:endChr m:val=")"/>
-              <m:grow/>
-            </m:dPr>
-            <m:e>
-              <m:m>
-                <m:mPr>
-                  <m:baseJc m:val="center"/>
-                  <m:plcHide m:val="on"/>
-                  <m:mcs>
-                    <m:mc>
-                      <m:mcPr>
-                        <m:mcJc m:val="center"/>
-                        <m:count m:val="1"/>
-                      </m:mcPr>
-                    </m:mc>
-                  </m:mcs>
-                </m:mPr>
-                <m:mr>
-                  <m:e>
-                    <m:sSub>
-                      <m:e>
-                        <m:r>
-                          <m:t>b</m:t>
-                        </m:r>
-                      </m:e>
-                      <m:sub>
-                        <m:r>
-                          <m:t>0</m:t>
-                        </m:r>
-                        <m:r>
-                          <m:t>j</m:t>
-                        </m:r>
-                      </m:sub>
-                    </m:sSub>
-                  </m:e>
-                </m:mr>
-                <m:mr>
-                  <m:e>
-                    <m:sSub>
-                      <m:e>
-                        <m:r>
-                          <m:t>b</m:t>
-                        </m:r>
-                      </m:e>
-                      <m:sub>
-                        <m:r>
-                          <m:t>1</m:t>
-                        </m:r>
-                        <m:r>
-                          <m:t>j</m:t>
-                        </m:r>
-                      </m:sub>
-                    </m:sSub>
-                  </m:e>
-                </m:mr>
-              </m:m>
-            </m:e>
-          </m:d>
           <m:r>
             <m:rPr>
               <m:sty m:val="p"/>
             </m:rPr>
-            <m:t>∼</m:t>
+            <m:t>l</m:t>
           </m:r>
           <m:r>
             <m:rPr>
               <m:sty m:val="p"/>
-              <m:scr m:val="script"/>
             </m:rPr>
-            <m:t>N</m:t>
+            <m:t>o</m:t>
           </m:r>
-          <m:d>
-            <m:dPr>
-              <m:begChr m:val="("/>
-              <m:sepChr m:val=""/>
-              <m:endChr m:val=")"/>
-              <m:grow/>
-            </m:dPr>
-            <m:e>
-              <m:d>
-                <m:dPr>
-                  <m:begChr m:val="("/>
-                  <m:sepChr m:val=""/>
-                  <m:endChr m:val=")"/>
-                  <m:grow/>
-                </m:dPr>
-                <m:e>
-                  <m:m>
-                    <m:mPr>
-                      <m:baseJc m:val="center"/>
-                      <m:plcHide m:val="on"/>
-                      <m:mcs>
-                        <m:mc>
-                          <m:mcPr>
-                            <m:mcJc m:val="center"/>
-                            <m:count m:val="1"/>
-                          </m:mcPr>
-                        </m:mc>
-                      </m:mcs>
-                    </m:mPr>
-                    <m:mr>
-                      <m:e>
-                        <m:r>
-                          <m:t>0</m:t>
-                        </m:r>
-                      </m:e>
-                    </m:mr>
-                    <m:mr>
-                      <m:e>
-                        <m:r>
-                          <m:t>0</m:t>
-                        </m:r>
-                      </m:e>
-                    </m:mr>
-                  </m:m>
-                </m:e>
-              </m:d>
-              <m:r>
-                <m:rPr>
-                  <m:sty m:val="p"/>
-                </m:rPr>
-                <m:t>,</m:t>
-              </m:r>
-              <m:r>
-                <m:rPr>
-                  <m:sty m:val="b"/>
-                </m:rPr>
-                <m:t>Σ</m:t>
-              </m:r>
-            </m:e>
-          </m:d>
-        </m:oMath>
-      </m:oMathPara>
-    </w:p>
-    <w:p>
-      <w:pPr>
-        <w:pStyle w:val="FirstParagraph"/>
-      </w:pPr>
-      <w:r>
-        <w:t xml:space="preserve">Priors:</w:t>
-      </w:r>
-    </w:p>
-    <w:p>
-      <w:pPr>
-        <w:pStyle w:val="BodyText"/>
-      </w:pPr>
-      <m:oMathPara>
-        <m:oMathParaPr>
-          <m:jc m:val="center"/>
-        </m:oMathParaPr>
-        <m:oMath>
+          <m:r>
+            <m:rPr>
+              <m:sty m:val="p"/>
+            </m:rPr>
+            <m:t>g</m:t>
+          </m:r>
           <m:sSub>
             <m:e>
               <m:r>
-                <m:t>β</m:t>
+                <m:t>F</m:t>
               </m:r>
             </m:e>
             <m:sub>
               <m:r>
-                <m:t>k</m:t>
+                <m:t>i</m:t>
+              </m:r>
+              <m:r>
+                <m:t>j</m:t>
               </m:r>
             </m:sub>
           </m:sSub>
@@ -1601,9 +5448,38 @@
           <m:r>
             <m:rPr>
               <m:sty m:val="p"/>
-              <m:scr m:val="script"/>
             </m:rPr>
             <m:t>N</m:t>
+          </m:r>
+          <m:r>
+            <m:rPr>
+              <m:sty m:val="p"/>
+            </m:rPr>
+            <m:t>o</m:t>
+          </m:r>
+          <m:r>
+            <m:rPr>
+              <m:sty m:val="p"/>
+            </m:rPr>
+            <m:t>r</m:t>
+          </m:r>
+          <m:r>
+            <m:rPr>
+              <m:sty m:val="p"/>
+            </m:rPr>
+            <m:t>m</m:t>
+          </m:r>
+          <m:r>
+            <m:rPr>
+              <m:sty m:val="p"/>
+            </m:rPr>
+            <m:t>a</m:t>
+          </m:r>
+          <m:r>
+            <m:rPr>
+              <m:sty m:val="p"/>
+            </m:rPr>
+            <m:t>l</m:t>
           </m:r>
           <m:d>
             <m:dPr>
@@ -1613,9 +5489,21 @@
               <m:grow/>
             </m:dPr>
             <m:e>
-              <m:r>
-                <m:t>0</m:t>
-              </m:r>
+              <m:sSub>
+                <m:e>
+                  <m:r>
+                    <m:t>μ</m:t>
+                  </m:r>
+                </m:e>
+                <m:sub>
+                  <m:r>
+                    <m:t>i</m:t>
+                  </m:r>
+                  <m:r>
+                    <m:t>j</m:t>
+                  </m:r>
+                </m:sub>
+              </m:sSub>
               <m:r>
                 <m:rPr>
                   <m:sty m:val="p"/>
@@ -1623,63 +5511,7 @@
                 <m:t>,</m:t>
               </m:r>
               <m:r>
-                <m:t>0.5</m:t>
-              </m:r>
-            </m:e>
-          </m:d>
-          <m:r>
-            <m:rPr>
-              <m:sty m:val="p"/>
-            </m:rPr>
-            <m:t>,</m:t>
-          </m:r>
-          <m:r>
-            <m:t> </m:t>
-          </m:r>
-          <m:sSub>
-            <m:e>
-              <m:r>
-                <m:t>β</m:t>
-              </m:r>
-            </m:e>
-            <m:sub>
-              <m:r>
-                <m:t>0</m:t>
-              </m:r>
-            </m:sub>
-          </m:sSub>
-          <m:r>
-            <m:rPr>
-              <m:sty m:val="p"/>
-            </m:rPr>
-            <m:t>∼</m:t>
-          </m:r>
-          <m:r>
-            <m:rPr>
-              <m:sty m:val="p"/>
-              <m:scr m:val="script"/>
-            </m:rPr>
-            <m:t>N</m:t>
-          </m:r>
-          <m:d>
-            <m:dPr>
-              <m:begChr m:val="("/>
-              <m:sepChr m:val=""/>
-              <m:endChr m:val=")"/>
-              <m:grow/>
-            </m:dPr>
-            <m:e>
-              <m:r>
-                <m:t>1.2</m:t>
-              </m:r>
-              <m:r>
-                <m:rPr>
-                  <m:sty m:val="p"/>
-                </m:rPr>
-                <m:t>,</m:t>
-              </m:r>
-              <m:r>
-                <m:t>0.5</m:t>
+                <m:t>σ</m:t>
               </m:r>
             </m:e>
           </m:d>
@@ -1695,35 +5527,294 @@
           <m:jc m:val="center"/>
         </m:oMathParaPr>
         <m:oMath>
+          <m:sSub>
+            <m:e>
+              <m:r>
+                <m:t>μ</m:t>
+              </m:r>
+            </m:e>
+            <m:sub>
+              <m:r>
+                <m:t>i</m:t>
+              </m:r>
+              <m:r>
+                <m:t>j</m:t>
+              </m:r>
+            </m:sub>
+          </m:sSub>
           <m:r>
-            <m:t>σ</m:t>
+            <m:rPr>
+              <m:sty m:val="p"/>
+            </m:rPr>
+            <m:t>=</m:t>
+          </m:r>
+          <m:sSub>
+            <m:e>
+              <m:r>
+                <m:t>β</m:t>
+              </m:r>
+            </m:e>
+            <m:sub>
+              <m:r>
+                <m:t>0</m:t>
+              </m:r>
+            </m:sub>
+          </m:sSub>
+          <m:r>
+            <m:rPr>
+              <m:sty m:val="p"/>
+            </m:rPr>
+            <m:t>+</m:t>
+          </m:r>
+          <m:sSub>
+            <m:e>
+              <m:r>
+                <m:t>β</m:t>
+              </m:r>
+            </m:e>
+            <m:sub>
+              <m:r>
+                <m:t>1</m:t>
+              </m:r>
+            </m:sub>
+          </m:sSub>
+          <m:r>
+            <m:rPr>
+              <m:sty m:val="p"/>
+            </m:rPr>
+            <m:t>l</m:t>
           </m:r>
           <m:r>
             <m:rPr>
               <m:sty m:val="p"/>
             </m:rPr>
-            <m:t>∼</m:t>
+            <m:t>o</m:t>
           </m:r>
-          <m:sSubSup>
+          <m:r>
+            <m:rPr>
+              <m:sty m:val="p"/>
+            </m:rPr>
+            <m:t>g</m:t>
+          </m:r>
+          <m:sSub>
             <m:e>
               <m:r>
-                <m:t>t</m:t>
+                <m:t>P</m:t>
               </m:r>
             </m:e>
             <m:sub>
               <m:r>
-                <m:t>3</m:t>
+                <m:t>i</m:t>
+              </m:r>
+              <m:r>
+                <m:t>j</m:t>
               </m:r>
             </m:sub>
-            <m:sup>
+          </m:sSub>
+          <m:r>
+            <m:rPr>
+              <m:sty m:val="p"/>
+            </m:rPr>
+            <m:t>+</m:t>
+          </m:r>
+          <m:sSub>
+            <m:e>
+              <m:r>
+                <m:t>β</m:t>
+              </m:r>
+            </m:e>
+            <m:sub>
+              <m:r>
+                <m:t>2</m:t>
+              </m:r>
+            </m:sub>
+          </m:sSub>
+          <m:sSub>
+            <m:e>
               <m:r>
                 <m:rPr>
                   <m:sty m:val="p"/>
                 </m:rPr>
-                <m:t>+</m:t>
-              </m:r>
-            </m:sup>
-          </m:sSubSup>
+                <m:t>m</m:t>
+              </m:r>
+              <m:r>
+                <m:rPr>
+                  <m:sty m:val="p"/>
+                </m:rPr>
+                <m:t>o</m:t>
+              </m:r>
+              <m:r>
+                <m:rPr>
+                  <m:sty m:val="p"/>
+                </m:rPr>
+                <m:t>r</m:t>
+              </m:r>
+              <m:r>
+                <m:rPr>
+                  <m:sty m:val="p"/>
+                </m:rPr>
+                <m:t>p</m:t>
+              </m:r>
+              <m:r>
+                <m:rPr>
+                  <m:sty m:val="p"/>
+                </m:rPr>
+                <m:t>h</m:t>
+              </m:r>
+            </m:e>
+            <m:sub>
+              <m:r>
+                <m:t>i</m:t>
+              </m:r>
+              <m:r>
+                <m:t>j</m:t>
+              </m:r>
+            </m:sub>
+          </m:sSub>
+          <m:r>
+            <m:rPr>
+              <m:sty m:val="p"/>
+            </m:rPr>
+            <m:t>+</m:t>
+          </m:r>
+          <m:sSub>
+            <m:e>
+              <m:r>
+                <m:t>β</m:t>
+              </m:r>
+            </m:e>
+            <m:sub>
+              <m:r>
+                <m:t>3</m:t>
+              </m:r>
+            </m:sub>
+          </m:sSub>
+          <m:sSub>
+            <m:e>
+              <m:r>
+                <m:rPr>
+                  <m:sty m:val="p"/>
+                </m:rPr>
+                <m:t>d</m:t>
+              </m:r>
+              <m:r>
+                <m:rPr>
+                  <m:sty m:val="p"/>
+                </m:rPr>
+                <m:t>i</m:t>
+              </m:r>
+              <m:r>
+                <m:rPr>
+                  <m:sty m:val="p"/>
+                </m:rPr>
+                <m:t>e</m:t>
+              </m:r>
+              <m:r>
+                <m:rPr>
+                  <m:sty m:val="p"/>
+                </m:rPr>
+                <m:t>t</m:t>
+              </m:r>
+            </m:e>
+            <m:sub>
+              <m:r>
+                <m:t>i</m:t>
+              </m:r>
+              <m:r>
+                <m:t>j</m:t>
+              </m:r>
+            </m:sub>
+          </m:sSub>
+          <m:r>
+            <m:rPr>
+              <m:sty m:val="p"/>
+            </m:rPr>
+            <m:t>+</m:t>
+          </m:r>
+          <m:sSub>
+            <m:e>
+              <m:r>
+                <m:t>β</m:t>
+              </m:r>
+            </m:e>
+            <m:sub>
+              <m:r>
+                <m:t>4</m:t>
+              </m:r>
+            </m:sub>
+          </m:sSub>
+          <m:sSub>
+            <m:e>
+              <m:r>
+                <m:rPr>
+                  <m:sty m:val="p"/>
+                </m:rPr>
+                <m:t>d</m:t>
+              </m:r>
+              <m:r>
+                <m:rPr>
+                  <m:sty m:val="p"/>
+                </m:rPr>
+                <m:t>e</m:t>
+              </m:r>
+              <m:r>
+                <m:rPr>
+                  <m:sty m:val="p"/>
+                </m:rPr>
+                <m:t>n</m:t>
+              </m:r>
+              <m:r>
+                <m:rPr>
+                  <m:sty m:val="p"/>
+                </m:rPr>
+                <m:t>s</m:t>
+              </m:r>
+              <m:r>
+                <m:rPr>
+                  <m:sty m:val="p"/>
+                </m:rPr>
+                <m:t>i</m:t>
+              </m:r>
+              <m:r>
+                <m:rPr>
+                  <m:sty m:val="p"/>
+                </m:rPr>
+                <m:t>t</m:t>
+              </m:r>
+              <m:r>
+                <m:rPr>
+                  <m:sty m:val="p"/>
+                </m:rPr>
+                <m:t>y</m:t>
+              </m:r>
+            </m:e>
+            <m:sub>
+              <m:r>
+                <m:t>i</m:t>
+              </m:r>
+              <m:r>
+                <m:t>j</m:t>
+              </m:r>
+            </m:sub>
+          </m:sSub>
+          <m:r>
+            <m:rPr>
+              <m:sty m:val="p"/>
+            </m:rPr>
+            <m:t>+</m:t>
+          </m:r>
+          <m:sSub>
+            <m:e>
+              <m:r>
+                <m:t>β</m:t>
+              </m:r>
+            </m:e>
+            <m:sub>
+              <m:r>
+                <m:t>5</m:t>
+              </m:r>
+            </m:sub>
+          </m:sSub>
           <m:d>
             <m:dPr>
               <m:begChr m:val="("/>
@@ -1733,84 +5824,106 @@
             </m:dPr>
             <m:e>
               <m:r>
-                <m:t>0</m:t>
-              </m:r>
-              <m:r>
                 <m:rPr>
                   <m:sty m:val="p"/>
                 </m:rPr>
-                <m:t>,</m:t>
-              </m:r>
-              <m:r>
-                <m:t>0.5</m:t>
-              </m:r>
+                <m:t>l</m:t>
+              </m:r>
+              <m:r>
+                <m:rPr>
+                  <m:sty m:val="p"/>
+                </m:rPr>
+                <m:t>o</m:t>
+              </m:r>
+              <m:r>
+                <m:rPr>
+                  <m:sty m:val="p"/>
+                </m:rPr>
+                <m:t>g</m:t>
+              </m:r>
+              <m:sSub>
+                <m:e>
+                  <m:r>
+                    <m:t>P</m:t>
+                  </m:r>
+                </m:e>
+                <m:sub>
+                  <m:r>
+                    <m:t>i</m:t>
+                  </m:r>
+                  <m:r>
+                    <m:t>j</m:t>
+                  </m:r>
+                </m:sub>
+              </m:sSub>
+              <m:r>
+                <m:rPr>
+                  <m:sty m:val="p"/>
+                </m:rPr>
+                <m:t>×</m:t>
+              </m:r>
+              <m:sSub>
+                <m:e>
+                  <m:r>
+                    <m:rPr>
+                      <m:sty m:val="p"/>
+                    </m:rPr>
+                    <m:t>m</m:t>
+                  </m:r>
+                  <m:r>
+                    <m:rPr>
+                      <m:sty m:val="p"/>
+                    </m:rPr>
+                    <m:t>o</m:t>
+                  </m:r>
+                  <m:r>
+                    <m:rPr>
+                      <m:sty m:val="p"/>
+                    </m:rPr>
+                    <m:t>r</m:t>
+                  </m:r>
+                  <m:r>
+                    <m:rPr>
+                      <m:sty m:val="p"/>
+                    </m:rPr>
+                    <m:t>p</m:t>
+                  </m:r>
+                  <m:r>
+                    <m:rPr>
+                      <m:sty m:val="p"/>
+                    </m:rPr>
+                    <m:t>h</m:t>
+                  </m:r>
+                </m:e>
+                <m:sub>
+                  <m:r>
+                    <m:t>i</m:t>
+                  </m:r>
+                  <m:r>
+                    <m:t>j</m:t>
+                  </m:r>
+                </m:sub>
+              </m:sSub>
             </m:e>
           </m:d>
           <m:r>
             <m:rPr>
               <m:sty m:val="p"/>
             </m:rPr>
-            <m:t>,</m:t>
-          </m:r>
-          <m:r>
-            <m:t> </m:t>
+            <m:t>+</m:t>
           </m:r>
           <m:sSub>
             <m:e>
               <m:r>
-                <m:t>σ</m:t>
+                <m:t>β</m:t>
               </m:r>
             </m:e>
             <m:sub>
               <m:r>
-                <m:t>0</m:t>
+                <m:t>6</m:t>
               </m:r>
             </m:sub>
           </m:sSub>
-          <m:r>
-            <m:rPr>
-              <m:sty m:val="p"/>
-            </m:rPr>
-            <m:t>,</m:t>
-          </m:r>
-          <m:sSub>
-            <m:e>
-              <m:r>
-                <m:t>σ</m:t>
-              </m:r>
-            </m:e>
-            <m:sub>
-              <m:r>
-                <m:t>1</m:t>
-              </m:r>
-            </m:sub>
-          </m:sSub>
-          <m:r>
-            <m:rPr>
-              <m:sty m:val="p"/>
-            </m:rPr>
-            <m:t>∼</m:t>
-          </m:r>
-          <m:sSubSup>
-            <m:e>
-              <m:r>
-                <m:t>t</m:t>
-              </m:r>
-            </m:e>
-            <m:sub>
-              <m:r>
-                <m:t>3</m:t>
-              </m:r>
-            </m:sub>
-            <m:sup>
-              <m:r>
-                <m:rPr>
-                  <m:sty m:val="p"/>
-                </m:rPr>
-                <m:t>+</m:t>
-              </m:r>
-            </m:sup>
-          </m:sSubSup>
           <m:d>
             <m:dPr>
               <m:begChr m:val="("/>
@@ -1820,44 +5933,100 @@
             </m:dPr>
             <m:e>
               <m:r>
-                <m:t>0</m:t>
-              </m:r>
-              <m:r>
                 <m:rPr>
                   <m:sty m:val="p"/>
                 </m:rPr>
-                <m:t>,</m:t>
-              </m:r>
-              <m:r>
-                <m:t>0.3</m:t>
-              </m:r>
+                <m:t>l</m:t>
+              </m:r>
+              <m:r>
+                <m:rPr>
+                  <m:sty m:val="p"/>
+                </m:rPr>
+                <m:t>o</m:t>
+              </m:r>
+              <m:r>
+                <m:rPr>
+                  <m:sty m:val="p"/>
+                </m:rPr>
+                <m:t>g</m:t>
+              </m:r>
+              <m:sSub>
+                <m:e>
+                  <m:r>
+                    <m:t>P</m:t>
+                  </m:r>
+                </m:e>
+                <m:sub>
+                  <m:r>
+                    <m:t>i</m:t>
+                  </m:r>
+                  <m:r>
+                    <m:t>j</m:t>
+                  </m:r>
+                </m:sub>
+              </m:sSub>
+              <m:r>
+                <m:rPr>
+                  <m:sty m:val="p"/>
+                </m:rPr>
+                <m:t>×</m:t>
+              </m:r>
+              <m:sSub>
+                <m:e>
+                  <m:r>
+                    <m:rPr>
+                      <m:sty m:val="p"/>
+                    </m:rPr>
+                    <m:t>d</m:t>
+                  </m:r>
+                  <m:r>
+                    <m:rPr>
+                      <m:sty m:val="p"/>
+                    </m:rPr>
+                    <m:t>i</m:t>
+                  </m:r>
+                  <m:r>
+                    <m:rPr>
+                      <m:sty m:val="p"/>
+                    </m:rPr>
+                    <m:t>e</m:t>
+                  </m:r>
+                  <m:r>
+                    <m:rPr>
+                      <m:sty m:val="p"/>
+                    </m:rPr>
+                    <m:t>t</m:t>
+                  </m:r>
+                </m:e>
+                <m:sub>
+                  <m:r>
+                    <m:t>i</m:t>
+                  </m:r>
+                  <m:r>
+                    <m:t>j</m:t>
+                  </m:r>
+                </m:sub>
+              </m:sSub>
             </m:e>
           </m:d>
           <m:r>
             <m:rPr>
               <m:sty m:val="p"/>
             </m:rPr>
-            <m:t>,</m:t>
+            <m:t>+</m:t>
           </m:r>
-          <m:r>
-            <m:t> </m:t>
-          </m:r>
-          <m:r>
-            <m:t>ρ</m:t>
-          </m:r>
-          <m:r>
-            <m:rPr>
-              <m:sty m:val="p"/>
-            </m:rPr>
-            <m:t>∼</m:t>
-          </m:r>
-          <m:r>
-            <m:rPr>
-              <m:nor/>
-              <m:sty m:val="p"/>
-            </m:rPr>
-            <m:t>LKJ</m:t>
-          </m:r>
+          <m:sSub>
+            <m:e>
+              <m:r>
+                <m:t>β</m:t>
+              </m:r>
+            </m:e>
+            <m:sub>
+              <m:r>
+                <m:t>7</m:t>
+              </m:r>
+            </m:sub>
+          </m:sSub>
           <m:d>
             <m:dPr>
               <m:begChr m:val="("/>
@@ -1867,21 +6036,1418 @@
             </m:dPr>
             <m:e>
               <m:r>
-                <m:t>2</m:t>
-              </m:r>
+                <m:rPr>
+                  <m:sty m:val="p"/>
+                </m:rPr>
+                <m:t>l</m:t>
+              </m:r>
+              <m:r>
+                <m:rPr>
+                  <m:sty m:val="p"/>
+                </m:rPr>
+                <m:t>o</m:t>
+              </m:r>
+              <m:r>
+                <m:rPr>
+                  <m:sty m:val="p"/>
+                </m:rPr>
+                <m:t>g</m:t>
+              </m:r>
+              <m:sSub>
+                <m:e>
+                  <m:r>
+                    <m:t>P</m:t>
+                  </m:r>
+                </m:e>
+                <m:sub>
+                  <m:r>
+                    <m:t>i</m:t>
+                  </m:r>
+                  <m:r>
+                    <m:t>j</m:t>
+                  </m:r>
+                </m:sub>
+              </m:sSub>
+              <m:r>
+                <m:rPr>
+                  <m:sty m:val="p"/>
+                </m:rPr>
+                <m:t>×</m:t>
+              </m:r>
+              <m:sSub>
+                <m:e>
+                  <m:r>
+                    <m:rPr>
+                      <m:sty m:val="p"/>
+                    </m:rPr>
+                    <m:t>d</m:t>
+                  </m:r>
+                  <m:r>
+                    <m:rPr>
+                      <m:sty m:val="p"/>
+                    </m:rPr>
+                    <m:t>e</m:t>
+                  </m:r>
+                  <m:r>
+                    <m:rPr>
+                      <m:sty m:val="p"/>
+                    </m:rPr>
+                    <m:t>n</m:t>
+                  </m:r>
+                  <m:r>
+                    <m:rPr>
+                      <m:sty m:val="p"/>
+                    </m:rPr>
+                    <m:t>s</m:t>
+                  </m:r>
+                  <m:r>
+                    <m:rPr>
+                      <m:sty m:val="p"/>
+                    </m:rPr>
+                    <m:t>i</m:t>
+                  </m:r>
+                  <m:r>
+                    <m:rPr>
+                      <m:sty m:val="p"/>
+                    </m:rPr>
+                    <m:t>t</m:t>
+                  </m:r>
+                  <m:r>
+                    <m:rPr>
+                      <m:sty m:val="p"/>
+                    </m:rPr>
+                    <m:t>y</m:t>
+                  </m:r>
+                </m:e>
+                <m:sub>
+                  <m:r>
+                    <m:t>i</m:t>
+                  </m:r>
+                  <m:r>
+                    <m:t>j</m:t>
+                  </m:r>
+                </m:sub>
+              </m:sSub>
             </m:e>
           </m:d>
+          <m:r>
+            <m:rPr>
+              <m:sty m:val="p"/>
+            </m:rPr>
+            <m:t>+</m:t>
+          </m:r>
+          <m:sSub>
+            <m:e>
+              <m:r>
+                <m:t>β</m:t>
+              </m:r>
+            </m:e>
+            <m:sub>
+              <m:r>
+                <m:t>8</m:t>
+              </m:r>
+            </m:sub>
+          </m:sSub>
+          <m:d>
+            <m:dPr>
+              <m:begChr m:val="("/>
+              <m:sepChr m:val=""/>
+              <m:endChr m:val=")"/>
+              <m:grow/>
+            </m:dPr>
+            <m:e>
+              <m:sSub>
+                <m:e>
+                  <m:r>
+                    <m:rPr>
+                      <m:sty m:val="p"/>
+                    </m:rPr>
+                    <m:t>m</m:t>
+                  </m:r>
+                  <m:r>
+                    <m:rPr>
+                      <m:sty m:val="p"/>
+                    </m:rPr>
+                    <m:t>o</m:t>
+                  </m:r>
+                  <m:r>
+                    <m:rPr>
+                      <m:sty m:val="p"/>
+                    </m:rPr>
+                    <m:t>r</m:t>
+                  </m:r>
+                  <m:r>
+                    <m:rPr>
+                      <m:sty m:val="p"/>
+                    </m:rPr>
+                    <m:t>p</m:t>
+                  </m:r>
+                  <m:r>
+                    <m:rPr>
+                      <m:sty m:val="p"/>
+                    </m:rPr>
+                    <m:t>h</m:t>
+                  </m:r>
+                </m:e>
+                <m:sub>
+                  <m:r>
+                    <m:t>i</m:t>
+                  </m:r>
+                  <m:r>
+                    <m:t>j</m:t>
+                  </m:r>
+                </m:sub>
+              </m:sSub>
+              <m:r>
+                <m:rPr>
+                  <m:sty m:val="p"/>
+                </m:rPr>
+                <m:t>×</m:t>
+              </m:r>
+              <m:sSub>
+                <m:e>
+                  <m:r>
+                    <m:rPr>
+                      <m:sty m:val="p"/>
+                    </m:rPr>
+                    <m:t>d</m:t>
+                  </m:r>
+                  <m:r>
+                    <m:rPr>
+                      <m:sty m:val="p"/>
+                    </m:rPr>
+                    <m:t>i</m:t>
+                  </m:r>
+                  <m:r>
+                    <m:rPr>
+                      <m:sty m:val="p"/>
+                    </m:rPr>
+                    <m:t>e</m:t>
+                  </m:r>
+                  <m:r>
+                    <m:rPr>
+                      <m:sty m:val="p"/>
+                    </m:rPr>
+                    <m:t>t</m:t>
+                  </m:r>
+                </m:e>
+                <m:sub>
+                  <m:r>
+                    <m:t>i</m:t>
+                  </m:r>
+                  <m:r>
+                    <m:t>j</m:t>
+                  </m:r>
+                </m:sub>
+              </m:sSub>
+            </m:e>
+          </m:d>
+          <m:r>
+            <m:rPr>
+              <m:sty m:val="p"/>
+            </m:rPr>
+            <m:t>+</m:t>
+          </m:r>
+          <m:sSub>
+            <m:e>
+              <m:r>
+                <m:t>β</m:t>
+              </m:r>
+            </m:e>
+            <m:sub>
+              <m:r>
+                <m:t>9</m:t>
+              </m:r>
+            </m:sub>
+          </m:sSub>
+          <m:d>
+            <m:dPr>
+              <m:begChr m:val="("/>
+              <m:sepChr m:val=""/>
+              <m:endChr m:val=")"/>
+              <m:grow/>
+            </m:dPr>
+            <m:e>
+              <m:sSub>
+                <m:e>
+                  <m:r>
+                    <m:rPr>
+                      <m:sty m:val="p"/>
+                    </m:rPr>
+                    <m:t>m</m:t>
+                  </m:r>
+                  <m:r>
+                    <m:rPr>
+                      <m:sty m:val="p"/>
+                    </m:rPr>
+                    <m:t>o</m:t>
+                  </m:r>
+                  <m:r>
+                    <m:rPr>
+                      <m:sty m:val="p"/>
+                    </m:rPr>
+                    <m:t>r</m:t>
+                  </m:r>
+                  <m:r>
+                    <m:rPr>
+                      <m:sty m:val="p"/>
+                    </m:rPr>
+                    <m:t>p</m:t>
+                  </m:r>
+                  <m:r>
+                    <m:rPr>
+                      <m:sty m:val="p"/>
+                    </m:rPr>
+                    <m:t>h</m:t>
+                  </m:r>
+                </m:e>
+                <m:sub>
+                  <m:r>
+                    <m:t>i</m:t>
+                  </m:r>
+                  <m:r>
+                    <m:t>j</m:t>
+                  </m:r>
+                </m:sub>
+              </m:sSub>
+              <m:r>
+                <m:rPr>
+                  <m:sty m:val="p"/>
+                </m:rPr>
+                <m:t>×</m:t>
+              </m:r>
+              <m:sSub>
+                <m:e>
+                  <m:r>
+                    <m:rPr>
+                      <m:sty m:val="p"/>
+                    </m:rPr>
+                    <m:t>d</m:t>
+                  </m:r>
+                  <m:r>
+                    <m:rPr>
+                      <m:sty m:val="p"/>
+                    </m:rPr>
+                    <m:t>e</m:t>
+                  </m:r>
+                  <m:r>
+                    <m:rPr>
+                      <m:sty m:val="p"/>
+                    </m:rPr>
+                    <m:t>n</m:t>
+                  </m:r>
+                  <m:r>
+                    <m:rPr>
+                      <m:sty m:val="p"/>
+                    </m:rPr>
+                    <m:t>s</m:t>
+                  </m:r>
+                  <m:r>
+                    <m:rPr>
+                      <m:sty m:val="p"/>
+                    </m:rPr>
+                    <m:t>i</m:t>
+                  </m:r>
+                  <m:r>
+                    <m:rPr>
+                      <m:sty m:val="p"/>
+                    </m:rPr>
+                    <m:t>t</m:t>
+                  </m:r>
+                  <m:r>
+                    <m:rPr>
+                      <m:sty m:val="p"/>
+                    </m:rPr>
+                    <m:t>y</m:t>
+                  </m:r>
+                </m:e>
+                <m:sub>
+                  <m:r>
+                    <m:t>i</m:t>
+                  </m:r>
+                  <m:r>
+                    <m:t>j</m:t>
+                  </m:r>
+                </m:sub>
+              </m:sSub>
+            </m:e>
+          </m:d>
+          <m:r>
+            <m:rPr>
+              <m:sty m:val="p"/>
+            </m:rPr>
+            <m:t>+</m:t>
+          </m:r>
+          <m:sSub>
+            <m:e>
+              <m:r>
+                <m:t>β</m:t>
+              </m:r>
+            </m:e>
+            <m:sub>
+              <m:r>
+                <m:t>10</m:t>
+              </m:r>
+            </m:sub>
+          </m:sSub>
+          <m:d>
+            <m:dPr>
+              <m:begChr m:val="("/>
+              <m:sepChr m:val=""/>
+              <m:endChr m:val=")"/>
+              <m:grow/>
+            </m:dPr>
+            <m:e>
+              <m:sSub>
+                <m:e>
+                  <m:r>
+                    <m:rPr>
+                      <m:sty m:val="p"/>
+                    </m:rPr>
+                    <m:t>d</m:t>
+                  </m:r>
+                  <m:r>
+                    <m:rPr>
+                      <m:sty m:val="p"/>
+                    </m:rPr>
+                    <m:t>i</m:t>
+                  </m:r>
+                  <m:r>
+                    <m:rPr>
+                      <m:sty m:val="p"/>
+                    </m:rPr>
+                    <m:t>e</m:t>
+                  </m:r>
+                  <m:r>
+                    <m:rPr>
+                      <m:sty m:val="p"/>
+                    </m:rPr>
+                    <m:t>t</m:t>
+                  </m:r>
+                </m:e>
+                <m:sub>
+                  <m:r>
+                    <m:t>i</m:t>
+                  </m:r>
+                  <m:r>
+                    <m:t>j</m:t>
+                  </m:r>
+                </m:sub>
+              </m:sSub>
+              <m:r>
+                <m:rPr>
+                  <m:sty m:val="p"/>
+                </m:rPr>
+                <m:t>×</m:t>
+              </m:r>
+              <m:sSub>
+                <m:e>
+                  <m:r>
+                    <m:rPr>
+                      <m:sty m:val="p"/>
+                    </m:rPr>
+                    <m:t>d</m:t>
+                  </m:r>
+                  <m:r>
+                    <m:rPr>
+                      <m:sty m:val="p"/>
+                    </m:rPr>
+                    <m:t>e</m:t>
+                  </m:r>
+                  <m:r>
+                    <m:rPr>
+                      <m:sty m:val="p"/>
+                    </m:rPr>
+                    <m:t>n</m:t>
+                  </m:r>
+                  <m:r>
+                    <m:rPr>
+                      <m:sty m:val="p"/>
+                    </m:rPr>
+                    <m:t>s</m:t>
+                  </m:r>
+                  <m:r>
+                    <m:rPr>
+                      <m:sty m:val="p"/>
+                    </m:rPr>
+                    <m:t>i</m:t>
+                  </m:r>
+                  <m:r>
+                    <m:rPr>
+                      <m:sty m:val="p"/>
+                    </m:rPr>
+                    <m:t>t</m:t>
+                  </m:r>
+                  <m:r>
+                    <m:rPr>
+                      <m:sty m:val="p"/>
+                    </m:rPr>
+                    <m:t>y</m:t>
+                  </m:r>
+                </m:e>
+                <m:sub>
+                  <m:r>
+                    <m:t>i</m:t>
+                  </m:r>
+                  <m:r>
+                    <m:t>j</m:t>
+                  </m:r>
+                </m:sub>
+              </m:sSub>
+            </m:e>
+          </m:d>
+          <m:r>
+            <m:rPr>
+              <m:sty m:val="p"/>
+            </m:rPr>
+            <m:t>+</m:t>
+          </m:r>
+          <m:sSub>
+            <m:e>
+              <m:r>
+                <m:t>β</m:t>
+              </m:r>
+            </m:e>
+            <m:sub>
+              <m:r>
+                <m:t>11</m:t>
+              </m:r>
+            </m:sub>
+          </m:sSub>
+          <m:d>
+            <m:dPr>
+              <m:begChr m:val="("/>
+              <m:sepChr m:val=""/>
+              <m:endChr m:val=")"/>
+              <m:grow/>
+            </m:dPr>
+            <m:e>
+              <m:r>
+                <m:rPr>
+                  <m:sty m:val="p"/>
+                </m:rPr>
+                <m:t>l</m:t>
+              </m:r>
+              <m:r>
+                <m:rPr>
+                  <m:sty m:val="p"/>
+                </m:rPr>
+                <m:t>o</m:t>
+              </m:r>
+              <m:r>
+                <m:rPr>
+                  <m:sty m:val="p"/>
+                </m:rPr>
+                <m:t>g</m:t>
+              </m:r>
+              <m:sSub>
+                <m:e>
+                  <m:r>
+                    <m:t>P</m:t>
+                  </m:r>
+                </m:e>
+                <m:sub>
+                  <m:r>
+                    <m:t>i</m:t>
+                  </m:r>
+                  <m:r>
+                    <m:t>j</m:t>
+                  </m:r>
+                </m:sub>
+              </m:sSub>
+              <m:r>
+                <m:rPr>
+                  <m:sty m:val="p"/>
+                </m:rPr>
+                <m:t>×</m:t>
+              </m:r>
+              <m:sSub>
+                <m:e>
+                  <m:r>
+                    <m:rPr>
+                      <m:sty m:val="p"/>
+                    </m:rPr>
+                    <m:t>m</m:t>
+                  </m:r>
+                  <m:r>
+                    <m:rPr>
+                      <m:sty m:val="p"/>
+                    </m:rPr>
+                    <m:t>o</m:t>
+                  </m:r>
+                  <m:r>
+                    <m:rPr>
+                      <m:sty m:val="p"/>
+                    </m:rPr>
+                    <m:t>r</m:t>
+                  </m:r>
+                  <m:r>
+                    <m:rPr>
+                      <m:sty m:val="p"/>
+                    </m:rPr>
+                    <m:t>p</m:t>
+                  </m:r>
+                  <m:r>
+                    <m:rPr>
+                      <m:sty m:val="p"/>
+                    </m:rPr>
+                    <m:t>h</m:t>
+                  </m:r>
+                </m:e>
+                <m:sub>
+                  <m:r>
+                    <m:t>i</m:t>
+                  </m:r>
+                  <m:r>
+                    <m:t>j</m:t>
+                  </m:r>
+                </m:sub>
+              </m:sSub>
+              <m:r>
+                <m:rPr>
+                  <m:sty m:val="p"/>
+                </m:rPr>
+                <m:t>×</m:t>
+              </m:r>
+              <m:sSub>
+                <m:e>
+                  <m:r>
+                    <m:rPr>
+                      <m:sty m:val="p"/>
+                    </m:rPr>
+                    <m:t>d</m:t>
+                  </m:r>
+                  <m:r>
+                    <m:rPr>
+                      <m:sty m:val="p"/>
+                    </m:rPr>
+                    <m:t>i</m:t>
+                  </m:r>
+                  <m:r>
+                    <m:rPr>
+                      <m:sty m:val="p"/>
+                    </m:rPr>
+                    <m:t>e</m:t>
+                  </m:r>
+                  <m:r>
+                    <m:rPr>
+                      <m:sty m:val="p"/>
+                    </m:rPr>
+                    <m:t>t</m:t>
+                  </m:r>
+                </m:e>
+                <m:sub>
+                  <m:r>
+                    <m:t>i</m:t>
+                  </m:r>
+                  <m:r>
+                    <m:t>j</m:t>
+                  </m:r>
+                </m:sub>
+              </m:sSub>
+            </m:e>
+          </m:d>
+          <m:r>
+            <m:rPr>
+              <m:sty m:val="p"/>
+            </m:rPr>
+            <m:t>+</m:t>
+          </m:r>
+          <m:sSub>
+            <m:e>
+              <m:r>
+                <m:t>β</m:t>
+              </m:r>
+            </m:e>
+            <m:sub>
+              <m:r>
+                <m:t>12</m:t>
+              </m:r>
+            </m:sub>
+          </m:sSub>
+          <m:d>
+            <m:dPr>
+              <m:begChr m:val="("/>
+              <m:sepChr m:val=""/>
+              <m:endChr m:val=")"/>
+              <m:grow/>
+            </m:dPr>
+            <m:e>
+              <m:r>
+                <m:rPr>
+                  <m:sty m:val="p"/>
+                </m:rPr>
+                <m:t>l</m:t>
+              </m:r>
+              <m:r>
+                <m:rPr>
+                  <m:sty m:val="p"/>
+                </m:rPr>
+                <m:t>o</m:t>
+              </m:r>
+              <m:r>
+                <m:rPr>
+                  <m:sty m:val="p"/>
+                </m:rPr>
+                <m:t>g</m:t>
+              </m:r>
+              <m:sSub>
+                <m:e>
+                  <m:r>
+                    <m:t>P</m:t>
+                  </m:r>
+                </m:e>
+                <m:sub>
+                  <m:r>
+                    <m:t>i</m:t>
+                  </m:r>
+                  <m:r>
+                    <m:t>j</m:t>
+                  </m:r>
+                </m:sub>
+              </m:sSub>
+              <m:r>
+                <m:rPr>
+                  <m:sty m:val="p"/>
+                </m:rPr>
+                <m:t>×</m:t>
+              </m:r>
+              <m:sSub>
+                <m:e>
+                  <m:r>
+                    <m:rPr>
+                      <m:sty m:val="p"/>
+                    </m:rPr>
+                    <m:t>m</m:t>
+                  </m:r>
+                  <m:r>
+                    <m:rPr>
+                      <m:sty m:val="p"/>
+                    </m:rPr>
+                    <m:t>o</m:t>
+                  </m:r>
+                  <m:r>
+                    <m:rPr>
+                      <m:sty m:val="p"/>
+                    </m:rPr>
+                    <m:t>r</m:t>
+                  </m:r>
+                  <m:r>
+                    <m:rPr>
+                      <m:sty m:val="p"/>
+                    </m:rPr>
+                    <m:t>p</m:t>
+                  </m:r>
+                  <m:r>
+                    <m:rPr>
+                      <m:sty m:val="p"/>
+                    </m:rPr>
+                    <m:t>h</m:t>
+                  </m:r>
+                </m:e>
+                <m:sub>
+                  <m:r>
+                    <m:t>i</m:t>
+                  </m:r>
+                  <m:r>
+                    <m:t>j</m:t>
+                  </m:r>
+                </m:sub>
+              </m:sSub>
+              <m:r>
+                <m:rPr>
+                  <m:sty m:val="p"/>
+                </m:rPr>
+                <m:t>×</m:t>
+              </m:r>
+              <m:sSub>
+                <m:e>
+                  <m:r>
+                    <m:rPr>
+                      <m:sty m:val="p"/>
+                    </m:rPr>
+                    <m:t>d</m:t>
+                  </m:r>
+                  <m:r>
+                    <m:rPr>
+                      <m:sty m:val="p"/>
+                    </m:rPr>
+                    <m:t>e</m:t>
+                  </m:r>
+                  <m:r>
+                    <m:rPr>
+                      <m:sty m:val="p"/>
+                    </m:rPr>
+                    <m:t>n</m:t>
+                  </m:r>
+                  <m:r>
+                    <m:rPr>
+                      <m:sty m:val="p"/>
+                    </m:rPr>
+                    <m:t>s</m:t>
+                  </m:r>
+                  <m:r>
+                    <m:rPr>
+                      <m:sty m:val="p"/>
+                    </m:rPr>
+                    <m:t>i</m:t>
+                  </m:r>
+                  <m:r>
+                    <m:rPr>
+                      <m:sty m:val="p"/>
+                    </m:rPr>
+                    <m:t>t</m:t>
+                  </m:r>
+                  <m:r>
+                    <m:rPr>
+                      <m:sty m:val="p"/>
+                    </m:rPr>
+                    <m:t>y</m:t>
+                  </m:r>
+                </m:e>
+                <m:sub>
+                  <m:r>
+                    <m:t>i</m:t>
+                  </m:r>
+                  <m:r>
+                    <m:t>j</m:t>
+                  </m:r>
+                </m:sub>
+              </m:sSub>
+            </m:e>
+          </m:d>
+          <m:r>
+            <m:rPr>
+              <m:sty m:val="p"/>
+            </m:rPr>
+            <m:t>+</m:t>
+          </m:r>
+          <m:sSub>
+            <m:e>
+              <m:r>
+                <m:t>β</m:t>
+              </m:r>
+            </m:e>
+            <m:sub>
+              <m:r>
+                <m:t>13</m:t>
+              </m:r>
+            </m:sub>
+          </m:sSub>
+          <m:d>
+            <m:dPr>
+              <m:begChr m:val="("/>
+              <m:sepChr m:val=""/>
+              <m:endChr m:val=")"/>
+              <m:grow/>
+            </m:dPr>
+            <m:e>
+              <m:r>
+                <m:rPr>
+                  <m:sty m:val="p"/>
+                </m:rPr>
+                <m:t>l</m:t>
+              </m:r>
+              <m:r>
+                <m:rPr>
+                  <m:sty m:val="p"/>
+                </m:rPr>
+                <m:t>o</m:t>
+              </m:r>
+              <m:r>
+                <m:rPr>
+                  <m:sty m:val="p"/>
+                </m:rPr>
+                <m:t>g</m:t>
+              </m:r>
+              <m:sSub>
+                <m:e>
+                  <m:r>
+                    <m:t>P</m:t>
+                  </m:r>
+                </m:e>
+                <m:sub>
+                  <m:r>
+                    <m:t>i</m:t>
+                  </m:r>
+                  <m:r>
+                    <m:t>j</m:t>
+                  </m:r>
+                </m:sub>
+              </m:sSub>
+              <m:r>
+                <m:rPr>
+                  <m:sty m:val="p"/>
+                </m:rPr>
+                <m:t>×</m:t>
+              </m:r>
+              <m:sSub>
+                <m:e>
+                  <m:r>
+                    <m:rPr>
+                      <m:sty m:val="p"/>
+                    </m:rPr>
+                    <m:t>d</m:t>
+                  </m:r>
+                  <m:r>
+                    <m:rPr>
+                      <m:sty m:val="p"/>
+                    </m:rPr>
+                    <m:t>i</m:t>
+                  </m:r>
+                  <m:r>
+                    <m:rPr>
+                      <m:sty m:val="p"/>
+                    </m:rPr>
+                    <m:t>e</m:t>
+                  </m:r>
+                  <m:r>
+                    <m:rPr>
+                      <m:sty m:val="p"/>
+                    </m:rPr>
+                    <m:t>t</m:t>
+                  </m:r>
+                </m:e>
+                <m:sub>
+                  <m:r>
+                    <m:t>i</m:t>
+                  </m:r>
+                  <m:r>
+                    <m:t>j</m:t>
+                  </m:r>
+                </m:sub>
+              </m:sSub>
+              <m:r>
+                <m:rPr>
+                  <m:sty m:val="p"/>
+                </m:rPr>
+                <m:t>×</m:t>
+              </m:r>
+              <m:sSub>
+                <m:e>
+                  <m:r>
+                    <m:rPr>
+                      <m:sty m:val="p"/>
+                    </m:rPr>
+                    <m:t>d</m:t>
+                  </m:r>
+                  <m:r>
+                    <m:rPr>
+                      <m:sty m:val="p"/>
+                    </m:rPr>
+                    <m:t>e</m:t>
+                  </m:r>
+                  <m:r>
+                    <m:rPr>
+                      <m:sty m:val="p"/>
+                    </m:rPr>
+                    <m:t>n</m:t>
+                  </m:r>
+                  <m:r>
+                    <m:rPr>
+                      <m:sty m:val="p"/>
+                    </m:rPr>
+                    <m:t>s</m:t>
+                  </m:r>
+                  <m:r>
+                    <m:rPr>
+                      <m:sty m:val="p"/>
+                    </m:rPr>
+                    <m:t>i</m:t>
+                  </m:r>
+                  <m:r>
+                    <m:rPr>
+                      <m:sty m:val="p"/>
+                    </m:rPr>
+                    <m:t>t</m:t>
+                  </m:r>
+                  <m:r>
+                    <m:rPr>
+                      <m:sty m:val="p"/>
+                    </m:rPr>
+                    <m:t>y</m:t>
+                  </m:r>
+                </m:e>
+                <m:sub>
+                  <m:r>
+                    <m:t>i</m:t>
+                  </m:r>
+                  <m:r>
+                    <m:t>j</m:t>
+                  </m:r>
+                </m:sub>
+              </m:sSub>
+            </m:e>
+          </m:d>
+          <m:r>
+            <m:rPr>
+              <m:sty m:val="p"/>
+            </m:rPr>
+            <m:t>+</m:t>
+          </m:r>
+          <m:sSub>
+            <m:e>
+              <m:r>
+                <m:t>β</m:t>
+              </m:r>
+            </m:e>
+            <m:sub>
+              <m:r>
+                <m:t>14</m:t>
+              </m:r>
+            </m:sub>
+          </m:sSub>
+          <m:d>
+            <m:dPr>
+              <m:begChr m:val="("/>
+              <m:sepChr m:val=""/>
+              <m:endChr m:val=")"/>
+              <m:grow/>
+            </m:dPr>
+            <m:e>
+              <m:sSub>
+                <m:e>
+                  <m:r>
+                    <m:rPr>
+                      <m:sty m:val="p"/>
+                    </m:rPr>
+                    <m:t>m</m:t>
+                  </m:r>
+                  <m:r>
+                    <m:rPr>
+                      <m:sty m:val="p"/>
+                    </m:rPr>
+                    <m:t>o</m:t>
+                  </m:r>
+                  <m:r>
+                    <m:rPr>
+                      <m:sty m:val="p"/>
+                    </m:rPr>
+                    <m:t>r</m:t>
+                  </m:r>
+                  <m:r>
+                    <m:rPr>
+                      <m:sty m:val="p"/>
+                    </m:rPr>
+                    <m:t>p</m:t>
+                  </m:r>
+                  <m:r>
+                    <m:rPr>
+                      <m:sty m:val="p"/>
+                    </m:rPr>
+                    <m:t>h</m:t>
+                  </m:r>
+                </m:e>
+                <m:sub>
+                  <m:r>
+                    <m:t>i</m:t>
+                  </m:r>
+                  <m:r>
+                    <m:t>j</m:t>
+                  </m:r>
+                </m:sub>
+              </m:sSub>
+              <m:r>
+                <m:rPr>
+                  <m:sty m:val="p"/>
+                </m:rPr>
+                <m:t>×</m:t>
+              </m:r>
+              <m:sSub>
+                <m:e>
+                  <m:r>
+                    <m:rPr>
+                      <m:sty m:val="p"/>
+                    </m:rPr>
+                    <m:t>d</m:t>
+                  </m:r>
+                  <m:r>
+                    <m:rPr>
+                      <m:sty m:val="p"/>
+                    </m:rPr>
+                    <m:t>i</m:t>
+                  </m:r>
+                  <m:r>
+                    <m:rPr>
+                      <m:sty m:val="p"/>
+                    </m:rPr>
+                    <m:t>e</m:t>
+                  </m:r>
+                  <m:r>
+                    <m:rPr>
+                      <m:sty m:val="p"/>
+                    </m:rPr>
+                    <m:t>t</m:t>
+                  </m:r>
+                </m:e>
+                <m:sub>
+                  <m:r>
+                    <m:t>i</m:t>
+                  </m:r>
+                  <m:r>
+                    <m:t>j</m:t>
+                  </m:r>
+                </m:sub>
+              </m:sSub>
+              <m:r>
+                <m:rPr>
+                  <m:sty m:val="p"/>
+                </m:rPr>
+                <m:t>×</m:t>
+              </m:r>
+              <m:sSub>
+                <m:e>
+                  <m:r>
+                    <m:rPr>
+                      <m:sty m:val="p"/>
+                    </m:rPr>
+                    <m:t>d</m:t>
+                  </m:r>
+                  <m:r>
+                    <m:rPr>
+                      <m:sty m:val="p"/>
+                    </m:rPr>
+                    <m:t>e</m:t>
+                  </m:r>
+                  <m:r>
+                    <m:rPr>
+                      <m:sty m:val="p"/>
+                    </m:rPr>
+                    <m:t>n</m:t>
+                  </m:r>
+                  <m:r>
+                    <m:rPr>
+                      <m:sty m:val="p"/>
+                    </m:rPr>
+                    <m:t>s</m:t>
+                  </m:r>
+                  <m:r>
+                    <m:rPr>
+                      <m:sty m:val="p"/>
+                    </m:rPr>
+                    <m:t>i</m:t>
+                  </m:r>
+                  <m:r>
+                    <m:rPr>
+                      <m:sty m:val="p"/>
+                    </m:rPr>
+                    <m:t>t</m:t>
+                  </m:r>
+                  <m:r>
+                    <m:rPr>
+                      <m:sty m:val="p"/>
+                    </m:rPr>
+                    <m:t>y</m:t>
+                  </m:r>
+                </m:e>
+                <m:sub>
+                  <m:r>
+                    <m:t>i</m:t>
+                  </m:r>
+                  <m:r>
+                    <m:t>j</m:t>
+                  </m:r>
+                </m:sub>
+              </m:sSub>
+            </m:e>
+          </m:d>
+          <m:r>
+            <m:rPr>
+              <m:sty m:val="p"/>
+            </m:rPr>
+            <m:t>+</m:t>
+          </m:r>
+          <m:sSub>
+            <m:e>
+              <m:r>
+                <m:t>β</m:t>
+              </m:r>
+            </m:e>
+            <m:sub>
+              <m:r>
+                <m:t>15</m:t>
+              </m:r>
+            </m:sub>
+          </m:sSub>
+          <m:d>
+            <m:dPr>
+              <m:begChr m:val="("/>
+              <m:sepChr m:val=""/>
+              <m:endChr m:val=")"/>
+              <m:grow/>
+            </m:dPr>
+            <m:e>
+              <m:r>
+                <m:rPr>
+                  <m:sty m:val="p"/>
+                </m:rPr>
+                <m:t>l</m:t>
+              </m:r>
+              <m:r>
+                <m:rPr>
+                  <m:sty m:val="p"/>
+                </m:rPr>
+                <m:t>o</m:t>
+              </m:r>
+              <m:r>
+                <m:rPr>
+                  <m:sty m:val="p"/>
+                </m:rPr>
+                <m:t>g</m:t>
+              </m:r>
+              <m:sSub>
+                <m:e>
+                  <m:r>
+                    <m:t>P</m:t>
+                  </m:r>
+                </m:e>
+                <m:sub>
+                  <m:r>
+                    <m:t>i</m:t>
+                  </m:r>
+                  <m:r>
+                    <m:t>j</m:t>
+                  </m:r>
+                </m:sub>
+              </m:sSub>
+              <m:r>
+                <m:rPr>
+                  <m:sty m:val="p"/>
+                </m:rPr>
+                <m:t>×</m:t>
+              </m:r>
+              <m:sSub>
+                <m:e>
+                  <m:r>
+                    <m:rPr>
+                      <m:sty m:val="p"/>
+                    </m:rPr>
+                    <m:t>m</m:t>
+                  </m:r>
+                  <m:r>
+                    <m:rPr>
+                      <m:sty m:val="p"/>
+                    </m:rPr>
+                    <m:t>o</m:t>
+                  </m:r>
+                  <m:r>
+                    <m:rPr>
+                      <m:sty m:val="p"/>
+                    </m:rPr>
+                    <m:t>r</m:t>
+                  </m:r>
+                  <m:r>
+                    <m:rPr>
+                      <m:sty m:val="p"/>
+                    </m:rPr>
+                    <m:t>p</m:t>
+                  </m:r>
+                  <m:r>
+                    <m:rPr>
+                      <m:sty m:val="p"/>
+                    </m:rPr>
+                    <m:t>h</m:t>
+                  </m:r>
+                </m:e>
+                <m:sub>
+                  <m:r>
+                    <m:t>i</m:t>
+                  </m:r>
+                  <m:r>
+                    <m:t>j</m:t>
+                  </m:r>
+                </m:sub>
+              </m:sSub>
+              <m:r>
+                <m:rPr>
+                  <m:sty m:val="p"/>
+                </m:rPr>
+                <m:t>×</m:t>
+              </m:r>
+              <m:sSub>
+                <m:e>
+                  <m:r>
+                    <m:rPr>
+                      <m:sty m:val="p"/>
+                    </m:rPr>
+                    <m:t>d</m:t>
+                  </m:r>
+                  <m:r>
+                    <m:rPr>
+                      <m:sty m:val="p"/>
+                    </m:rPr>
+                    <m:t>i</m:t>
+                  </m:r>
+                  <m:r>
+                    <m:rPr>
+                      <m:sty m:val="p"/>
+                    </m:rPr>
+                    <m:t>e</m:t>
+                  </m:r>
+                  <m:r>
+                    <m:rPr>
+                      <m:sty m:val="p"/>
+                    </m:rPr>
+                    <m:t>t</m:t>
+                  </m:r>
+                </m:e>
+                <m:sub>
+                  <m:r>
+                    <m:t>i</m:t>
+                  </m:r>
+                  <m:r>
+                    <m:t>j</m:t>
+                  </m:r>
+                </m:sub>
+              </m:sSub>
+              <m:r>
+                <m:rPr>
+                  <m:sty m:val="p"/>
+                </m:rPr>
+                <m:t>×</m:t>
+              </m:r>
+              <m:sSub>
+                <m:e>
+                  <m:r>
+                    <m:rPr>
+                      <m:sty m:val="p"/>
+                    </m:rPr>
+                    <m:t>d</m:t>
+                  </m:r>
+                  <m:r>
+                    <m:rPr>
+                      <m:sty m:val="p"/>
+                    </m:rPr>
+                    <m:t>e</m:t>
+                  </m:r>
+                  <m:r>
+                    <m:rPr>
+                      <m:sty m:val="p"/>
+                    </m:rPr>
+                    <m:t>n</m:t>
+                  </m:r>
+                  <m:r>
+                    <m:rPr>
+                      <m:sty m:val="p"/>
+                    </m:rPr>
+                    <m:t>s</m:t>
+                  </m:r>
+                  <m:r>
+                    <m:rPr>
+                      <m:sty m:val="p"/>
+                    </m:rPr>
+                    <m:t>i</m:t>
+                  </m:r>
+                  <m:r>
+                    <m:rPr>
+                      <m:sty m:val="p"/>
+                    </m:rPr>
+                    <m:t>t</m:t>
+                  </m:r>
+                  <m:r>
+                    <m:rPr>
+                      <m:sty m:val="p"/>
+                    </m:rPr>
+                    <m:t>y</m:t>
+                  </m:r>
+                </m:e>
+                <m:sub>
+                  <m:r>
+                    <m:t>i</m:t>
+                  </m:r>
+                  <m:r>
+                    <m:t>j</m:t>
+                  </m:r>
+                </m:sub>
+              </m:sSub>
+            </m:e>
+          </m:d>
+          <m:r>
+            <m:rPr>
+              <m:sty m:val="p"/>
+            </m:rPr>
+            <m:t>+</m:t>
+          </m:r>
+          <m:sSub>
+            <m:e>
+              <m:r>
+                <m:t>b</m:t>
+              </m:r>
+            </m:e>
+            <m:sub>
+              <m:r>
+                <m:t>0</m:t>
+              </m:r>
+              <m:r>
+                <m:t>j</m:t>
+              </m:r>
+            </m:sub>
+          </m:sSub>
+          <m:r>
+            <m:rPr>
+              <m:sty m:val="p"/>
+            </m:rPr>
+            <m:t>+</m:t>
+          </m:r>
+          <m:sSub>
+            <m:e>
+              <m:r>
+                <m:t>b</m:t>
+              </m:r>
+            </m:e>
+            <m:sub>
+              <m:r>
+                <m:t>1</m:t>
+              </m:r>
+              <m:r>
+                <m:t>j</m:t>
+              </m:r>
+            </m:sub>
+          </m:sSub>
+          <m:r>
+            <m:rPr>
+              <m:sty m:val="p"/>
+            </m:rPr>
+            <m:t>l</m:t>
+          </m:r>
+          <m:r>
+            <m:rPr>
+              <m:sty m:val="p"/>
+            </m:rPr>
+            <m:t>o</m:t>
+          </m:r>
+          <m:r>
+            <m:rPr>
+              <m:sty m:val="p"/>
+            </m:rPr>
+            <m:t>g</m:t>
+          </m:r>
+          <m:sSub>
+            <m:e>
+              <m:r>
+                <m:t>P</m:t>
+              </m:r>
+            </m:e>
+            <m:sub>
+              <m:r>
+                <m:t>i</m:t>
+              </m:r>
+              <m:r>
+                <m:t>j</m:t>
+              </m:r>
+            </m:sub>
+          </m:sSub>
         </m:oMath>
       </m:oMathPara>
     </w:p>
     <w:p>
-      <w:pPr>
-        <w:pStyle w:val="FirstParagraph"/>
-      </w:pPr>
+      <w:r>
+        <w:br w:type="page"/>
+      </w:r>
     </w:p>
     <w:p>
       <w:pPr>
-        <w:pStyle w:val="BodyText"/>
+        <w:pStyle w:val="FirstParagraph"/>
       </w:pPr>
       <w:r>
         <w:rPr>
@@ -14761,8 +20327,8 @@
         </w:tc>
       </w:tr>
     </w:tbl>
-    <w:bookmarkEnd w:id="22"/>
     <w:bookmarkEnd w:id="23"/>
+    <w:bookmarkEnd w:id="24"/>
     <w:sectPr>
       <w:headerReference r:id="rId10" w:type="even"/>
       <w:headerReference r:id="rId9" w:type="default"/>
